--- a/DEMO.docx
+++ b/DEMO.docx
@@ -54,12 +54,27 @@
       </w:r>
     </w:p>
     <w:p>
-      <w:r>
-        <w:t>1. Eerst bootstrap (manueel, minimaal)</w:t>
-      </w:r>
-      <w:r>
-        <w:br/>
-        <w:t xml:space="preserve">2. Dan alles via </w:t>
+      <w:pPr>
+        <w:pStyle w:val="Lijstalinea"/>
+        <w:numPr>
+          <w:ilvl w:val="0"/>
+          <w:numId w:val="1"/>
+        </w:numPr>
+      </w:pPr>
+      <w:r>
+        <w:t>Eerst bootstrap (manueel, minimaal)</w:t>
+      </w:r>
+    </w:p>
+    <w:p>
+      <w:pPr>
+        <w:pStyle w:val="Lijstalinea"/>
+        <w:numPr>
+          <w:ilvl w:val="0"/>
+          <w:numId w:val="1"/>
+        </w:numPr>
+      </w:pPr>
+      <w:r>
+        <w:t xml:space="preserve">Dan alles via </w:t>
       </w:r>
       <w:proofErr w:type="spellStart"/>
       <w:r>
@@ -69,6 +84,65 @@
       <w:r>
         <w:t xml:space="preserve"> tonen</w:t>
       </w:r>
+    </w:p>
+    <w:p>
+      <w:pPr>
+        <w:pStyle w:val="Lijstalinea"/>
+        <w:numPr>
+          <w:ilvl w:val="0"/>
+          <w:numId w:val="1"/>
+        </w:numPr>
+      </w:pPr>
+      <w:r>
+        <w:t>Kabels</w:t>
+      </w:r>
+    </w:p>
+    <w:p>
+      <w:pPr>
+        <w:pStyle w:val="Lijstalinea"/>
+      </w:pPr>
+    </w:p>
+    <w:p>
+      <w:pPr>
+        <w:pStyle w:val="Lijstalinea"/>
+      </w:pPr>
+      <w:r>
+        <w:t>Console</w:t>
+      </w:r>
+    </w:p>
+    <w:p>
+      <w:pPr>
+        <w:pStyle w:val="Lijstalinea"/>
+      </w:pPr>
+      <w:r>
+        <w:t>Laptop – router g0/0/0</w:t>
+      </w:r>
+    </w:p>
+    <w:p>
+      <w:pPr>
+        <w:pStyle w:val="Lijstalinea"/>
+      </w:pPr>
+      <w:r>
+        <w:t xml:space="preserve">Router g0/0/1 – patchpanel naar switch </w:t>
+      </w:r>
+    </w:p>
+    <w:p>
+      <w:pPr>
+        <w:pStyle w:val="Lijstalinea"/>
+      </w:pPr>
+      <w:r>
+        <w:t>In serverrack van patchpanel naar SW8 linkse kast</w:t>
+      </w:r>
+    </w:p>
+    <w:p>
+      <w:pPr>
+        <w:pStyle w:val="Lijstalinea"/>
+      </w:pPr>
+    </w:p>
+    <w:p>
+      <w:pPr>
+        <w:pStyle w:val="Lijstalinea"/>
+      </w:pPr>
       <w:r>
         <w:br/>
       </w:r>
@@ -325,6 +399,7 @@
         <w:br/>
       </w:r>
       <w:r>
+        <w:lastRenderedPageBreak/>
         <w:br/>
         <w:t xml:space="preserve">line </w:t>
       </w:r>
@@ -375,7 +450,6 @@
     </w:p>
     <w:p>
       <w:r>
-        <w:lastRenderedPageBreak/>
         <w:pict w14:anchorId="58244DE4">
           <v:rect id="_x0000_i1027" style="width:0;height:1.5pt" o:hralign="center" o:hrstd="t" o:hr="t" fillcolor="#a0a0a0" stroked="f"/>
         </w:pict>
@@ -656,6 +730,7 @@
           <w:b/>
           <w:bCs/>
         </w:rPr>
+        <w:lastRenderedPageBreak/>
         <w:t>FASE 4 — Switch bootstrap (via console)</w:t>
       </w:r>
     </w:p>
@@ -707,9 +782,6 @@
       </w:r>
       <w:r>
         <w:br/>
-      </w:r>
-      <w:r>
-        <w:lastRenderedPageBreak/>
         <w:t xml:space="preserve"> </w:t>
       </w:r>
       <w:proofErr w:type="spellStart"/>
@@ -1020,6 +1092,7 @@
     </w:p>
     <w:p>
       <w:r>
+        <w:lastRenderedPageBreak/>
         <w:t>Check:</w:t>
       </w:r>
     </w:p>
@@ -1065,7 +1138,6 @@
           <w:b/>
           <w:bCs/>
         </w:rPr>
-        <w:lastRenderedPageBreak/>
         <w:t>FASE 6 — Switch testen</w:t>
       </w:r>
     </w:p>
@@ -1362,6 +1434,7 @@
     </w:p>
     <w:p>
       <w:r>
+        <w:lastRenderedPageBreak/>
         <w:t xml:space="preserve">"Ik gebruik GitHub als single source of </w:t>
       </w:r>
       <w:proofErr w:type="spellStart"/>
@@ -1464,53 +1537,311 @@
         <w:rPr>
           <w:rFonts w:ascii="Segoe UI Symbol" w:hAnsi="Segoe UI Symbol" w:cs="Segoe UI Symbol"/>
         </w:rPr>
+        <w:t>✔</w:t>
+      </w:r>
+      <w:r>
+        <w:t xml:space="preserve"> Je demo werkt 100%</w:t>
+      </w:r>
+      <w:r>
+        <w:br/>
+      </w:r>
+      <w:r>
+        <w:rPr>
+          <w:rFonts w:ascii="Segoe UI Symbol" w:hAnsi="Segoe UI Symbol" w:cs="Segoe UI Symbol"/>
+        </w:rPr>
+        <w:t>✔</w:t>
+      </w:r>
+      <w:r>
+        <w:t xml:space="preserve"> Je voldoet aan alle vereisten</w:t>
+      </w:r>
+      <w:r>
+        <w:br/>
+      </w:r>
+      <w:r>
+        <w:rPr>
+          <w:rFonts w:ascii="Segoe UI Symbol" w:hAnsi="Segoe UI Symbol" w:cs="Segoe UI Symbol"/>
+        </w:rPr>
+        <w:t>✔</w:t>
+      </w:r>
+      <w:r>
+        <w:t xml:space="preserve"> Je hebt extra structuur (aparte device files)</w:t>
+      </w:r>
+      <w:r>
+        <w:br/>
+      </w:r>
+      <w:r>
+        <w:rPr>
+          <w:rFonts w:ascii="Segoe UI Symbol" w:hAnsi="Segoe UI Symbol" w:cs="Segoe UI Symbol"/>
+        </w:rPr>
+        <w:t>✔</w:t>
+      </w:r>
+      <w:r>
+        <w:t xml:space="preserve"> Je hebt </w:t>
+      </w:r>
+      <w:proofErr w:type="spellStart"/>
+      <w:r>
+        <w:t>logging</w:t>
+      </w:r>
+      <w:proofErr w:type="spellEnd"/>
+    </w:p>
+    <w:p>
+      <w:pPr>
+        <w:rPr>
+          <w:b/>
+          <w:bCs/>
+        </w:rPr>
+      </w:pPr>
+      <w:r>
+        <w:rPr>
+          <w:b/>
+          <w:bCs/>
+        </w:rPr>
+        <w:t>LOGS TONEN</w:t>
+      </w:r>
+    </w:p>
+    <w:p>
+      <w:r>
+        <w:t>Voor je demo kan je de log ook leegmaken vóór je begint:</w:t>
+      </w:r>
+    </w:p>
+    <w:p>
+      <w:proofErr w:type="spellStart"/>
+      <w:r>
+        <w:t>Clear</w:t>
+      </w:r>
+      <w:proofErr w:type="spellEnd"/>
+      <w:r>
+        <w:t>-Content deployment.log</w:t>
+      </w:r>
+    </w:p>
+    <w:p>
+      <w:r>
+        <w:t>Dan run je opnieuw:</w:t>
+      </w:r>
+    </w:p>
+    <w:p>
+      <w:r>
+        <w:t xml:space="preserve">python deploy_netconf.py </w:t>
+      </w:r>
+      <w:proofErr w:type="spellStart"/>
+      <w:r>
+        <w:t>devices_router.json</w:t>
+      </w:r>
+      <w:proofErr w:type="spellEnd"/>
+      <w:r>
+        <w:br/>
+        <w:t xml:space="preserve">python deploy_netconf.py </w:t>
+      </w:r>
+      <w:proofErr w:type="spellStart"/>
+      <w:r>
+        <w:t>devices_switch.json</w:t>
+      </w:r>
+      <w:proofErr w:type="spellEnd"/>
+    </w:p>
+    <w:p/>
+    <w:p>
+      <w:r>
+        <w:t>Dan:</w:t>
+      </w:r>
+    </w:p>
+    <w:p>
+      <w:r>
+        <w:t>Get-Content deployment.log</w:t>
+      </w:r>
+    </w:p>
+    <w:p>
+      <w:r>
+        <w:t>Of</w:t>
+      </w:r>
+    </w:p>
+    <w:p>
+      <w:r>
+        <w:t>Get-Content deployment.log | Select-String "R01"</w:t>
+      </w:r>
+    </w:p>
+    <w:p>
+      <w:r>
+        <w:t>Get-Content deployment.log | Select-String "</w:t>
+      </w:r>
+      <w:r>
+        <w:t>SW01</w:t>
+      </w:r>
+      <w:r>
+        <w:t>"</w:t>
+      </w:r>
+    </w:p>
+    <w:p>
+      <w:r>
+        <w:t>Get-Content deployment.log | Select-String "COMMIT SUCCESS"</w:t>
+      </w:r>
+    </w:p>
+    <w:p/>
+    <w:p>
+      <w:pPr>
+        <w:rPr>
+          <w:b/>
+          <w:bCs/>
+        </w:rPr>
+      </w:pPr>
+      <w:r>
+        <w:rPr>
+          <w:b/>
+          <w:bCs/>
+        </w:rPr>
+        <w:t>UITLEG</w:t>
+      </w:r>
+    </w:p>
+    <w:p>
+      <w:r>
+        <w:t>Natuurlijk. Dit is je volledige uitleg, stap voor stap.</w:t>
+      </w:r>
+    </w:p>
+    <w:p>
+      <w:pPr>
+        <w:rPr>
+          <w:b/>
+          <w:bCs/>
+        </w:rPr>
+      </w:pPr>
+      <w:r>
+        <w:rPr>
+          <w:b/>
+          <w:bCs/>
+        </w:rPr>
+        <w:t>1. Wat je project doet</w:t>
+      </w:r>
+    </w:p>
+    <w:p>
+      <w:r>
+        <w:t>Jouw flow is:</w:t>
+      </w:r>
+    </w:p>
+    <w:p>
+      <w:r>
+        <w:t xml:space="preserve">GitHub → Python → NETCONF → </w:t>
+      </w:r>
+      <w:proofErr w:type="spellStart"/>
+      <w:r>
+        <w:t>candidate</w:t>
+      </w:r>
+      <w:proofErr w:type="spellEnd"/>
+      <w:r>
+        <w:t xml:space="preserve"> datastore → </w:t>
+      </w:r>
+      <w:proofErr w:type="spellStart"/>
+      <w:r>
+        <w:t>commit</w:t>
+      </w:r>
+      <w:proofErr w:type="spellEnd"/>
+      <w:r>
+        <w:t xml:space="preserve"> → running-</w:t>
+      </w:r>
+      <w:proofErr w:type="spellStart"/>
+      <w:r>
+        <w:t>config</w:t>
+      </w:r>
+      <w:proofErr w:type="spellEnd"/>
+    </w:p>
+    <w:p>
+      <w:r>
         <w:lastRenderedPageBreak/>
-        <w:t>✔</w:t>
-      </w:r>
-      <w:r>
-        <w:t xml:space="preserve"> Je demo werkt 100%</w:t>
-      </w:r>
-      <w:r>
-        <w:br/>
-      </w:r>
-      <w:r>
-        <w:rPr>
-          <w:rFonts w:ascii="Segoe UI Symbol" w:hAnsi="Segoe UI Symbol" w:cs="Segoe UI Symbol"/>
-        </w:rPr>
-        <w:t>✔</w:t>
-      </w:r>
-      <w:r>
-        <w:t xml:space="preserve"> Je voldoet aan alle vereisten</w:t>
-      </w:r>
-      <w:r>
-        <w:br/>
-      </w:r>
-      <w:r>
-        <w:rPr>
-          <w:rFonts w:ascii="Segoe UI Symbol" w:hAnsi="Segoe UI Symbol" w:cs="Segoe UI Symbol"/>
-        </w:rPr>
-        <w:t>✔</w:t>
-      </w:r>
-      <w:r>
-        <w:t xml:space="preserve"> Je hebt extra structuur (aparte device files)</w:t>
-      </w:r>
-      <w:r>
-        <w:br/>
-      </w:r>
-      <w:r>
-        <w:rPr>
-          <w:rFonts w:ascii="Segoe UI Symbol" w:hAnsi="Segoe UI Symbol" w:cs="Segoe UI Symbol"/>
-        </w:rPr>
-        <w:t>✔</w:t>
-      </w:r>
-      <w:r>
-        <w:t xml:space="preserve"> Je hebt </w:t>
-      </w:r>
-      <w:proofErr w:type="spellStart"/>
-      <w:r>
-        <w:t>logging</w:t>
-      </w:r>
-      <w:proofErr w:type="spellEnd"/>
+        <w:t>Betekenis:</w:t>
+      </w:r>
+    </w:p>
+    <w:p>
+      <w:r>
+        <w:t xml:space="preserve">GitHub = single source of </w:t>
+      </w:r>
+      <w:proofErr w:type="spellStart"/>
+      <w:r>
+        <w:t>truth</w:t>
+      </w:r>
+      <w:proofErr w:type="spellEnd"/>
+      <w:r>
+        <w:br/>
+        <w:t xml:space="preserve">Python = </w:t>
+      </w:r>
+      <w:proofErr w:type="spellStart"/>
+      <w:r>
+        <w:t>automation</w:t>
+      </w:r>
+      <w:proofErr w:type="spellEnd"/>
+      <w:r>
+        <w:t xml:space="preserve"> script</w:t>
+      </w:r>
+      <w:r>
+        <w:br/>
+        <w:t xml:space="preserve">NETCONF = protocol om </w:t>
+      </w:r>
+      <w:proofErr w:type="spellStart"/>
+      <w:r>
+        <w:t>netwerkdevices</w:t>
+      </w:r>
+      <w:proofErr w:type="spellEnd"/>
+      <w:r>
+        <w:t xml:space="preserve"> te configureren</w:t>
+      </w:r>
+      <w:r>
+        <w:br/>
+        <w:t xml:space="preserve">YANG/XML = gestructureerde </w:t>
+      </w:r>
+      <w:proofErr w:type="spellStart"/>
+      <w:r>
+        <w:t>config</w:t>
+      </w:r>
+      <w:proofErr w:type="spellEnd"/>
+      <w:r>
+        <w:br/>
+      </w:r>
+      <w:proofErr w:type="spellStart"/>
+      <w:r>
+        <w:t>candidate</w:t>
+      </w:r>
+      <w:proofErr w:type="spellEnd"/>
+      <w:r>
+        <w:t xml:space="preserve"> = tijdelijke </w:t>
+      </w:r>
+      <w:proofErr w:type="spellStart"/>
+      <w:r>
+        <w:t>configlaag</w:t>
+      </w:r>
+      <w:proofErr w:type="spellEnd"/>
+      <w:r>
+        <w:br/>
+      </w:r>
+      <w:proofErr w:type="spellStart"/>
+      <w:r>
+        <w:t>commit</w:t>
+      </w:r>
+      <w:proofErr w:type="spellEnd"/>
+      <w:r>
+        <w:t xml:space="preserve"> = activeert </w:t>
+      </w:r>
+      <w:proofErr w:type="spellStart"/>
+      <w:r>
+        <w:t>config</w:t>
+      </w:r>
+      <w:proofErr w:type="spellEnd"/>
+      <w:r>
+        <w:br/>
+        <w:t>running-</w:t>
+      </w:r>
+      <w:proofErr w:type="spellStart"/>
+      <w:r>
+        <w:t>config</w:t>
+      </w:r>
+      <w:proofErr w:type="spellEnd"/>
+      <w:r>
+        <w:t xml:space="preserve"> = actieve </w:t>
+      </w:r>
+      <w:proofErr w:type="spellStart"/>
+      <w:r>
+        <w:t>config</w:t>
+      </w:r>
+      <w:proofErr w:type="spellEnd"/>
+      <w:r>
+        <w:t xml:space="preserve"> op router/switch</w:t>
+      </w:r>
     </w:p>
     <w:p>
       <w:pPr>
@@ -1524,12 +1855,1406 @@
           <w:b/>
           <w:bCs/>
         </w:rPr>
-        <w:t>LOGS TONEN</w:t>
-      </w:r>
-    </w:p>
-    <w:p>
-      <w:r>
-        <w:t>Voor je demo kan je de log ook leegmaken vóór je begint:</w:t>
+        <w:t>2. Waarom bootstrap nodig is</w:t>
+      </w:r>
+    </w:p>
+    <w:p>
+      <w:r>
+        <w:t>Een geresette router/switch heeft nog geen:</w:t>
+      </w:r>
+    </w:p>
+    <w:p>
+      <w:r>
+        <w:t>IP-adres</w:t>
+      </w:r>
+      <w:r>
+        <w:br/>
+        <w:t>username/password</w:t>
+      </w:r>
+      <w:r>
+        <w:br/>
+        <w:t>SSH</w:t>
+      </w:r>
+      <w:r>
+        <w:br/>
+        <w:t>NETCONF</w:t>
+      </w:r>
+      <w:r>
+        <w:br/>
+      </w:r>
+      <w:proofErr w:type="spellStart"/>
+      <w:r>
+        <w:t>candidate</w:t>
+      </w:r>
+      <w:proofErr w:type="spellEnd"/>
+      <w:r>
+        <w:t xml:space="preserve"> datastore</w:t>
+      </w:r>
+    </w:p>
+    <w:p>
+      <w:r>
+        <w:t>Dus dat kleine stuk moet eerst via console.</w:t>
+      </w:r>
+    </w:p>
+    <w:p>
+      <w:r>
+        <w:t>Dat is geen probleem. In je uitleg zeg je:</w:t>
+      </w:r>
+    </w:p>
+    <w:p>
+      <w:r>
+        <w:t xml:space="preserve">“Ik plaats enkel een minimale bootstrap via console zodat het toestel bereikbaar is. De echte configuratie wordt daarna automatisch via NETCONF uit GitHub </w:t>
+      </w:r>
+      <w:proofErr w:type="spellStart"/>
+      <w:r>
+        <w:t>gedeployed</w:t>
+      </w:r>
+      <w:proofErr w:type="spellEnd"/>
+      <w:r>
+        <w:t>.”</w:t>
+      </w:r>
+    </w:p>
+    <w:p>
+      <w:pPr>
+        <w:rPr>
+          <w:b/>
+          <w:bCs/>
+        </w:rPr>
+      </w:pPr>
+      <w:r>
+        <w:rPr>
+          <w:b/>
+          <w:bCs/>
+        </w:rPr>
+        <w:t>3. Router bootstrap</w:t>
+      </w:r>
+    </w:p>
+    <w:p>
+      <w:r>
+        <w:t>Via console op router:</w:t>
+      </w:r>
+    </w:p>
+    <w:p>
+      <w:proofErr w:type="spellStart"/>
+      <w:r>
+        <w:t>enable</w:t>
+      </w:r>
+      <w:proofErr w:type="spellEnd"/>
+      <w:r>
+        <w:br/>
+      </w:r>
+      <w:proofErr w:type="spellStart"/>
+      <w:r>
+        <w:t>conf</w:t>
+      </w:r>
+      <w:proofErr w:type="spellEnd"/>
+      <w:r>
+        <w:t xml:space="preserve"> t</w:t>
+      </w:r>
+      <w:r>
+        <w:br/>
+      </w:r>
+      <w:proofErr w:type="spellStart"/>
+      <w:r>
+        <w:t>hostname</w:t>
+      </w:r>
+      <w:proofErr w:type="spellEnd"/>
+      <w:r>
+        <w:t xml:space="preserve"> BOOTSTRAP-R01</w:t>
+      </w:r>
+      <w:r>
+        <w:br/>
+      </w:r>
+      <w:r>
+        <w:br/>
+        <w:t>interface GigabitEthernet0/0/0</w:t>
+      </w:r>
+      <w:r>
+        <w:br/>
+        <w:t xml:space="preserve"> </w:t>
+      </w:r>
+      <w:proofErr w:type="spellStart"/>
+      <w:r>
+        <w:t>ip</w:t>
+      </w:r>
+      <w:proofErr w:type="spellEnd"/>
+      <w:r>
+        <w:t xml:space="preserve"> </w:t>
+      </w:r>
+      <w:proofErr w:type="spellStart"/>
+      <w:r>
+        <w:t>address</w:t>
+      </w:r>
+      <w:proofErr w:type="spellEnd"/>
+      <w:r>
+        <w:t xml:space="preserve"> 172.16.7.2 255.255.255.240</w:t>
+      </w:r>
+      <w:r>
+        <w:br/>
+        <w:t xml:space="preserve"> no </w:t>
+      </w:r>
+      <w:proofErr w:type="spellStart"/>
+      <w:r>
+        <w:t>shutdown</w:t>
+      </w:r>
+      <w:proofErr w:type="spellEnd"/>
+      <w:r>
+        <w:br/>
+      </w:r>
+      <w:r>
+        <w:br/>
+        <w:t xml:space="preserve">username </w:t>
+      </w:r>
+      <w:proofErr w:type="spellStart"/>
+      <w:r>
+        <w:t>admin</w:t>
+      </w:r>
+      <w:proofErr w:type="spellEnd"/>
+      <w:r>
+        <w:t xml:space="preserve"> privilege 15 </w:t>
+      </w:r>
+      <w:proofErr w:type="spellStart"/>
+      <w:r>
+        <w:t>secret</w:t>
+      </w:r>
+      <w:proofErr w:type="spellEnd"/>
+      <w:r>
+        <w:t xml:space="preserve"> </w:t>
+      </w:r>
+      <w:proofErr w:type="spellStart"/>
+      <w:r>
+        <w:t>cisco</w:t>
+      </w:r>
+      <w:proofErr w:type="spellEnd"/>
+      <w:r>
+        <w:br/>
+      </w:r>
+      <w:proofErr w:type="spellStart"/>
+      <w:r>
+        <w:t>ip</w:t>
+      </w:r>
+      <w:proofErr w:type="spellEnd"/>
+      <w:r>
+        <w:t xml:space="preserve"> domain name </w:t>
+      </w:r>
+      <w:proofErr w:type="spellStart"/>
+      <w:r>
+        <w:t>lab.local</w:t>
+      </w:r>
+      <w:proofErr w:type="spellEnd"/>
+      <w:r>
+        <w:br/>
+        <w:t xml:space="preserve">crypto </w:t>
+      </w:r>
+      <w:proofErr w:type="spellStart"/>
+      <w:r>
+        <w:t>key</w:t>
+      </w:r>
+      <w:proofErr w:type="spellEnd"/>
+      <w:r>
+        <w:t xml:space="preserve"> </w:t>
+      </w:r>
+      <w:proofErr w:type="spellStart"/>
+      <w:r>
+        <w:t>generate</w:t>
+      </w:r>
+      <w:proofErr w:type="spellEnd"/>
+      <w:r>
+        <w:t xml:space="preserve"> </w:t>
+      </w:r>
+      <w:proofErr w:type="spellStart"/>
+      <w:r>
+        <w:t>rsa</w:t>
+      </w:r>
+      <w:proofErr w:type="spellEnd"/>
+      <w:r>
+        <w:t xml:space="preserve"> modulus 2048</w:t>
+      </w:r>
+      <w:r>
+        <w:br/>
+      </w:r>
+      <w:proofErr w:type="spellStart"/>
+      <w:r>
+        <w:t>ip</w:t>
+      </w:r>
+      <w:proofErr w:type="spellEnd"/>
+      <w:r>
+        <w:t xml:space="preserve"> </w:t>
+      </w:r>
+      <w:proofErr w:type="spellStart"/>
+      <w:r>
+        <w:t>ssh</w:t>
+      </w:r>
+      <w:proofErr w:type="spellEnd"/>
+      <w:r>
+        <w:t xml:space="preserve"> </w:t>
+      </w:r>
+      <w:proofErr w:type="spellStart"/>
+      <w:r>
+        <w:t>version</w:t>
+      </w:r>
+      <w:proofErr w:type="spellEnd"/>
+      <w:r>
+        <w:t xml:space="preserve"> 2</w:t>
+      </w:r>
+      <w:r>
+        <w:br/>
+      </w:r>
+      <w:r>
+        <w:br/>
+      </w:r>
+      <w:proofErr w:type="spellStart"/>
+      <w:r>
+        <w:t>netconf</w:t>
+      </w:r>
+      <w:proofErr w:type="spellEnd"/>
+      <w:r>
+        <w:t>-yang</w:t>
+      </w:r>
+      <w:r>
+        <w:br/>
+      </w:r>
+      <w:proofErr w:type="spellStart"/>
+      <w:r>
+        <w:t>netconf</w:t>
+      </w:r>
+      <w:proofErr w:type="spellEnd"/>
+      <w:r>
+        <w:t xml:space="preserve">-yang feature </w:t>
+      </w:r>
+      <w:proofErr w:type="spellStart"/>
+      <w:r>
+        <w:t>candidate</w:t>
+      </w:r>
+      <w:proofErr w:type="spellEnd"/>
+      <w:r>
+        <w:t>-datastore</w:t>
+      </w:r>
+      <w:r>
+        <w:br/>
+      </w:r>
+      <w:r>
+        <w:lastRenderedPageBreak/>
+        <w:br/>
+        <w:t xml:space="preserve">line </w:t>
+      </w:r>
+      <w:proofErr w:type="spellStart"/>
+      <w:r>
+        <w:t>vty</w:t>
+      </w:r>
+      <w:proofErr w:type="spellEnd"/>
+      <w:r>
+        <w:t xml:space="preserve"> 0 15</w:t>
+      </w:r>
+      <w:r>
+        <w:br/>
+        <w:t xml:space="preserve"> login </w:t>
+      </w:r>
+      <w:proofErr w:type="spellStart"/>
+      <w:r>
+        <w:t>local</w:t>
+      </w:r>
+      <w:proofErr w:type="spellEnd"/>
+      <w:r>
+        <w:br/>
+        <w:t xml:space="preserve"> transport input </w:t>
+      </w:r>
+      <w:proofErr w:type="spellStart"/>
+      <w:r>
+        <w:t>ssh</w:t>
+      </w:r>
+      <w:proofErr w:type="spellEnd"/>
+      <w:r>
+        <w:br/>
+      </w:r>
+      <w:r>
+        <w:br/>
+        <w:t>end</w:t>
+      </w:r>
+      <w:r>
+        <w:br/>
+      </w:r>
+      <w:proofErr w:type="spellStart"/>
+      <w:r>
+        <w:t>write</w:t>
+      </w:r>
+      <w:proofErr w:type="spellEnd"/>
+      <w:r>
+        <w:t xml:space="preserve"> memory</w:t>
+      </w:r>
+    </w:p>
+    <w:p>
+      <w:r>
+        <w:t>Daarna test je op laptop:</w:t>
+      </w:r>
+    </w:p>
+    <w:p>
+      <w:r>
+        <w:t>ping 172.16.7.2</w:t>
+      </w:r>
+      <w:r>
+        <w:br/>
+        <w:t>Test-</w:t>
+      </w:r>
+      <w:proofErr w:type="spellStart"/>
+      <w:r>
+        <w:t>NetConnection</w:t>
+      </w:r>
+      <w:proofErr w:type="spellEnd"/>
+      <w:r>
+        <w:t xml:space="preserve"> 172.16.7.2 -Port 830</w:t>
+      </w:r>
+    </w:p>
+    <w:p>
+      <w:pPr>
+        <w:rPr>
+          <w:b/>
+          <w:bCs/>
+        </w:rPr>
+      </w:pPr>
+      <w:r>
+        <w:rPr>
+          <w:b/>
+          <w:bCs/>
+        </w:rPr>
+        <w:t xml:space="preserve">4. Router </w:t>
+      </w:r>
+      <w:proofErr w:type="spellStart"/>
+      <w:r>
+        <w:rPr>
+          <w:b/>
+          <w:bCs/>
+        </w:rPr>
+        <w:t>deploy</w:t>
+      </w:r>
+      <w:proofErr w:type="spellEnd"/>
+    </w:p>
+    <w:p>
+      <w:r>
+        <w:t>Je router XML staat in GitHub:</w:t>
+      </w:r>
+    </w:p>
+    <w:p>
+      <w:proofErr w:type="spellStart"/>
+      <w:r>
+        <w:t>configs</w:t>
+      </w:r>
+      <w:proofErr w:type="spellEnd"/>
+      <w:r>
+        <w:t>/router-r01.xml</w:t>
+      </w:r>
+    </w:p>
+    <w:p>
+      <w:r>
+        <w:t xml:space="preserve">Je router </w:t>
+      </w:r>
+      <w:proofErr w:type="spellStart"/>
+      <w:r>
+        <w:t>inventory</w:t>
+      </w:r>
+      <w:proofErr w:type="spellEnd"/>
+      <w:r>
+        <w:t xml:space="preserve"> staat in:</w:t>
+      </w:r>
+    </w:p>
+    <w:p>
+      <w:proofErr w:type="spellStart"/>
+      <w:r>
+        <w:t>devices_router.json</w:t>
+      </w:r>
+      <w:proofErr w:type="spellEnd"/>
+    </w:p>
+    <w:p>
+      <w:r>
+        <w:t>Run:</w:t>
+      </w:r>
+    </w:p>
+    <w:p>
+      <w:r>
+        <w:t xml:space="preserve">python deploy_netconf.py </w:t>
+      </w:r>
+      <w:proofErr w:type="spellStart"/>
+      <w:r>
+        <w:t>devices_router.json</w:t>
+      </w:r>
+      <w:proofErr w:type="spellEnd"/>
+    </w:p>
+    <w:p>
+      <w:r>
+        <w:t>Daarna toon je op router:</w:t>
+      </w:r>
+    </w:p>
+    <w:p>
+      <w:r>
+        <w:t xml:space="preserve">show run | </w:t>
+      </w:r>
+      <w:proofErr w:type="spellStart"/>
+      <w:r>
+        <w:t>include</w:t>
+      </w:r>
+      <w:proofErr w:type="spellEnd"/>
+      <w:r>
+        <w:t xml:space="preserve"> </w:t>
+      </w:r>
+      <w:proofErr w:type="spellStart"/>
+      <w:r>
+        <w:t>hostname</w:t>
+      </w:r>
+      <w:proofErr w:type="spellEnd"/>
+      <w:r>
+        <w:br/>
+        <w:t xml:space="preserve">show </w:t>
+      </w:r>
+      <w:proofErr w:type="spellStart"/>
+      <w:r>
+        <w:t>ip</w:t>
+      </w:r>
+      <w:proofErr w:type="spellEnd"/>
+      <w:r>
+        <w:t xml:space="preserve"> interface brief</w:t>
+      </w:r>
+      <w:r>
+        <w:br/>
+        <w:t xml:space="preserve">show run | </w:t>
+      </w:r>
+      <w:proofErr w:type="spellStart"/>
+      <w:r>
+        <w:t>section</w:t>
+      </w:r>
+      <w:proofErr w:type="spellEnd"/>
+      <w:r>
+        <w:t xml:space="preserve"> router </w:t>
+      </w:r>
+      <w:proofErr w:type="spellStart"/>
+      <w:r>
+        <w:t>ospf</w:t>
+      </w:r>
+      <w:proofErr w:type="spellEnd"/>
+    </w:p>
+    <w:p>
+      <w:pPr>
+        <w:rPr>
+          <w:b/>
+          <w:bCs/>
+        </w:rPr>
+      </w:pPr>
+      <w:r>
+        <w:rPr>
+          <w:b/>
+          <w:bCs/>
+        </w:rPr>
+        <w:t>5. Switch bootstrap</w:t>
+      </w:r>
+    </w:p>
+    <w:p>
+      <w:r>
+        <w:t>Via console op switch:</w:t>
+      </w:r>
+    </w:p>
+    <w:p>
+      <w:proofErr w:type="spellStart"/>
+      <w:r>
+        <w:t>enable</w:t>
+      </w:r>
+      <w:proofErr w:type="spellEnd"/>
+      <w:r>
+        <w:br/>
+      </w:r>
+      <w:proofErr w:type="spellStart"/>
+      <w:r>
+        <w:t>conf</w:t>
+      </w:r>
+      <w:proofErr w:type="spellEnd"/>
+      <w:r>
+        <w:t xml:space="preserve"> t</w:t>
+      </w:r>
+      <w:r>
+        <w:br/>
+      </w:r>
+      <w:proofErr w:type="spellStart"/>
+      <w:r>
+        <w:t>hostname</w:t>
+      </w:r>
+      <w:proofErr w:type="spellEnd"/>
+      <w:r>
+        <w:t xml:space="preserve"> BOOTSTRAP-SW01</w:t>
+      </w:r>
+      <w:r>
+        <w:br/>
+      </w:r>
+      <w:r>
+        <w:br/>
+        <w:t xml:space="preserve">interface </w:t>
+      </w:r>
+      <w:proofErr w:type="spellStart"/>
+      <w:r>
+        <w:t>vlan</w:t>
+      </w:r>
+      <w:proofErr w:type="spellEnd"/>
+      <w:r>
+        <w:t xml:space="preserve"> 10</w:t>
+      </w:r>
+      <w:r>
+        <w:br/>
+        <w:t xml:space="preserve"> </w:t>
+      </w:r>
+      <w:proofErr w:type="spellStart"/>
+      <w:r>
+        <w:t>ip</w:t>
+      </w:r>
+      <w:proofErr w:type="spellEnd"/>
+      <w:r>
+        <w:t xml:space="preserve"> </w:t>
+      </w:r>
+      <w:proofErr w:type="spellStart"/>
+      <w:r>
+        <w:t>address</w:t>
+      </w:r>
+      <w:proofErr w:type="spellEnd"/>
+      <w:r>
+        <w:t xml:space="preserve"> 172.16.7.5 255.255.255.240</w:t>
+      </w:r>
+      <w:r>
+        <w:br/>
+        <w:t xml:space="preserve"> no </w:t>
+      </w:r>
+      <w:proofErr w:type="spellStart"/>
+      <w:r>
+        <w:t>shutdown</w:t>
+      </w:r>
+      <w:proofErr w:type="spellEnd"/>
+      <w:r>
+        <w:br/>
+      </w:r>
+      <w:r>
+        <w:br/>
+      </w:r>
+      <w:proofErr w:type="spellStart"/>
+      <w:r>
+        <w:t>ip</w:t>
+      </w:r>
+      <w:proofErr w:type="spellEnd"/>
+      <w:r>
+        <w:t xml:space="preserve"> default-gateway 172.16.7.2</w:t>
+      </w:r>
+      <w:r>
+        <w:br/>
+      </w:r>
+      <w:r>
+        <w:br/>
+        <w:t xml:space="preserve">username </w:t>
+      </w:r>
+      <w:proofErr w:type="spellStart"/>
+      <w:r>
+        <w:t>admin</w:t>
+      </w:r>
+      <w:proofErr w:type="spellEnd"/>
+      <w:r>
+        <w:t xml:space="preserve"> privilege 15 </w:t>
+      </w:r>
+      <w:proofErr w:type="spellStart"/>
+      <w:r>
+        <w:t>secret</w:t>
+      </w:r>
+      <w:proofErr w:type="spellEnd"/>
+      <w:r>
+        <w:t xml:space="preserve"> </w:t>
+      </w:r>
+      <w:proofErr w:type="spellStart"/>
+      <w:r>
+        <w:t>cisco</w:t>
+      </w:r>
+      <w:proofErr w:type="spellEnd"/>
+      <w:r>
+        <w:br/>
+      </w:r>
+      <w:proofErr w:type="spellStart"/>
+      <w:r>
+        <w:lastRenderedPageBreak/>
+        <w:t>ip</w:t>
+      </w:r>
+      <w:proofErr w:type="spellEnd"/>
+      <w:r>
+        <w:t xml:space="preserve"> domain name </w:t>
+      </w:r>
+      <w:proofErr w:type="spellStart"/>
+      <w:r>
+        <w:t>lab.local</w:t>
+      </w:r>
+      <w:proofErr w:type="spellEnd"/>
+      <w:r>
+        <w:br/>
+        <w:t xml:space="preserve">crypto </w:t>
+      </w:r>
+      <w:proofErr w:type="spellStart"/>
+      <w:r>
+        <w:t>key</w:t>
+      </w:r>
+      <w:proofErr w:type="spellEnd"/>
+      <w:r>
+        <w:t xml:space="preserve"> </w:t>
+      </w:r>
+      <w:proofErr w:type="spellStart"/>
+      <w:r>
+        <w:t>generate</w:t>
+      </w:r>
+      <w:proofErr w:type="spellEnd"/>
+      <w:r>
+        <w:t xml:space="preserve"> </w:t>
+      </w:r>
+      <w:proofErr w:type="spellStart"/>
+      <w:r>
+        <w:t>rsa</w:t>
+      </w:r>
+      <w:proofErr w:type="spellEnd"/>
+      <w:r>
+        <w:t xml:space="preserve"> modulus 2048</w:t>
+      </w:r>
+      <w:r>
+        <w:br/>
+      </w:r>
+      <w:proofErr w:type="spellStart"/>
+      <w:r>
+        <w:t>ip</w:t>
+      </w:r>
+      <w:proofErr w:type="spellEnd"/>
+      <w:r>
+        <w:t xml:space="preserve"> </w:t>
+      </w:r>
+      <w:proofErr w:type="spellStart"/>
+      <w:r>
+        <w:t>ssh</w:t>
+      </w:r>
+      <w:proofErr w:type="spellEnd"/>
+      <w:r>
+        <w:t xml:space="preserve"> </w:t>
+      </w:r>
+      <w:proofErr w:type="spellStart"/>
+      <w:r>
+        <w:t>version</w:t>
+      </w:r>
+      <w:proofErr w:type="spellEnd"/>
+      <w:r>
+        <w:t xml:space="preserve"> 2</w:t>
+      </w:r>
+      <w:r>
+        <w:br/>
+      </w:r>
+      <w:r>
+        <w:br/>
+      </w:r>
+      <w:proofErr w:type="spellStart"/>
+      <w:r>
+        <w:t>netconf</w:t>
+      </w:r>
+      <w:proofErr w:type="spellEnd"/>
+      <w:r>
+        <w:t>-yang</w:t>
+      </w:r>
+      <w:r>
+        <w:br/>
+      </w:r>
+      <w:proofErr w:type="spellStart"/>
+      <w:r>
+        <w:t>netconf</w:t>
+      </w:r>
+      <w:proofErr w:type="spellEnd"/>
+      <w:r>
+        <w:t xml:space="preserve">-yang feature </w:t>
+      </w:r>
+      <w:proofErr w:type="spellStart"/>
+      <w:r>
+        <w:t>candidate</w:t>
+      </w:r>
+      <w:proofErr w:type="spellEnd"/>
+      <w:r>
+        <w:t>-datastore</w:t>
+      </w:r>
+      <w:r>
+        <w:br/>
+      </w:r>
+      <w:r>
+        <w:br/>
+        <w:t xml:space="preserve">line </w:t>
+      </w:r>
+      <w:proofErr w:type="spellStart"/>
+      <w:r>
+        <w:t>vty</w:t>
+      </w:r>
+      <w:proofErr w:type="spellEnd"/>
+      <w:r>
+        <w:t xml:space="preserve"> 0 15</w:t>
+      </w:r>
+      <w:r>
+        <w:br/>
+        <w:t xml:space="preserve"> login </w:t>
+      </w:r>
+      <w:proofErr w:type="spellStart"/>
+      <w:r>
+        <w:t>local</w:t>
+      </w:r>
+      <w:proofErr w:type="spellEnd"/>
+      <w:r>
+        <w:br/>
+        <w:t xml:space="preserve"> transport input </w:t>
+      </w:r>
+      <w:proofErr w:type="spellStart"/>
+      <w:r>
+        <w:t>ssh</w:t>
+      </w:r>
+      <w:proofErr w:type="spellEnd"/>
+      <w:r>
+        <w:br/>
+      </w:r>
+      <w:r>
+        <w:br/>
+        <w:t>end</w:t>
+      </w:r>
+      <w:r>
+        <w:br/>
+      </w:r>
+      <w:proofErr w:type="spellStart"/>
+      <w:r>
+        <w:t>write</w:t>
+      </w:r>
+      <w:proofErr w:type="spellEnd"/>
+      <w:r>
+        <w:t xml:space="preserve"> memory</w:t>
+      </w:r>
+    </w:p>
+    <w:p>
+      <w:r>
+        <w:t>Daarna poort actief maken:</w:t>
+      </w:r>
+    </w:p>
+    <w:p>
+      <w:proofErr w:type="spellStart"/>
+      <w:r>
+        <w:t>conf</w:t>
+      </w:r>
+      <w:proofErr w:type="spellEnd"/>
+      <w:r>
+        <w:t xml:space="preserve"> t</w:t>
+      </w:r>
+      <w:r>
+        <w:br/>
+        <w:t>interface Gi1/0/1</w:t>
+      </w:r>
+      <w:r>
+        <w:br/>
+        <w:t xml:space="preserve"> switchport mode access</w:t>
+      </w:r>
+      <w:r>
+        <w:br/>
+        <w:t xml:space="preserve"> switchport access </w:t>
+      </w:r>
+      <w:proofErr w:type="spellStart"/>
+      <w:r>
+        <w:t>vlan</w:t>
+      </w:r>
+      <w:proofErr w:type="spellEnd"/>
+      <w:r>
+        <w:t xml:space="preserve"> 10</w:t>
+      </w:r>
+      <w:r>
+        <w:br/>
+        <w:t xml:space="preserve"> no </w:t>
+      </w:r>
+      <w:proofErr w:type="spellStart"/>
+      <w:r>
+        <w:t>shutdown</w:t>
+      </w:r>
+      <w:proofErr w:type="spellEnd"/>
+      <w:r>
+        <w:br/>
+        <w:t>end</w:t>
+      </w:r>
+    </w:p>
+    <w:p>
+      <w:r>
+        <w:t>Test:</w:t>
+      </w:r>
+    </w:p>
+    <w:p>
+      <w:r>
+        <w:t>ping 172.16.7.5</w:t>
+      </w:r>
+      <w:r>
+        <w:br/>
+        <w:t>Test-</w:t>
+      </w:r>
+      <w:proofErr w:type="spellStart"/>
+      <w:r>
+        <w:t>NetConnection</w:t>
+      </w:r>
+      <w:proofErr w:type="spellEnd"/>
+      <w:r>
+        <w:t xml:space="preserve"> 172.16.7.5 -Port 830</w:t>
+      </w:r>
+    </w:p>
+    <w:p>
+      <w:pPr>
+        <w:rPr>
+          <w:b/>
+          <w:bCs/>
+        </w:rPr>
+      </w:pPr>
+      <w:r>
+        <w:rPr>
+          <w:b/>
+          <w:bCs/>
+        </w:rPr>
+        <w:t xml:space="preserve">6. Switch </w:t>
+      </w:r>
+      <w:proofErr w:type="spellStart"/>
+      <w:r>
+        <w:rPr>
+          <w:b/>
+          <w:bCs/>
+        </w:rPr>
+        <w:t>deploy</w:t>
+      </w:r>
+      <w:proofErr w:type="spellEnd"/>
+    </w:p>
+    <w:p>
+      <w:r>
+        <w:t>Je switch XML staat in:</w:t>
+      </w:r>
+    </w:p>
+    <w:p>
+      <w:proofErr w:type="spellStart"/>
+      <w:r>
+        <w:t>configs</w:t>
+      </w:r>
+      <w:proofErr w:type="spellEnd"/>
+      <w:r>
+        <w:t>/switch-sw01.xml</w:t>
+      </w:r>
+    </w:p>
+    <w:p>
+      <w:r>
+        <w:t xml:space="preserve">Je switch </w:t>
+      </w:r>
+      <w:proofErr w:type="spellStart"/>
+      <w:r>
+        <w:t>inventory</w:t>
+      </w:r>
+      <w:proofErr w:type="spellEnd"/>
+      <w:r>
+        <w:t xml:space="preserve"> staat in:</w:t>
+      </w:r>
+    </w:p>
+    <w:p>
+      <w:proofErr w:type="spellStart"/>
+      <w:r>
+        <w:t>devices_switch.json</w:t>
+      </w:r>
+      <w:proofErr w:type="spellEnd"/>
+    </w:p>
+    <w:p>
+      <w:r>
+        <w:t>Run:</w:t>
+      </w:r>
+    </w:p>
+    <w:p>
+      <w:r>
+        <w:t xml:space="preserve">python deploy_netconf.py </w:t>
+      </w:r>
+      <w:proofErr w:type="spellStart"/>
+      <w:r>
+        <w:t>devices_switch.json</w:t>
+      </w:r>
+      <w:proofErr w:type="spellEnd"/>
+    </w:p>
+    <w:p>
+      <w:r>
+        <w:t>Daarna toon je:</w:t>
+      </w:r>
+    </w:p>
+    <w:p>
+      <w:r>
+        <w:t xml:space="preserve">show run | </w:t>
+      </w:r>
+      <w:proofErr w:type="spellStart"/>
+      <w:r>
+        <w:t>include</w:t>
+      </w:r>
+      <w:proofErr w:type="spellEnd"/>
+      <w:r>
+        <w:t xml:space="preserve"> </w:t>
+      </w:r>
+      <w:proofErr w:type="spellStart"/>
+      <w:r>
+        <w:t>hostname</w:t>
+      </w:r>
+      <w:proofErr w:type="spellEnd"/>
+      <w:r>
+        <w:br/>
+        <w:t xml:space="preserve">show </w:t>
+      </w:r>
+      <w:proofErr w:type="spellStart"/>
+      <w:r>
+        <w:t>ip</w:t>
+      </w:r>
+      <w:proofErr w:type="spellEnd"/>
+      <w:r>
+        <w:t xml:space="preserve"> interface brief</w:t>
+      </w:r>
+      <w:r>
+        <w:br/>
+        <w:t xml:space="preserve">show run interface </w:t>
+      </w:r>
+      <w:proofErr w:type="spellStart"/>
+      <w:r>
+        <w:t>vlan</w:t>
+      </w:r>
+      <w:proofErr w:type="spellEnd"/>
+      <w:r>
+        <w:t xml:space="preserve"> 10</w:t>
+      </w:r>
+    </w:p>
+    <w:p>
+      <w:pPr>
+        <w:rPr>
+          <w:b/>
+          <w:bCs/>
+        </w:rPr>
+      </w:pPr>
+      <w:r>
+        <w:rPr>
+          <w:b/>
+          <w:bCs/>
+        </w:rPr>
+        <w:lastRenderedPageBreak/>
+        <w:t xml:space="preserve">7. Wat doet </w:t>
+      </w:r>
+      <w:proofErr w:type="spellStart"/>
+      <w:r>
+        <w:rPr>
+          <w:b/>
+          <w:bCs/>
+        </w:rPr>
+        <w:t>candidate</w:t>
+      </w:r>
+      <w:proofErr w:type="spellEnd"/>
+      <w:r>
+        <w:rPr>
+          <w:b/>
+          <w:bCs/>
+        </w:rPr>
+        <w:t xml:space="preserve"> datastore?</w:t>
+      </w:r>
+    </w:p>
+    <w:p>
+      <w:r>
+        <w:t xml:space="preserve">Normaal schrijft een </w:t>
+      </w:r>
+      <w:proofErr w:type="spellStart"/>
+      <w:r>
+        <w:t>config</w:t>
+      </w:r>
+      <w:proofErr w:type="spellEnd"/>
+      <w:r>
+        <w:t xml:space="preserve"> meteen naar running-</w:t>
+      </w:r>
+      <w:proofErr w:type="spellStart"/>
+      <w:r>
+        <w:t>config</w:t>
+      </w:r>
+      <w:proofErr w:type="spellEnd"/>
+      <w:r>
+        <w:t>.</w:t>
+      </w:r>
+    </w:p>
+    <w:p>
+      <w:r>
+        <w:t xml:space="preserve">Maar met </w:t>
+      </w:r>
+      <w:proofErr w:type="spellStart"/>
+      <w:r>
+        <w:t>candidate</w:t>
+      </w:r>
+      <w:proofErr w:type="spellEnd"/>
+      <w:r>
+        <w:t xml:space="preserve"> gebeurt dit veiliger:</w:t>
+      </w:r>
+    </w:p>
+    <w:p>
+      <w:r>
+        <w:t xml:space="preserve">1. Script stuurt </w:t>
+      </w:r>
+      <w:proofErr w:type="spellStart"/>
+      <w:r>
+        <w:t>config</w:t>
+      </w:r>
+      <w:proofErr w:type="spellEnd"/>
+      <w:r>
+        <w:t xml:space="preserve"> naar </w:t>
+      </w:r>
+      <w:proofErr w:type="spellStart"/>
+      <w:r>
+        <w:t>candidate</w:t>
+      </w:r>
+      <w:proofErr w:type="spellEnd"/>
+      <w:r>
+        <w:br/>
+        <w:t>2. Router/switch past running-</w:t>
+      </w:r>
+      <w:proofErr w:type="spellStart"/>
+      <w:r>
+        <w:t>config</w:t>
+      </w:r>
+      <w:proofErr w:type="spellEnd"/>
+      <w:r>
+        <w:t xml:space="preserve"> nog niet aan</w:t>
+      </w:r>
+      <w:r>
+        <w:br/>
+        <w:t xml:space="preserve">3. Als </w:t>
+      </w:r>
+      <w:proofErr w:type="spellStart"/>
+      <w:r>
+        <w:t>edit-config</w:t>
+      </w:r>
+      <w:proofErr w:type="spellEnd"/>
+      <w:r>
+        <w:t xml:space="preserve"> goed is → </w:t>
+      </w:r>
+      <w:proofErr w:type="spellStart"/>
+      <w:r>
+        <w:t>commit</w:t>
+      </w:r>
+      <w:proofErr w:type="spellEnd"/>
+      <w:r>
+        <w:br/>
+        <w:t xml:space="preserve">4. Dan wordt </w:t>
+      </w:r>
+      <w:proofErr w:type="spellStart"/>
+      <w:r>
+        <w:t>candidate</w:t>
+      </w:r>
+      <w:proofErr w:type="spellEnd"/>
+      <w:r>
+        <w:t xml:space="preserve"> actief als running-</w:t>
+      </w:r>
+      <w:proofErr w:type="spellStart"/>
+      <w:r>
+        <w:t>config</w:t>
+      </w:r>
+      <w:proofErr w:type="spellEnd"/>
+      <w:r>
+        <w:br/>
+        <w:t xml:space="preserve">5. Als er een fout is → </w:t>
+      </w:r>
+      <w:proofErr w:type="spellStart"/>
+      <w:r>
+        <w:t>discard</w:t>
+      </w:r>
+      <w:proofErr w:type="spellEnd"/>
+      <w:r>
+        <w:t>-changes</w:t>
+      </w:r>
+    </w:p>
+    <w:p>
+      <w:r>
+        <w:t xml:space="preserve">Dus </w:t>
+      </w:r>
+      <w:proofErr w:type="spellStart"/>
+      <w:r>
+        <w:t>candidate</w:t>
+      </w:r>
+      <w:proofErr w:type="spellEnd"/>
+      <w:r>
+        <w:t xml:space="preserve"> is eigenlijk een veilige wachtruimte.</w:t>
+      </w:r>
+    </w:p>
+    <w:p>
+      <w:r>
+        <w:t>Je kan dit uitleggen als:</w:t>
+      </w:r>
+    </w:p>
+    <w:p>
+      <w:r>
+        <w:t xml:space="preserve">“De </w:t>
+      </w:r>
+      <w:proofErr w:type="spellStart"/>
+      <w:r>
+        <w:t>candidate</w:t>
+      </w:r>
+      <w:proofErr w:type="spellEnd"/>
+      <w:r>
+        <w:t xml:space="preserve"> datastore laat toe om configuratie eerst klaar te zetten zonder ze direct actief te maken. Pas na een succesvolle </w:t>
+      </w:r>
+      <w:proofErr w:type="spellStart"/>
+      <w:r>
+        <w:t>commit</w:t>
+      </w:r>
+      <w:proofErr w:type="spellEnd"/>
+      <w:r>
+        <w:t xml:space="preserve"> wordt de configuratie toegepast. Als er een fout optreedt, voert het script </w:t>
+      </w:r>
+      <w:proofErr w:type="spellStart"/>
+      <w:r>
+        <w:t>discard</w:t>
+      </w:r>
+      <w:proofErr w:type="spellEnd"/>
+      <w:r>
+        <w:t>-changes uit zodat de running-</w:t>
+      </w:r>
+      <w:proofErr w:type="spellStart"/>
+      <w:r>
+        <w:t>config</w:t>
+      </w:r>
+      <w:proofErr w:type="spellEnd"/>
+      <w:r>
+        <w:t xml:space="preserve"> onveranderd blijft.”</w:t>
+      </w:r>
+    </w:p>
+    <w:p>
+      <w:pPr>
+        <w:rPr>
+          <w:b/>
+          <w:bCs/>
+        </w:rPr>
+      </w:pPr>
+      <w:r>
+        <w:rPr>
+          <w:b/>
+          <w:bCs/>
+        </w:rPr>
+        <w:t>8. Waarom is dit atomair?</w:t>
+      </w:r>
+    </w:p>
+    <w:p>
+      <w:r>
+        <w:t>Atomair betekent:</w:t>
+      </w:r>
+    </w:p>
+    <w:p>
+      <w:r>
+        <w:t>alles lukt</w:t>
+      </w:r>
+      <w:r>
+        <w:br/>
+        <w:t>of niets wordt toegepast</w:t>
+      </w:r>
+    </w:p>
+    <w:p>
+      <w:r>
+        <w:t>In jouw script:</w:t>
+      </w:r>
+    </w:p>
+    <w:p>
+      <w:proofErr w:type="spellStart"/>
+      <w:r>
+        <w:t>edit-config</w:t>
+      </w:r>
+      <w:proofErr w:type="spellEnd"/>
+      <w:r>
+        <w:t xml:space="preserve"> naar </w:t>
+      </w:r>
+      <w:proofErr w:type="spellStart"/>
+      <w:r>
+        <w:t>candidate</w:t>
+      </w:r>
+      <w:proofErr w:type="spellEnd"/>
+      <w:r>
+        <w:br/>
+      </w:r>
+      <w:proofErr w:type="spellStart"/>
+      <w:r>
+        <w:t>commit</w:t>
+      </w:r>
+      <w:proofErr w:type="spellEnd"/>
+      <w:r>
+        <w:t xml:space="preserve"> bij succes</w:t>
+      </w:r>
+      <w:r>
+        <w:br/>
+      </w:r>
+      <w:proofErr w:type="spellStart"/>
+      <w:r>
+        <w:t>discard</w:t>
+      </w:r>
+      <w:proofErr w:type="spellEnd"/>
+      <w:r>
+        <w:t>-changes bij fout</w:t>
+      </w:r>
+    </w:p>
+    <w:p>
+      <w:r>
+        <w:t>Dus bij fouten blijft je actieve configuratie beschermd.</w:t>
+      </w:r>
+    </w:p>
+    <w:p>
+      <w:pPr>
+        <w:rPr>
+          <w:b/>
+          <w:bCs/>
+        </w:rPr>
+      </w:pPr>
+      <w:r>
+        <w:rPr>
+          <w:b/>
+          <w:bCs/>
+        </w:rPr>
+        <w:t>9. Wat doet je Python-script?</w:t>
+      </w:r>
+    </w:p>
+    <w:p>
+      <w:r>
+        <w:t>Het script doet:</w:t>
+      </w:r>
+    </w:p>
+    <w:p>
+      <w:r>
+        <w:t xml:space="preserve">1. Leest </w:t>
+      </w:r>
+      <w:proofErr w:type="spellStart"/>
+      <w:r>
+        <w:t>devices_router.json</w:t>
+      </w:r>
+      <w:proofErr w:type="spellEnd"/>
+      <w:r>
+        <w:t xml:space="preserve"> of </w:t>
+      </w:r>
+      <w:proofErr w:type="spellStart"/>
+      <w:r>
+        <w:t>devices_switch.json</w:t>
+      </w:r>
+      <w:proofErr w:type="spellEnd"/>
+      <w:r>
+        <w:br/>
+        <w:t>2. Haalt XML-</w:t>
+      </w:r>
+      <w:proofErr w:type="spellStart"/>
+      <w:r>
+        <w:t>config</w:t>
+      </w:r>
+      <w:proofErr w:type="spellEnd"/>
+      <w:r>
+        <w:t xml:space="preserve"> op van GitHub </w:t>
+      </w:r>
+      <w:proofErr w:type="spellStart"/>
+      <w:r>
+        <w:t>raw</w:t>
+      </w:r>
+      <w:proofErr w:type="spellEnd"/>
+      <w:r>
+        <w:t xml:space="preserve"> URL</w:t>
+      </w:r>
+      <w:r>
+        <w:br/>
+        <w:t>3. Maakt NETCONF-verbinding op poort 830</w:t>
+      </w:r>
+      <w:r>
+        <w:br/>
+        <w:t xml:space="preserve">4. Controleert </w:t>
+      </w:r>
+      <w:proofErr w:type="spellStart"/>
+      <w:r>
+        <w:t>candidate</w:t>
+      </w:r>
+      <w:proofErr w:type="spellEnd"/>
+      <w:r>
+        <w:t xml:space="preserve"> support</w:t>
+      </w:r>
+      <w:r>
+        <w:br/>
+        <w:t xml:space="preserve">5. </w:t>
+      </w:r>
+      <w:proofErr w:type="spellStart"/>
+      <w:r>
+        <w:t>Lockt</w:t>
+      </w:r>
+      <w:proofErr w:type="spellEnd"/>
+      <w:r>
+        <w:t xml:space="preserve"> </w:t>
+      </w:r>
+      <w:proofErr w:type="spellStart"/>
+      <w:r>
+        <w:t>candidate</w:t>
+      </w:r>
+      <w:proofErr w:type="spellEnd"/>
+      <w:r>
+        <w:t xml:space="preserve"> datastore</w:t>
+      </w:r>
+      <w:r>
+        <w:br/>
+        <w:t xml:space="preserve">6. Voert </w:t>
+      </w:r>
+      <w:proofErr w:type="spellStart"/>
+      <w:r>
+        <w:t>discard</w:t>
+      </w:r>
+      <w:proofErr w:type="spellEnd"/>
+      <w:r>
+        <w:t xml:space="preserve">-changes uit om oude </w:t>
+      </w:r>
+      <w:proofErr w:type="spellStart"/>
+      <w:r>
+        <w:t>candidate-config</w:t>
+      </w:r>
+      <w:proofErr w:type="spellEnd"/>
+      <w:r>
+        <w:t xml:space="preserve"> te wissen</w:t>
+      </w:r>
+      <w:r>
+        <w:br/>
+        <w:t xml:space="preserve">7. Stuurt </w:t>
+      </w:r>
+      <w:proofErr w:type="spellStart"/>
+      <w:r>
+        <w:t>edit-config</w:t>
+      </w:r>
+      <w:proofErr w:type="spellEnd"/>
+      <w:r>
+        <w:br/>
+        <w:t xml:space="preserve">8. Voert </w:t>
+      </w:r>
+      <w:proofErr w:type="spellStart"/>
+      <w:r>
+        <w:t>commit</w:t>
+      </w:r>
+      <w:proofErr w:type="spellEnd"/>
+      <w:r>
+        <w:t xml:space="preserve"> uit</w:t>
+      </w:r>
+      <w:r>
+        <w:br/>
+      </w:r>
+      <w:r>
+        <w:lastRenderedPageBreak/>
+        <w:t>9. Doet post-check met get-</w:t>
+      </w:r>
+      <w:proofErr w:type="spellStart"/>
+      <w:r>
+        <w:t>config</w:t>
+      </w:r>
+      <w:proofErr w:type="spellEnd"/>
+      <w:r>
+        <w:br/>
+        <w:t>10. Schrijft alles naar deployment.log</w:t>
+      </w:r>
+    </w:p>
+    <w:p>
+      <w:pPr>
+        <w:rPr>
+          <w:b/>
+          <w:bCs/>
+        </w:rPr>
+      </w:pPr>
+      <w:r>
+        <w:rPr>
+          <w:b/>
+          <w:bCs/>
+        </w:rPr>
+        <w:t>10. Wat toon je aan je lector?</w:t>
+      </w:r>
+    </w:p>
+    <w:p>
+      <w:r>
+        <w:t>Eerst log leegmaken:</w:t>
       </w:r>
     </w:p>
     <w:p>
@@ -1544,7 +3269,7 @@
     </w:p>
     <w:p>
       <w:r>
-        <w:t>Dan run je opnieuw:</w:t>
+        <w:t>Dan router:</w:t>
       </w:r>
     </w:p>
     <w:p>
@@ -1556,8 +3281,14 @@
         <w:t>devices_router.json</w:t>
       </w:r>
       <w:proofErr w:type="spellEnd"/>
-      <w:r>
-        <w:br/>
+    </w:p>
+    <w:p>
+      <w:r>
+        <w:t>Dan switch:</w:t>
+      </w:r>
+    </w:p>
+    <w:p>
+      <w:r>
         <w:t xml:space="preserve">python deploy_netconf.py </w:t>
       </w:r>
       <w:proofErr w:type="spellStart"/>
@@ -1566,10 +3297,9 @@
       </w:r>
       <w:proofErr w:type="spellEnd"/>
     </w:p>
-    <w:p/>
-    <w:p>
-      <w:r>
-        <w:t>Dan:</w:t>
+    <w:p>
+      <w:r>
+        <w:t>Dan bewijs tonen:</w:t>
       </w:r>
     </w:p>
     <w:p>
@@ -1579,31 +3309,116 @@
     </w:p>
     <w:p>
       <w:r>
-        <w:t>Of</w:t>
-      </w:r>
-    </w:p>
-    <w:p>
-      <w:r>
-        <w:t>Get-Content deployment.log | Select-String "R01"</w:t>
-      </w:r>
-    </w:p>
-    <w:p>
-      <w:r>
-        <w:t>Get-Content deployment.log | Select-String "</w:t>
-      </w:r>
-      <w:r>
-        <w:t>SW01</w:t>
-      </w:r>
-      <w:r>
-        <w:t>"</w:t>
-      </w:r>
-    </w:p>
-    <w:p>
-      <w:r>
-        <w:t>Get-Content deployment.log | Select-String "COMMIT SUCCESS"</w:t>
-      </w:r>
-    </w:p>
-    <w:p/>
+        <w:t xml:space="preserve">En op </w:t>
+      </w:r>
+      <w:proofErr w:type="spellStart"/>
+      <w:r>
+        <w:t>devices</w:t>
+      </w:r>
+      <w:proofErr w:type="spellEnd"/>
+      <w:r>
+        <w:t>:</w:t>
+      </w:r>
+    </w:p>
+    <w:p>
+      <w:r>
+        <w:t>Router:</w:t>
+      </w:r>
+    </w:p>
+    <w:p>
+      <w:r>
+        <w:t xml:space="preserve">show run | </w:t>
+      </w:r>
+      <w:proofErr w:type="spellStart"/>
+      <w:r>
+        <w:t>include</w:t>
+      </w:r>
+      <w:proofErr w:type="spellEnd"/>
+      <w:r>
+        <w:t xml:space="preserve"> </w:t>
+      </w:r>
+      <w:proofErr w:type="spellStart"/>
+      <w:r>
+        <w:t>hostname</w:t>
+      </w:r>
+      <w:proofErr w:type="spellEnd"/>
+      <w:r>
+        <w:br/>
+        <w:t xml:space="preserve">show </w:t>
+      </w:r>
+      <w:proofErr w:type="spellStart"/>
+      <w:r>
+        <w:t>ip</w:t>
+      </w:r>
+      <w:proofErr w:type="spellEnd"/>
+      <w:r>
+        <w:t xml:space="preserve"> interface brief</w:t>
+      </w:r>
+      <w:r>
+        <w:br/>
+        <w:t xml:space="preserve">show run | </w:t>
+      </w:r>
+      <w:proofErr w:type="spellStart"/>
+      <w:r>
+        <w:t>section</w:t>
+      </w:r>
+      <w:proofErr w:type="spellEnd"/>
+      <w:r>
+        <w:t xml:space="preserve"> router </w:t>
+      </w:r>
+      <w:proofErr w:type="spellStart"/>
+      <w:r>
+        <w:t>ospf</w:t>
+      </w:r>
+      <w:proofErr w:type="spellEnd"/>
+    </w:p>
+    <w:p>
+      <w:r>
+        <w:t>Switch:</w:t>
+      </w:r>
+    </w:p>
+    <w:p>
+      <w:r>
+        <w:t xml:space="preserve">show run | </w:t>
+      </w:r>
+      <w:proofErr w:type="spellStart"/>
+      <w:r>
+        <w:t>include</w:t>
+      </w:r>
+      <w:proofErr w:type="spellEnd"/>
+      <w:r>
+        <w:t xml:space="preserve"> </w:t>
+      </w:r>
+      <w:proofErr w:type="spellStart"/>
+      <w:r>
+        <w:t>hostname</w:t>
+      </w:r>
+      <w:proofErr w:type="spellEnd"/>
+      <w:r>
+        <w:br/>
+        <w:t xml:space="preserve">show </w:t>
+      </w:r>
+      <w:proofErr w:type="spellStart"/>
+      <w:r>
+        <w:t>ip</w:t>
+      </w:r>
+      <w:proofErr w:type="spellEnd"/>
+      <w:r>
+        <w:t xml:space="preserve"> interface brief</w:t>
+      </w:r>
+      <w:r>
+        <w:br/>
+        <w:t xml:space="preserve">show run interface </w:t>
+      </w:r>
+      <w:proofErr w:type="spellStart"/>
+      <w:r>
+        <w:t>vlan</w:t>
+      </w:r>
+      <w:proofErr w:type="spellEnd"/>
+      <w:r>
+        <w:t xml:space="preserve"> 10</w:t>
+      </w:r>
+    </w:p>
     <w:p>
       <w:pPr>
         <w:rPr>
@@ -1616,12 +3431,144 @@
           <w:b/>
           <w:bCs/>
         </w:rPr>
-        <w:t>UITLEG</w:t>
-      </w:r>
-    </w:p>
-    <w:p>
-      <w:r>
-        <w:t>Natuurlijk. Dit is je volledige uitleg, stap voor stap.</w:t>
+        <w:t>11. Korte uitleg die je letterlijk kan zeggen</w:t>
+      </w:r>
+    </w:p>
+    <w:p>
+      <w:r>
+        <w:t xml:space="preserve">Voor mijn opdracht gebruik ik GitHub als single source of </w:t>
+      </w:r>
+      <w:proofErr w:type="spellStart"/>
+      <w:r>
+        <w:t>truth</w:t>
+      </w:r>
+      <w:proofErr w:type="spellEnd"/>
+      <w:r>
+        <w:t>.</w:t>
+      </w:r>
+      <w:r>
+        <w:br/>
+        <w:t xml:space="preserve">De configuratie staat als YANG-gebaseerde XML in mijn </w:t>
+      </w:r>
+      <w:proofErr w:type="spellStart"/>
+      <w:r>
+        <w:t>repository</w:t>
+      </w:r>
+      <w:proofErr w:type="spellEnd"/>
+      <w:r>
+        <w:t>.</w:t>
+      </w:r>
+      <w:r>
+        <w:br/>
+        <w:t xml:space="preserve">Mijn Python-script haalt die XML rechtstreeks op via de GitHub </w:t>
+      </w:r>
+      <w:proofErr w:type="spellStart"/>
+      <w:r>
+        <w:t>raw</w:t>
+      </w:r>
+      <w:proofErr w:type="spellEnd"/>
+      <w:r>
+        <w:t xml:space="preserve"> URL.</w:t>
+      </w:r>
+      <w:r>
+        <w:br/>
+      </w:r>
+      <w:r>
+        <w:br/>
+        <w:t>Daarna maakt het script via NETCONF verbinding met het IOS-XE toestel op poort 830.</w:t>
+      </w:r>
+      <w:r>
+        <w:br/>
+        <w:t>De configuratie wordt niet rechtstreeks naar running-</w:t>
+      </w:r>
+      <w:proofErr w:type="spellStart"/>
+      <w:r>
+        <w:t>config</w:t>
+      </w:r>
+      <w:proofErr w:type="spellEnd"/>
+      <w:r>
+        <w:t xml:space="preserve"> geschreven, maar eerst naar de </w:t>
+      </w:r>
+      <w:proofErr w:type="spellStart"/>
+      <w:r>
+        <w:t>candidate</w:t>
+      </w:r>
+      <w:proofErr w:type="spellEnd"/>
+      <w:r>
+        <w:t xml:space="preserve"> datastore.</w:t>
+      </w:r>
+      <w:r>
+        <w:br/>
+      </w:r>
+      <w:r>
+        <w:br/>
+        <w:t xml:space="preserve">Als </w:t>
+      </w:r>
+      <w:proofErr w:type="spellStart"/>
+      <w:r>
+        <w:t>edit-config</w:t>
+      </w:r>
+      <w:proofErr w:type="spellEnd"/>
+      <w:r>
+        <w:t xml:space="preserve"> succesvol is, voert het script een </w:t>
+      </w:r>
+      <w:proofErr w:type="spellStart"/>
+      <w:r>
+        <w:t>commit</w:t>
+      </w:r>
+      <w:proofErr w:type="spellEnd"/>
+      <w:r>
+        <w:t xml:space="preserve"> uit.</w:t>
+      </w:r>
+      <w:r>
+        <w:br/>
+        <w:t xml:space="preserve">Als er een fout optreedt, voert het script </w:t>
+      </w:r>
+      <w:proofErr w:type="spellStart"/>
+      <w:r>
+        <w:t>discard</w:t>
+      </w:r>
+      <w:proofErr w:type="spellEnd"/>
+      <w:r>
+        <w:t>-changes uit zodat de actieve running-</w:t>
+      </w:r>
+      <w:proofErr w:type="spellStart"/>
+      <w:r>
+        <w:t>config</w:t>
+      </w:r>
+      <w:proofErr w:type="spellEnd"/>
+      <w:r>
+        <w:t xml:space="preserve"> niet half aangepast wordt.</w:t>
+      </w:r>
+      <w:r>
+        <w:br/>
+      </w:r>
+      <w:r>
+        <w:br/>
+      </w:r>
+      <w:r>
+        <w:lastRenderedPageBreak/>
+        <w:t xml:space="preserve">Ik heb dit apart toegepast op een Cisco ISR4221-router en een </w:t>
+      </w:r>
+      <w:proofErr w:type="spellStart"/>
+      <w:r>
+        <w:t>Catalyst</w:t>
+      </w:r>
+      <w:proofErr w:type="spellEnd"/>
+      <w:r>
+        <w:t xml:space="preserve"> 9200L-switch.</w:t>
+      </w:r>
+      <w:r>
+        <w:br/>
+        <w:t xml:space="preserve">De </w:t>
+      </w:r>
+      <w:proofErr w:type="spellStart"/>
+      <w:r>
+        <w:t>deployment</w:t>
+      </w:r>
+      <w:proofErr w:type="spellEnd"/>
+      <w:r>
+        <w:t xml:space="preserve"> is daardoor herhaalbaar, centraal beheerd via GitHub en atomair.</w:t>
       </w:r>
     </w:p>
     <w:p>
@@ -1636,17 +3583,19 @@
           <w:b/>
           <w:bCs/>
         </w:rPr>
-        <w:t>1. Wat je project doet</w:t>
-      </w:r>
-    </w:p>
-    <w:p>
-      <w:r>
-        <w:t>Jouw flow is:</w:t>
-      </w:r>
-    </w:p>
-    <w:p>
-      <w:r>
-        <w:t xml:space="preserve">GitHub → Python → NETCONF → </w:t>
+        <w:t>12. Wat je zeker moet benadrukken</w:t>
+      </w:r>
+    </w:p>
+    <w:p>
+      <w:r>
+        <w:t>NETCONF gebruikt</w:t>
+      </w:r>
+      <w:r>
+        <w:br/>
+        <w:t>YANG/XML gebruikt</w:t>
+      </w:r>
+      <w:r>
+        <w:br/>
       </w:r>
       <w:proofErr w:type="spellStart"/>
       <w:r>
@@ -1654,7 +3603,10 @@
       </w:r>
       <w:proofErr w:type="spellEnd"/>
       <w:r>
-        <w:t xml:space="preserve"> datastore → </w:t>
+        <w:t xml:space="preserve"> datastore gebruikt</w:t>
+      </w:r>
+      <w:r>
+        <w:br/>
       </w:r>
       <w:proofErr w:type="spellStart"/>
       <w:r>
@@ -1662,22 +3614,22 @@
       </w:r>
       <w:proofErr w:type="spellEnd"/>
       <w:r>
-        <w:t xml:space="preserve"> → running-</w:t>
-      </w:r>
-      <w:proofErr w:type="spellStart"/>
-      <w:r>
-        <w:t>config</w:t>
-      </w:r>
-      <w:proofErr w:type="spellEnd"/>
-    </w:p>
-    <w:p>
-      <w:r>
-        <w:t>Betekenis:</w:t>
-      </w:r>
-    </w:p>
-    <w:p>
-      <w:r>
-        <w:t xml:space="preserve">GitHub = single source of </w:t>
+        <w:t xml:space="preserve"> gebruikt</w:t>
+      </w:r>
+      <w:r>
+        <w:br/>
+      </w:r>
+      <w:proofErr w:type="spellStart"/>
+      <w:r>
+        <w:t>discard</w:t>
+      </w:r>
+      <w:proofErr w:type="spellEnd"/>
+      <w:r>
+        <w:t>-changes gebruikt</w:t>
+      </w:r>
+      <w:r>
+        <w:br/>
+        <w:t xml:space="preserve">GitHub als source of </w:t>
       </w:r>
       <w:proofErr w:type="spellStart"/>
       <w:r>
@@ -1686,1883 +3638,6 @@
       <w:proofErr w:type="spellEnd"/>
       <w:r>
         <w:br/>
-        <w:t xml:space="preserve">Python = </w:t>
-      </w:r>
-      <w:proofErr w:type="spellStart"/>
-      <w:r>
-        <w:t>automation</w:t>
-      </w:r>
-      <w:proofErr w:type="spellEnd"/>
-      <w:r>
-        <w:t xml:space="preserve"> script</w:t>
-      </w:r>
-      <w:r>
-        <w:br/>
-        <w:t xml:space="preserve">NETCONF = protocol om </w:t>
-      </w:r>
-      <w:proofErr w:type="spellStart"/>
-      <w:r>
-        <w:t>netwerkdevices</w:t>
-      </w:r>
-      <w:proofErr w:type="spellEnd"/>
-      <w:r>
-        <w:t xml:space="preserve"> te configureren</w:t>
-      </w:r>
-      <w:r>
-        <w:br/>
-        <w:t xml:space="preserve">YANG/XML = gestructureerde </w:t>
-      </w:r>
-      <w:proofErr w:type="spellStart"/>
-      <w:r>
-        <w:t>config</w:t>
-      </w:r>
-      <w:proofErr w:type="spellEnd"/>
-      <w:r>
-        <w:br/>
-      </w:r>
-      <w:proofErr w:type="spellStart"/>
-      <w:r>
-        <w:t>candidate</w:t>
-      </w:r>
-      <w:proofErr w:type="spellEnd"/>
-      <w:r>
-        <w:t xml:space="preserve"> = tijdelijke </w:t>
-      </w:r>
-      <w:proofErr w:type="spellStart"/>
-      <w:r>
-        <w:t>configlaag</w:t>
-      </w:r>
-      <w:proofErr w:type="spellEnd"/>
-      <w:r>
-        <w:br/>
-      </w:r>
-      <w:proofErr w:type="spellStart"/>
-      <w:r>
-        <w:t>commit</w:t>
-      </w:r>
-      <w:proofErr w:type="spellEnd"/>
-      <w:r>
-        <w:t xml:space="preserve"> = activeert </w:t>
-      </w:r>
-      <w:proofErr w:type="spellStart"/>
-      <w:r>
-        <w:t>config</w:t>
-      </w:r>
-      <w:proofErr w:type="spellEnd"/>
-      <w:r>
-        <w:br/>
-        <w:t>running-</w:t>
-      </w:r>
-      <w:proofErr w:type="spellStart"/>
-      <w:r>
-        <w:t>config</w:t>
-      </w:r>
-      <w:proofErr w:type="spellEnd"/>
-      <w:r>
-        <w:t xml:space="preserve"> = actieve </w:t>
-      </w:r>
-      <w:proofErr w:type="spellStart"/>
-      <w:r>
-        <w:t>config</w:t>
-      </w:r>
-      <w:proofErr w:type="spellEnd"/>
-      <w:r>
-        <w:t xml:space="preserve"> op router/switch</w:t>
-      </w:r>
-    </w:p>
-    <w:p>
-      <w:pPr>
-        <w:rPr>
-          <w:b/>
-          <w:bCs/>
-        </w:rPr>
-      </w:pPr>
-      <w:r>
-        <w:rPr>
-          <w:b/>
-          <w:bCs/>
-        </w:rPr>
-        <w:lastRenderedPageBreak/>
-        <w:t>2. Waarom bootstrap nodig is</w:t>
-      </w:r>
-    </w:p>
-    <w:p>
-      <w:r>
-        <w:t>Een geresette router/switch heeft nog geen:</w:t>
-      </w:r>
-    </w:p>
-    <w:p>
-      <w:r>
-        <w:t>IP-adres</w:t>
-      </w:r>
-      <w:r>
-        <w:br/>
-        <w:t>username/password</w:t>
-      </w:r>
-      <w:r>
-        <w:br/>
-        <w:t>SSH</w:t>
-      </w:r>
-      <w:r>
-        <w:br/>
-        <w:t>NETCONF</w:t>
-      </w:r>
-      <w:r>
-        <w:br/>
-      </w:r>
-      <w:proofErr w:type="spellStart"/>
-      <w:r>
-        <w:t>candidate</w:t>
-      </w:r>
-      <w:proofErr w:type="spellEnd"/>
-      <w:r>
-        <w:t xml:space="preserve"> datastore</w:t>
-      </w:r>
-    </w:p>
-    <w:p>
-      <w:r>
-        <w:t>Dus dat kleine stuk moet eerst via console.</w:t>
-      </w:r>
-    </w:p>
-    <w:p>
-      <w:r>
-        <w:t>Dat is geen probleem. In je uitleg zeg je:</w:t>
-      </w:r>
-    </w:p>
-    <w:p>
-      <w:r>
-        <w:t xml:space="preserve">“Ik plaats enkel een minimale bootstrap via console zodat het toestel bereikbaar is. De echte configuratie wordt daarna automatisch via NETCONF uit GitHub </w:t>
-      </w:r>
-      <w:proofErr w:type="spellStart"/>
-      <w:r>
-        <w:t>gedeployed</w:t>
-      </w:r>
-      <w:proofErr w:type="spellEnd"/>
-      <w:r>
-        <w:t>.”</w:t>
-      </w:r>
-    </w:p>
-    <w:p>
-      <w:pPr>
-        <w:rPr>
-          <w:b/>
-          <w:bCs/>
-        </w:rPr>
-      </w:pPr>
-      <w:r>
-        <w:rPr>
-          <w:b/>
-          <w:bCs/>
-        </w:rPr>
-        <w:t>3. Router bootstrap</w:t>
-      </w:r>
-    </w:p>
-    <w:p>
-      <w:r>
-        <w:t>Via console op router:</w:t>
-      </w:r>
-    </w:p>
-    <w:p>
-      <w:proofErr w:type="spellStart"/>
-      <w:r>
-        <w:t>enable</w:t>
-      </w:r>
-      <w:proofErr w:type="spellEnd"/>
-      <w:r>
-        <w:br/>
-      </w:r>
-      <w:proofErr w:type="spellStart"/>
-      <w:r>
-        <w:t>conf</w:t>
-      </w:r>
-      <w:proofErr w:type="spellEnd"/>
-      <w:r>
-        <w:t xml:space="preserve"> t</w:t>
-      </w:r>
-      <w:r>
-        <w:br/>
-      </w:r>
-      <w:proofErr w:type="spellStart"/>
-      <w:r>
-        <w:t>hostname</w:t>
-      </w:r>
-      <w:proofErr w:type="spellEnd"/>
-      <w:r>
-        <w:t xml:space="preserve"> BOOTSTRAP-R01</w:t>
-      </w:r>
-      <w:r>
-        <w:br/>
-      </w:r>
-      <w:r>
-        <w:br/>
-        <w:t>interface GigabitEthernet0/0/0</w:t>
-      </w:r>
-      <w:r>
-        <w:br/>
-        <w:t xml:space="preserve"> </w:t>
-      </w:r>
-      <w:proofErr w:type="spellStart"/>
-      <w:r>
-        <w:t>ip</w:t>
-      </w:r>
-      <w:proofErr w:type="spellEnd"/>
-      <w:r>
-        <w:t xml:space="preserve"> </w:t>
-      </w:r>
-      <w:proofErr w:type="spellStart"/>
-      <w:r>
-        <w:t>address</w:t>
-      </w:r>
-      <w:proofErr w:type="spellEnd"/>
-      <w:r>
-        <w:t xml:space="preserve"> 172.16.7.2 255.255.255.240</w:t>
-      </w:r>
-      <w:r>
-        <w:br/>
-        <w:t xml:space="preserve"> no </w:t>
-      </w:r>
-      <w:proofErr w:type="spellStart"/>
-      <w:r>
-        <w:t>shutdown</w:t>
-      </w:r>
-      <w:proofErr w:type="spellEnd"/>
-      <w:r>
-        <w:br/>
-      </w:r>
-      <w:r>
-        <w:br/>
-        <w:t xml:space="preserve">username </w:t>
-      </w:r>
-      <w:proofErr w:type="spellStart"/>
-      <w:r>
-        <w:t>admin</w:t>
-      </w:r>
-      <w:proofErr w:type="spellEnd"/>
-      <w:r>
-        <w:t xml:space="preserve"> privilege 15 </w:t>
-      </w:r>
-      <w:proofErr w:type="spellStart"/>
-      <w:r>
-        <w:t>secret</w:t>
-      </w:r>
-      <w:proofErr w:type="spellEnd"/>
-      <w:r>
-        <w:t xml:space="preserve"> </w:t>
-      </w:r>
-      <w:proofErr w:type="spellStart"/>
-      <w:r>
-        <w:t>cisco</w:t>
-      </w:r>
-      <w:proofErr w:type="spellEnd"/>
-      <w:r>
-        <w:br/>
-      </w:r>
-      <w:proofErr w:type="spellStart"/>
-      <w:r>
-        <w:t>ip</w:t>
-      </w:r>
-      <w:proofErr w:type="spellEnd"/>
-      <w:r>
-        <w:t xml:space="preserve"> domain name </w:t>
-      </w:r>
-      <w:proofErr w:type="spellStart"/>
-      <w:r>
-        <w:t>lab.local</w:t>
-      </w:r>
-      <w:proofErr w:type="spellEnd"/>
-      <w:r>
-        <w:br/>
-        <w:t xml:space="preserve">crypto </w:t>
-      </w:r>
-      <w:proofErr w:type="spellStart"/>
-      <w:r>
-        <w:t>key</w:t>
-      </w:r>
-      <w:proofErr w:type="spellEnd"/>
-      <w:r>
-        <w:t xml:space="preserve"> </w:t>
-      </w:r>
-      <w:proofErr w:type="spellStart"/>
-      <w:r>
-        <w:t>generate</w:t>
-      </w:r>
-      <w:proofErr w:type="spellEnd"/>
-      <w:r>
-        <w:t xml:space="preserve"> </w:t>
-      </w:r>
-      <w:proofErr w:type="spellStart"/>
-      <w:r>
-        <w:t>rsa</w:t>
-      </w:r>
-      <w:proofErr w:type="spellEnd"/>
-      <w:r>
-        <w:t xml:space="preserve"> modulus 2048</w:t>
-      </w:r>
-      <w:r>
-        <w:br/>
-      </w:r>
-      <w:proofErr w:type="spellStart"/>
-      <w:r>
-        <w:t>ip</w:t>
-      </w:r>
-      <w:proofErr w:type="spellEnd"/>
-      <w:r>
-        <w:t xml:space="preserve"> </w:t>
-      </w:r>
-      <w:proofErr w:type="spellStart"/>
-      <w:r>
-        <w:t>ssh</w:t>
-      </w:r>
-      <w:proofErr w:type="spellEnd"/>
-      <w:r>
-        <w:t xml:space="preserve"> </w:t>
-      </w:r>
-      <w:proofErr w:type="spellStart"/>
-      <w:r>
-        <w:t>version</w:t>
-      </w:r>
-      <w:proofErr w:type="spellEnd"/>
-      <w:r>
-        <w:t xml:space="preserve"> 2</w:t>
-      </w:r>
-      <w:r>
-        <w:br/>
-      </w:r>
-      <w:r>
-        <w:br/>
-      </w:r>
-      <w:proofErr w:type="spellStart"/>
-      <w:r>
-        <w:t>netconf</w:t>
-      </w:r>
-      <w:proofErr w:type="spellEnd"/>
-      <w:r>
-        <w:t>-yang</w:t>
-      </w:r>
-      <w:r>
-        <w:br/>
-      </w:r>
-      <w:proofErr w:type="spellStart"/>
-      <w:r>
-        <w:t>netconf</w:t>
-      </w:r>
-      <w:proofErr w:type="spellEnd"/>
-      <w:r>
-        <w:t xml:space="preserve">-yang feature </w:t>
-      </w:r>
-      <w:proofErr w:type="spellStart"/>
-      <w:r>
-        <w:t>candidate</w:t>
-      </w:r>
-      <w:proofErr w:type="spellEnd"/>
-      <w:r>
-        <w:t>-datastore</w:t>
-      </w:r>
-      <w:r>
-        <w:br/>
-      </w:r>
-      <w:r>
-        <w:br/>
-        <w:t xml:space="preserve">line </w:t>
-      </w:r>
-      <w:proofErr w:type="spellStart"/>
-      <w:r>
-        <w:t>vty</w:t>
-      </w:r>
-      <w:proofErr w:type="spellEnd"/>
-      <w:r>
-        <w:t xml:space="preserve"> 0 15</w:t>
-      </w:r>
-      <w:r>
-        <w:br/>
-        <w:t xml:space="preserve"> login </w:t>
-      </w:r>
-      <w:proofErr w:type="spellStart"/>
-      <w:r>
-        <w:t>local</w:t>
-      </w:r>
-      <w:proofErr w:type="spellEnd"/>
-      <w:r>
-        <w:br/>
-        <w:t xml:space="preserve"> transport input </w:t>
-      </w:r>
-      <w:proofErr w:type="spellStart"/>
-      <w:r>
-        <w:t>ssh</w:t>
-      </w:r>
-      <w:proofErr w:type="spellEnd"/>
-      <w:r>
-        <w:br/>
-      </w:r>
-      <w:r>
-        <w:br/>
-        <w:t>end</w:t>
-      </w:r>
-      <w:r>
-        <w:br/>
-      </w:r>
-      <w:proofErr w:type="spellStart"/>
-      <w:r>
-        <w:t>write</w:t>
-      </w:r>
-      <w:proofErr w:type="spellEnd"/>
-      <w:r>
-        <w:t xml:space="preserve"> memory</w:t>
-      </w:r>
-    </w:p>
-    <w:p>
-      <w:r>
-        <w:t>Daarna test je op laptop:</w:t>
-      </w:r>
-    </w:p>
-    <w:p>
-      <w:r>
-        <w:lastRenderedPageBreak/>
-        <w:t>ping 172.16.7.2</w:t>
-      </w:r>
-      <w:r>
-        <w:br/>
-        <w:t>Test-</w:t>
-      </w:r>
-      <w:proofErr w:type="spellStart"/>
-      <w:r>
-        <w:t>NetConnection</w:t>
-      </w:r>
-      <w:proofErr w:type="spellEnd"/>
-      <w:r>
-        <w:t xml:space="preserve"> 172.16.7.2 -Port 830</w:t>
-      </w:r>
-    </w:p>
-    <w:p>
-      <w:pPr>
-        <w:rPr>
-          <w:b/>
-          <w:bCs/>
-        </w:rPr>
-      </w:pPr>
-      <w:r>
-        <w:rPr>
-          <w:b/>
-          <w:bCs/>
-        </w:rPr>
-        <w:t xml:space="preserve">4. Router </w:t>
-      </w:r>
-      <w:proofErr w:type="spellStart"/>
-      <w:r>
-        <w:rPr>
-          <w:b/>
-          <w:bCs/>
-        </w:rPr>
-        <w:t>deploy</w:t>
-      </w:r>
-      <w:proofErr w:type="spellEnd"/>
-    </w:p>
-    <w:p>
-      <w:r>
-        <w:t>Je router XML staat in GitHub:</w:t>
-      </w:r>
-    </w:p>
-    <w:p>
-      <w:proofErr w:type="spellStart"/>
-      <w:r>
-        <w:t>configs</w:t>
-      </w:r>
-      <w:proofErr w:type="spellEnd"/>
-      <w:r>
-        <w:t>/router-r01.xml</w:t>
-      </w:r>
-    </w:p>
-    <w:p>
-      <w:r>
-        <w:t xml:space="preserve">Je router </w:t>
-      </w:r>
-      <w:proofErr w:type="spellStart"/>
-      <w:r>
-        <w:t>inventory</w:t>
-      </w:r>
-      <w:proofErr w:type="spellEnd"/>
-      <w:r>
-        <w:t xml:space="preserve"> staat in:</w:t>
-      </w:r>
-    </w:p>
-    <w:p>
-      <w:proofErr w:type="spellStart"/>
-      <w:r>
-        <w:t>devices_router.json</w:t>
-      </w:r>
-      <w:proofErr w:type="spellEnd"/>
-    </w:p>
-    <w:p>
-      <w:r>
-        <w:t>Run:</w:t>
-      </w:r>
-    </w:p>
-    <w:p>
-      <w:r>
-        <w:t xml:space="preserve">python deploy_netconf.py </w:t>
-      </w:r>
-      <w:proofErr w:type="spellStart"/>
-      <w:r>
-        <w:t>devices_router.json</w:t>
-      </w:r>
-      <w:proofErr w:type="spellEnd"/>
-    </w:p>
-    <w:p>
-      <w:r>
-        <w:t>Daarna toon je op router:</w:t>
-      </w:r>
-    </w:p>
-    <w:p>
-      <w:r>
-        <w:t xml:space="preserve">show run | </w:t>
-      </w:r>
-      <w:proofErr w:type="spellStart"/>
-      <w:r>
-        <w:t>include</w:t>
-      </w:r>
-      <w:proofErr w:type="spellEnd"/>
-      <w:r>
-        <w:t xml:space="preserve"> </w:t>
-      </w:r>
-      <w:proofErr w:type="spellStart"/>
-      <w:r>
-        <w:t>hostname</w:t>
-      </w:r>
-      <w:proofErr w:type="spellEnd"/>
-      <w:r>
-        <w:br/>
-        <w:t xml:space="preserve">show </w:t>
-      </w:r>
-      <w:proofErr w:type="spellStart"/>
-      <w:r>
-        <w:t>ip</w:t>
-      </w:r>
-      <w:proofErr w:type="spellEnd"/>
-      <w:r>
-        <w:t xml:space="preserve"> interface brief</w:t>
-      </w:r>
-      <w:r>
-        <w:br/>
-        <w:t xml:space="preserve">show run | </w:t>
-      </w:r>
-      <w:proofErr w:type="spellStart"/>
-      <w:r>
-        <w:t>section</w:t>
-      </w:r>
-      <w:proofErr w:type="spellEnd"/>
-      <w:r>
-        <w:t xml:space="preserve"> router </w:t>
-      </w:r>
-      <w:proofErr w:type="spellStart"/>
-      <w:r>
-        <w:t>ospf</w:t>
-      </w:r>
-      <w:proofErr w:type="spellEnd"/>
-    </w:p>
-    <w:p>
-      <w:pPr>
-        <w:rPr>
-          <w:b/>
-          <w:bCs/>
-        </w:rPr>
-      </w:pPr>
-      <w:r>
-        <w:rPr>
-          <w:b/>
-          <w:bCs/>
-        </w:rPr>
-        <w:t>5. Switch bootstrap</w:t>
-      </w:r>
-    </w:p>
-    <w:p>
-      <w:r>
-        <w:t>Via console op switch:</w:t>
-      </w:r>
-    </w:p>
-    <w:p>
-      <w:proofErr w:type="spellStart"/>
-      <w:r>
-        <w:t>enable</w:t>
-      </w:r>
-      <w:proofErr w:type="spellEnd"/>
-      <w:r>
-        <w:br/>
-      </w:r>
-      <w:proofErr w:type="spellStart"/>
-      <w:r>
-        <w:t>conf</w:t>
-      </w:r>
-      <w:proofErr w:type="spellEnd"/>
-      <w:r>
-        <w:t xml:space="preserve"> t</w:t>
-      </w:r>
-      <w:r>
-        <w:br/>
-      </w:r>
-      <w:proofErr w:type="spellStart"/>
-      <w:r>
-        <w:t>hostname</w:t>
-      </w:r>
-      <w:proofErr w:type="spellEnd"/>
-      <w:r>
-        <w:t xml:space="preserve"> BOOTSTRAP-SW01</w:t>
-      </w:r>
-      <w:r>
-        <w:br/>
-      </w:r>
-      <w:r>
-        <w:br/>
-        <w:t xml:space="preserve">interface </w:t>
-      </w:r>
-      <w:proofErr w:type="spellStart"/>
-      <w:r>
-        <w:t>vlan</w:t>
-      </w:r>
-      <w:proofErr w:type="spellEnd"/>
-      <w:r>
-        <w:t xml:space="preserve"> 10</w:t>
-      </w:r>
-      <w:r>
-        <w:br/>
-        <w:t xml:space="preserve"> </w:t>
-      </w:r>
-      <w:proofErr w:type="spellStart"/>
-      <w:r>
-        <w:t>ip</w:t>
-      </w:r>
-      <w:proofErr w:type="spellEnd"/>
-      <w:r>
-        <w:t xml:space="preserve"> </w:t>
-      </w:r>
-      <w:proofErr w:type="spellStart"/>
-      <w:r>
-        <w:t>address</w:t>
-      </w:r>
-      <w:proofErr w:type="spellEnd"/>
-      <w:r>
-        <w:t xml:space="preserve"> 172.16.7.5 255.255.255.240</w:t>
-      </w:r>
-      <w:r>
-        <w:br/>
-        <w:t xml:space="preserve"> no </w:t>
-      </w:r>
-      <w:proofErr w:type="spellStart"/>
-      <w:r>
-        <w:t>shutdown</w:t>
-      </w:r>
-      <w:proofErr w:type="spellEnd"/>
-      <w:r>
-        <w:br/>
-      </w:r>
-      <w:r>
-        <w:br/>
-      </w:r>
-      <w:proofErr w:type="spellStart"/>
-      <w:r>
-        <w:t>ip</w:t>
-      </w:r>
-      <w:proofErr w:type="spellEnd"/>
-      <w:r>
-        <w:t xml:space="preserve"> default-gateway 172.16.7.2</w:t>
-      </w:r>
-      <w:r>
-        <w:br/>
-      </w:r>
-      <w:r>
-        <w:br/>
-        <w:t xml:space="preserve">username </w:t>
-      </w:r>
-      <w:proofErr w:type="spellStart"/>
-      <w:r>
-        <w:t>admin</w:t>
-      </w:r>
-      <w:proofErr w:type="spellEnd"/>
-      <w:r>
-        <w:t xml:space="preserve"> privilege 15 </w:t>
-      </w:r>
-      <w:proofErr w:type="spellStart"/>
-      <w:r>
-        <w:t>secret</w:t>
-      </w:r>
-      <w:proofErr w:type="spellEnd"/>
-      <w:r>
-        <w:t xml:space="preserve"> </w:t>
-      </w:r>
-      <w:proofErr w:type="spellStart"/>
-      <w:r>
-        <w:t>cisco</w:t>
-      </w:r>
-      <w:proofErr w:type="spellEnd"/>
-      <w:r>
-        <w:br/>
-      </w:r>
-      <w:proofErr w:type="spellStart"/>
-      <w:r>
-        <w:t>ip</w:t>
-      </w:r>
-      <w:proofErr w:type="spellEnd"/>
-      <w:r>
-        <w:t xml:space="preserve"> domain name </w:t>
-      </w:r>
-      <w:proofErr w:type="spellStart"/>
-      <w:r>
-        <w:t>lab.local</w:t>
-      </w:r>
-      <w:proofErr w:type="spellEnd"/>
-      <w:r>
-        <w:br/>
-        <w:t xml:space="preserve">crypto </w:t>
-      </w:r>
-      <w:proofErr w:type="spellStart"/>
-      <w:r>
-        <w:t>key</w:t>
-      </w:r>
-      <w:proofErr w:type="spellEnd"/>
-      <w:r>
-        <w:t xml:space="preserve"> </w:t>
-      </w:r>
-      <w:proofErr w:type="spellStart"/>
-      <w:r>
-        <w:t>generate</w:t>
-      </w:r>
-      <w:proofErr w:type="spellEnd"/>
-      <w:r>
-        <w:t xml:space="preserve"> </w:t>
-      </w:r>
-      <w:proofErr w:type="spellStart"/>
-      <w:r>
-        <w:t>rsa</w:t>
-      </w:r>
-      <w:proofErr w:type="spellEnd"/>
-      <w:r>
-        <w:t xml:space="preserve"> modulus 2048</w:t>
-      </w:r>
-      <w:r>
-        <w:br/>
-      </w:r>
-      <w:proofErr w:type="spellStart"/>
-      <w:r>
-        <w:t>ip</w:t>
-      </w:r>
-      <w:proofErr w:type="spellEnd"/>
-      <w:r>
-        <w:t xml:space="preserve"> </w:t>
-      </w:r>
-      <w:proofErr w:type="spellStart"/>
-      <w:r>
-        <w:t>ssh</w:t>
-      </w:r>
-      <w:proofErr w:type="spellEnd"/>
-      <w:r>
-        <w:t xml:space="preserve"> </w:t>
-      </w:r>
-      <w:proofErr w:type="spellStart"/>
-      <w:r>
-        <w:t>version</w:t>
-      </w:r>
-      <w:proofErr w:type="spellEnd"/>
-      <w:r>
-        <w:t xml:space="preserve"> 2</w:t>
-      </w:r>
-      <w:r>
-        <w:br/>
-      </w:r>
-      <w:r>
-        <w:br/>
-      </w:r>
-      <w:proofErr w:type="spellStart"/>
-      <w:r>
-        <w:t>netconf</w:t>
-      </w:r>
-      <w:proofErr w:type="spellEnd"/>
-      <w:r>
-        <w:t>-yang</w:t>
-      </w:r>
-      <w:r>
-        <w:br/>
-      </w:r>
-      <w:proofErr w:type="spellStart"/>
-      <w:r>
-        <w:t>netconf</w:t>
-      </w:r>
-      <w:proofErr w:type="spellEnd"/>
-      <w:r>
-        <w:t xml:space="preserve">-yang feature </w:t>
-      </w:r>
-      <w:proofErr w:type="spellStart"/>
-      <w:r>
-        <w:t>candidate</w:t>
-      </w:r>
-      <w:proofErr w:type="spellEnd"/>
-      <w:r>
-        <w:t>-datastore</w:t>
-      </w:r>
-      <w:r>
-        <w:br/>
-      </w:r>
-      <w:r>
-        <w:br/>
-        <w:t xml:space="preserve">line </w:t>
-      </w:r>
-      <w:proofErr w:type="spellStart"/>
-      <w:r>
-        <w:t>vty</w:t>
-      </w:r>
-      <w:proofErr w:type="spellEnd"/>
-      <w:r>
-        <w:t xml:space="preserve"> 0 15</w:t>
-      </w:r>
-      <w:r>
-        <w:br/>
-        <w:t xml:space="preserve"> login </w:t>
-      </w:r>
-      <w:proofErr w:type="spellStart"/>
-      <w:r>
-        <w:t>local</w:t>
-      </w:r>
-      <w:proofErr w:type="spellEnd"/>
-      <w:r>
-        <w:br/>
-      </w:r>
-      <w:r>
-        <w:lastRenderedPageBreak/>
-        <w:t xml:space="preserve"> transport input </w:t>
-      </w:r>
-      <w:proofErr w:type="spellStart"/>
-      <w:r>
-        <w:t>ssh</w:t>
-      </w:r>
-      <w:proofErr w:type="spellEnd"/>
-      <w:r>
-        <w:br/>
-      </w:r>
-      <w:r>
-        <w:br/>
-        <w:t>end</w:t>
-      </w:r>
-      <w:r>
-        <w:br/>
-      </w:r>
-      <w:proofErr w:type="spellStart"/>
-      <w:r>
-        <w:t>write</w:t>
-      </w:r>
-      <w:proofErr w:type="spellEnd"/>
-      <w:r>
-        <w:t xml:space="preserve"> memory</w:t>
-      </w:r>
-    </w:p>
-    <w:p>
-      <w:r>
-        <w:t>Daarna poort actief maken:</w:t>
-      </w:r>
-    </w:p>
-    <w:p>
-      <w:proofErr w:type="spellStart"/>
-      <w:r>
-        <w:t>conf</w:t>
-      </w:r>
-      <w:proofErr w:type="spellEnd"/>
-      <w:r>
-        <w:t xml:space="preserve"> t</w:t>
-      </w:r>
-      <w:r>
-        <w:br/>
-        <w:t>interface Gi1/0/1</w:t>
-      </w:r>
-      <w:r>
-        <w:br/>
-        <w:t xml:space="preserve"> switchport mode access</w:t>
-      </w:r>
-      <w:r>
-        <w:br/>
-        <w:t xml:space="preserve"> switchport access </w:t>
-      </w:r>
-      <w:proofErr w:type="spellStart"/>
-      <w:r>
-        <w:t>vlan</w:t>
-      </w:r>
-      <w:proofErr w:type="spellEnd"/>
-      <w:r>
-        <w:t xml:space="preserve"> 10</w:t>
-      </w:r>
-      <w:r>
-        <w:br/>
-        <w:t xml:space="preserve"> no </w:t>
-      </w:r>
-      <w:proofErr w:type="spellStart"/>
-      <w:r>
-        <w:t>shutdown</w:t>
-      </w:r>
-      <w:proofErr w:type="spellEnd"/>
-      <w:r>
-        <w:br/>
-        <w:t>end</w:t>
-      </w:r>
-    </w:p>
-    <w:p>
-      <w:r>
-        <w:t>Test:</w:t>
-      </w:r>
-    </w:p>
-    <w:p>
-      <w:r>
-        <w:t>ping 172.16.7.5</w:t>
-      </w:r>
-      <w:r>
-        <w:br/>
-        <w:t>Test-</w:t>
-      </w:r>
-      <w:proofErr w:type="spellStart"/>
-      <w:r>
-        <w:t>NetConnection</w:t>
-      </w:r>
-      <w:proofErr w:type="spellEnd"/>
-      <w:r>
-        <w:t xml:space="preserve"> 172.16.7.5 -Port 830</w:t>
-      </w:r>
-    </w:p>
-    <w:p>
-      <w:pPr>
-        <w:rPr>
-          <w:b/>
-          <w:bCs/>
-        </w:rPr>
-      </w:pPr>
-      <w:r>
-        <w:rPr>
-          <w:b/>
-          <w:bCs/>
-        </w:rPr>
-        <w:t xml:space="preserve">6. Switch </w:t>
-      </w:r>
-      <w:proofErr w:type="spellStart"/>
-      <w:r>
-        <w:rPr>
-          <w:b/>
-          <w:bCs/>
-        </w:rPr>
-        <w:t>deploy</w:t>
-      </w:r>
-      <w:proofErr w:type="spellEnd"/>
-    </w:p>
-    <w:p>
-      <w:r>
-        <w:t>Je switch XML staat in:</w:t>
-      </w:r>
-    </w:p>
-    <w:p>
-      <w:proofErr w:type="spellStart"/>
-      <w:r>
-        <w:t>configs</w:t>
-      </w:r>
-      <w:proofErr w:type="spellEnd"/>
-      <w:r>
-        <w:t>/switch-sw01.xml</w:t>
-      </w:r>
-    </w:p>
-    <w:p>
-      <w:r>
-        <w:t xml:space="preserve">Je switch </w:t>
-      </w:r>
-      <w:proofErr w:type="spellStart"/>
-      <w:r>
-        <w:t>inventory</w:t>
-      </w:r>
-      <w:proofErr w:type="spellEnd"/>
-      <w:r>
-        <w:t xml:space="preserve"> staat in:</w:t>
-      </w:r>
-    </w:p>
-    <w:p>
-      <w:proofErr w:type="spellStart"/>
-      <w:r>
-        <w:t>devices_switch.json</w:t>
-      </w:r>
-      <w:proofErr w:type="spellEnd"/>
-    </w:p>
-    <w:p>
-      <w:r>
-        <w:t>Run:</w:t>
-      </w:r>
-    </w:p>
-    <w:p>
-      <w:r>
-        <w:t xml:space="preserve">python deploy_netconf.py </w:t>
-      </w:r>
-      <w:proofErr w:type="spellStart"/>
-      <w:r>
-        <w:t>devices_switch.json</w:t>
-      </w:r>
-      <w:proofErr w:type="spellEnd"/>
-    </w:p>
-    <w:p>
-      <w:r>
-        <w:t>Daarna toon je:</w:t>
-      </w:r>
-    </w:p>
-    <w:p>
-      <w:r>
-        <w:t xml:space="preserve">show run | </w:t>
-      </w:r>
-      <w:proofErr w:type="spellStart"/>
-      <w:r>
-        <w:t>include</w:t>
-      </w:r>
-      <w:proofErr w:type="spellEnd"/>
-      <w:r>
-        <w:t xml:space="preserve"> </w:t>
-      </w:r>
-      <w:proofErr w:type="spellStart"/>
-      <w:r>
-        <w:t>hostname</w:t>
-      </w:r>
-      <w:proofErr w:type="spellEnd"/>
-      <w:r>
-        <w:br/>
-        <w:t xml:space="preserve">show </w:t>
-      </w:r>
-      <w:proofErr w:type="spellStart"/>
-      <w:r>
-        <w:t>ip</w:t>
-      </w:r>
-      <w:proofErr w:type="spellEnd"/>
-      <w:r>
-        <w:t xml:space="preserve"> interface brief</w:t>
-      </w:r>
-      <w:r>
-        <w:br/>
-        <w:t xml:space="preserve">show run interface </w:t>
-      </w:r>
-      <w:proofErr w:type="spellStart"/>
-      <w:r>
-        <w:t>vlan</w:t>
-      </w:r>
-      <w:proofErr w:type="spellEnd"/>
-      <w:r>
-        <w:t xml:space="preserve"> 10</w:t>
-      </w:r>
-    </w:p>
-    <w:p>
-      <w:pPr>
-        <w:rPr>
-          <w:b/>
-          <w:bCs/>
-        </w:rPr>
-      </w:pPr>
-      <w:r>
-        <w:rPr>
-          <w:b/>
-          <w:bCs/>
-        </w:rPr>
-        <w:t xml:space="preserve">7. Wat doet </w:t>
-      </w:r>
-      <w:proofErr w:type="spellStart"/>
-      <w:r>
-        <w:rPr>
-          <w:b/>
-          <w:bCs/>
-        </w:rPr>
-        <w:t>candidate</w:t>
-      </w:r>
-      <w:proofErr w:type="spellEnd"/>
-      <w:r>
-        <w:rPr>
-          <w:b/>
-          <w:bCs/>
-        </w:rPr>
-        <w:t xml:space="preserve"> datastore?</w:t>
-      </w:r>
-    </w:p>
-    <w:p>
-      <w:r>
-        <w:t xml:space="preserve">Normaal schrijft een </w:t>
-      </w:r>
-      <w:proofErr w:type="spellStart"/>
-      <w:r>
-        <w:t>config</w:t>
-      </w:r>
-      <w:proofErr w:type="spellEnd"/>
-      <w:r>
-        <w:t xml:space="preserve"> meteen naar running-</w:t>
-      </w:r>
-      <w:proofErr w:type="spellStart"/>
-      <w:r>
-        <w:t>config</w:t>
-      </w:r>
-      <w:proofErr w:type="spellEnd"/>
-      <w:r>
-        <w:t>.</w:t>
-      </w:r>
-    </w:p>
-    <w:p>
-      <w:r>
-        <w:t xml:space="preserve">Maar met </w:t>
-      </w:r>
-      <w:proofErr w:type="spellStart"/>
-      <w:r>
-        <w:t>candidate</w:t>
-      </w:r>
-      <w:proofErr w:type="spellEnd"/>
-      <w:r>
-        <w:t xml:space="preserve"> gebeurt dit veiliger:</w:t>
-      </w:r>
-    </w:p>
-    <w:p>
-      <w:r>
-        <w:t xml:space="preserve">1. Script stuurt </w:t>
-      </w:r>
-      <w:proofErr w:type="spellStart"/>
-      <w:r>
-        <w:t>config</w:t>
-      </w:r>
-      <w:proofErr w:type="spellEnd"/>
-      <w:r>
-        <w:t xml:space="preserve"> naar </w:t>
-      </w:r>
-      <w:proofErr w:type="spellStart"/>
-      <w:r>
-        <w:t>candidate</w:t>
-      </w:r>
-      <w:proofErr w:type="spellEnd"/>
-      <w:r>
-        <w:br/>
-        <w:t>2. Router/switch past running-</w:t>
-      </w:r>
-      <w:proofErr w:type="spellStart"/>
-      <w:r>
-        <w:t>config</w:t>
-      </w:r>
-      <w:proofErr w:type="spellEnd"/>
-      <w:r>
-        <w:t xml:space="preserve"> nog niet aan</w:t>
-      </w:r>
-      <w:r>
-        <w:br/>
-        <w:t xml:space="preserve">3. Als </w:t>
-      </w:r>
-      <w:proofErr w:type="spellStart"/>
-      <w:r>
-        <w:t>edit-config</w:t>
-      </w:r>
-      <w:proofErr w:type="spellEnd"/>
-      <w:r>
-        <w:t xml:space="preserve"> goed is → </w:t>
-      </w:r>
-      <w:proofErr w:type="spellStart"/>
-      <w:r>
-        <w:t>commit</w:t>
-      </w:r>
-      <w:proofErr w:type="spellEnd"/>
-      <w:r>
-        <w:br/>
-        <w:t xml:space="preserve">4. Dan wordt </w:t>
-      </w:r>
-      <w:proofErr w:type="spellStart"/>
-      <w:r>
-        <w:t>candidate</w:t>
-      </w:r>
-      <w:proofErr w:type="spellEnd"/>
-      <w:r>
-        <w:t xml:space="preserve"> actief als running-</w:t>
-      </w:r>
-      <w:proofErr w:type="spellStart"/>
-      <w:r>
-        <w:t>config</w:t>
-      </w:r>
-      <w:proofErr w:type="spellEnd"/>
-      <w:r>
-        <w:br/>
-        <w:t xml:space="preserve">5. Als er een fout is → </w:t>
-      </w:r>
-      <w:proofErr w:type="spellStart"/>
-      <w:r>
-        <w:t>discard</w:t>
-      </w:r>
-      <w:proofErr w:type="spellEnd"/>
-      <w:r>
-        <w:t>-changes</w:t>
-      </w:r>
-    </w:p>
-    <w:p>
-      <w:r>
-        <w:lastRenderedPageBreak/>
-        <w:t xml:space="preserve">Dus </w:t>
-      </w:r>
-      <w:proofErr w:type="spellStart"/>
-      <w:r>
-        <w:t>candidate</w:t>
-      </w:r>
-      <w:proofErr w:type="spellEnd"/>
-      <w:r>
-        <w:t xml:space="preserve"> is eigenlijk een veilige wachtruimte.</w:t>
-      </w:r>
-    </w:p>
-    <w:p>
-      <w:r>
-        <w:t>Je kan dit uitleggen als:</w:t>
-      </w:r>
-    </w:p>
-    <w:p>
-      <w:r>
-        <w:t xml:space="preserve">“De </w:t>
-      </w:r>
-      <w:proofErr w:type="spellStart"/>
-      <w:r>
-        <w:t>candidate</w:t>
-      </w:r>
-      <w:proofErr w:type="spellEnd"/>
-      <w:r>
-        <w:t xml:space="preserve"> datastore laat toe om configuratie eerst klaar te zetten zonder ze direct actief te maken. Pas na een succesvolle </w:t>
-      </w:r>
-      <w:proofErr w:type="spellStart"/>
-      <w:r>
-        <w:t>commit</w:t>
-      </w:r>
-      <w:proofErr w:type="spellEnd"/>
-      <w:r>
-        <w:t xml:space="preserve"> wordt de configuratie toegepast. Als er een fout optreedt, voert het script </w:t>
-      </w:r>
-      <w:proofErr w:type="spellStart"/>
-      <w:r>
-        <w:t>discard</w:t>
-      </w:r>
-      <w:proofErr w:type="spellEnd"/>
-      <w:r>
-        <w:t>-changes uit zodat de running-</w:t>
-      </w:r>
-      <w:proofErr w:type="spellStart"/>
-      <w:r>
-        <w:t>config</w:t>
-      </w:r>
-      <w:proofErr w:type="spellEnd"/>
-      <w:r>
-        <w:t xml:space="preserve"> onveranderd blijft.”</w:t>
-      </w:r>
-    </w:p>
-    <w:p>
-      <w:pPr>
-        <w:rPr>
-          <w:b/>
-          <w:bCs/>
-        </w:rPr>
-      </w:pPr>
-      <w:r>
-        <w:rPr>
-          <w:b/>
-          <w:bCs/>
-        </w:rPr>
-        <w:t>8. Waarom is dit atomair?</w:t>
-      </w:r>
-    </w:p>
-    <w:p>
-      <w:r>
-        <w:t>Atomair betekent:</w:t>
-      </w:r>
-    </w:p>
-    <w:p>
-      <w:r>
-        <w:t>alles lukt</w:t>
-      </w:r>
-      <w:r>
-        <w:br/>
-        <w:t>of niets wordt toegepast</w:t>
-      </w:r>
-    </w:p>
-    <w:p>
-      <w:r>
-        <w:t>In jouw script:</w:t>
-      </w:r>
-    </w:p>
-    <w:p>
-      <w:proofErr w:type="spellStart"/>
-      <w:r>
-        <w:t>edit-config</w:t>
-      </w:r>
-      <w:proofErr w:type="spellEnd"/>
-      <w:r>
-        <w:t xml:space="preserve"> naar </w:t>
-      </w:r>
-      <w:proofErr w:type="spellStart"/>
-      <w:r>
-        <w:t>candidate</w:t>
-      </w:r>
-      <w:proofErr w:type="spellEnd"/>
-      <w:r>
-        <w:br/>
-      </w:r>
-      <w:proofErr w:type="spellStart"/>
-      <w:r>
-        <w:t>commit</w:t>
-      </w:r>
-      <w:proofErr w:type="spellEnd"/>
-      <w:r>
-        <w:t xml:space="preserve"> bij succes</w:t>
-      </w:r>
-      <w:r>
-        <w:br/>
-      </w:r>
-      <w:proofErr w:type="spellStart"/>
-      <w:r>
-        <w:t>discard</w:t>
-      </w:r>
-      <w:proofErr w:type="spellEnd"/>
-      <w:r>
-        <w:t>-changes bij fout</w:t>
-      </w:r>
-    </w:p>
-    <w:p>
-      <w:r>
-        <w:t>Dus bij fouten blijft je actieve configuratie beschermd.</w:t>
-      </w:r>
-    </w:p>
-    <w:p>
-      <w:pPr>
-        <w:rPr>
-          <w:b/>
-          <w:bCs/>
-        </w:rPr>
-      </w:pPr>
-      <w:r>
-        <w:rPr>
-          <w:b/>
-          <w:bCs/>
-        </w:rPr>
-        <w:t>9. Wat doet je Python-script?</w:t>
-      </w:r>
-    </w:p>
-    <w:p>
-      <w:r>
-        <w:t>Het script doet:</w:t>
-      </w:r>
-    </w:p>
-    <w:p>
-      <w:r>
-        <w:t xml:space="preserve">1. Leest </w:t>
-      </w:r>
-      <w:proofErr w:type="spellStart"/>
-      <w:r>
-        <w:t>devices_router.json</w:t>
-      </w:r>
-      <w:proofErr w:type="spellEnd"/>
-      <w:r>
-        <w:t xml:space="preserve"> of </w:t>
-      </w:r>
-      <w:proofErr w:type="spellStart"/>
-      <w:r>
-        <w:t>devices_switch.json</w:t>
-      </w:r>
-      <w:proofErr w:type="spellEnd"/>
-      <w:r>
-        <w:br/>
-        <w:t>2. Haalt XML-</w:t>
-      </w:r>
-      <w:proofErr w:type="spellStart"/>
-      <w:r>
-        <w:t>config</w:t>
-      </w:r>
-      <w:proofErr w:type="spellEnd"/>
-      <w:r>
-        <w:t xml:space="preserve"> op van GitHub </w:t>
-      </w:r>
-      <w:proofErr w:type="spellStart"/>
-      <w:r>
-        <w:t>raw</w:t>
-      </w:r>
-      <w:proofErr w:type="spellEnd"/>
-      <w:r>
-        <w:t xml:space="preserve"> URL</w:t>
-      </w:r>
-      <w:r>
-        <w:br/>
-        <w:t>3. Maakt NETCONF-verbinding op poort 830</w:t>
-      </w:r>
-      <w:r>
-        <w:br/>
-        <w:t xml:space="preserve">4. Controleert </w:t>
-      </w:r>
-      <w:proofErr w:type="spellStart"/>
-      <w:r>
-        <w:t>candidate</w:t>
-      </w:r>
-      <w:proofErr w:type="spellEnd"/>
-      <w:r>
-        <w:t xml:space="preserve"> support</w:t>
-      </w:r>
-      <w:r>
-        <w:br/>
-        <w:t xml:space="preserve">5. </w:t>
-      </w:r>
-      <w:proofErr w:type="spellStart"/>
-      <w:r>
-        <w:t>Lockt</w:t>
-      </w:r>
-      <w:proofErr w:type="spellEnd"/>
-      <w:r>
-        <w:t xml:space="preserve"> </w:t>
-      </w:r>
-      <w:proofErr w:type="spellStart"/>
-      <w:r>
-        <w:t>candidate</w:t>
-      </w:r>
-      <w:proofErr w:type="spellEnd"/>
-      <w:r>
-        <w:t xml:space="preserve"> datastore</w:t>
-      </w:r>
-      <w:r>
-        <w:br/>
-        <w:t xml:space="preserve">6. Voert </w:t>
-      </w:r>
-      <w:proofErr w:type="spellStart"/>
-      <w:r>
-        <w:t>discard</w:t>
-      </w:r>
-      <w:proofErr w:type="spellEnd"/>
-      <w:r>
-        <w:t xml:space="preserve">-changes uit om oude </w:t>
-      </w:r>
-      <w:proofErr w:type="spellStart"/>
-      <w:r>
-        <w:t>candidate-config</w:t>
-      </w:r>
-      <w:proofErr w:type="spellEnd"/>
-      <w:r>
-        <w:t xml:space="preserve"> te wissen</w:t>
-      </w:r>
-      <w:r>
-        <w:br/>
-        <w:t xml:space="preserve">7. Stuurt </w:t>
-      </w:r>
-      <w:proofErr w:type="spellStart"/>
-      <w:r>
-        <w:t>edit-config</w:t>
-      </w:r>
-      <w:proofErr w:type="spellEnd"/>
-      <w:r>
-        <w:br/>
-        <w:t xml:space="preserve">8. Voert </w:t>
-      </w:r>
-      <w:proofErr w:type="spellStart"/>
-      <w:r>
-        <w:t>commit</w:t>
-      </w:r>
-      <w:proofErr w:type="spellEnd"/>
-      <w:r>
-        <w:t xml:space="preserve"> uit</w:t>
-      </w:r>
-      <w:r>
-        <w:br/>
-        <w:t>9. Doet post-check met get-</w:t>
-      </w:r>
-      <w:proofErr w:type="spellStart"/>
-      <w:r>
-        <w:t>config</w:t>
-      </w:r>
-      <w:proofErr w:type="spellEnd"/>
-      <w:r>
-        <w:br/>
-        <w:t>10. Schrijft alles naar deployment.log</w:t>
-      </w:r>
-    </w:p>
-    <w:p>
-      <w:pPr>
-        <w:rPr>
-          <w:b/>
-          <w:bCs/>
-        </w:rPr>
-      </w:pPr>
-      <w:r>
-        <w:rPr>
-          <w:b/>
-          <w:bCs/>
-        </w:rPr>
-        <w:t>10. Wat toon je aan je lector?</w:t>
-      </w:r>
-    </w:p>
-    <w:p>
-      <w:r>
-        <w:t>Eerst log leegmaken:</w:t>
-      </w:r>
-    </w:p>
-    <w:p>
-      <w:proofErr w:type="spellStart"/>
-      <w:r>
-        <w:t>Clear</w:t>
-      </w:r>
-      <w:proofErr w:type="spellEnd"/>
-      <w:r>
-        <w:t>-Content deployment.log</w:t>
-      </w:r>
-    </w:p>
-    <w:p>
-      <w:r>
-        <w:t>Dan router:</w:t>
-      </w:r>
-    </w:p>
-    <w:p>
-      <w:r>
-        <w:t xml:space="preserve">python deploy_netconf.py </w:t>
-      </w:r>
-      <w:proofErr w:type="spellStart"/>
-      <w:r>
-        <w:t>devices_router.json</w:t>
-      </w:r>
-      <w:proofErr w:type="spellEnd"/>
-    </w:p>
-    <w:p>
-      <w:r>
-        <w:t>Dan switch:</w:t>
-      </w:r>
-    </w:p>
-    <w:p>
-      <w:r>
-        <w:lastRenderedPageBreak/>
-        <w:t xml:space="preserve">python deploy_netconf.py </w:t>
-      </w:r>
-      <w:proofErr w:type="spellStart"/>
-      <w:r>
-        <w:t>devices_switch.json</w:t>
-      </w:r>
-      <w:proofErr w:type="spellEnd"/>
-    </w:p>
-    <w:p>
-      <w:r>
-        <w:t>Dan bewijs tonen:</w:t>
-      </w:r>
-    </w:p>
-    <w:p>
-      <w:r>
-        <w:t>Get-Content deployment.log</w:t>
-      </w:r>
-    </w:p>
-    <w:p>
-      <w:r>
-        <w:t xml:space="preserve">En op </w:t>
-      </w:r>
-      <w:proofErr w:type="spellStart"/>
-      <w:r>
-        <w:t>devices</w:t>
-      </w:r>
-      <w:proofErr w:type="spellEnd"/>
-      <w:r>
-        <w:t>:</w:t>
-      </w:r>
-    </w:p>
-    <w:p>
-      <w:r>
-        <w:t>Router:</w:t>
-      </w:r>
-    </w:p>
-    <w:p>
-      <w:r>
-        <w:t xml:space="preserve">show run | </w:t>
-      </w:r>
-      <w:proofErr w:type="spellStart"/>
-      <w:r>
-        <w:t>include</w:t>
-      </w:r>
-      <w:proofErr w:type="spellEnd"/>
-      <w:r>
-        <w:t xml:space="preserve"> </w:t>
-      </w:r>
-      <w:proofErr w:type="spellStart"/>
-      <w:r>
-        <w:t>hostname</w:t>
-      </w:r>
-      <w:proofErr w:type="spellEnd"/>
-      <w:r>
-        <w:br/>
-        <w:t xml:space="preserve">show </w:t>
-      </w:r>
-      <w:proofErr w:type="spellStart"/>
-      <w:r>
-        <w:t>ip</w:t>
-      </w:r>
-      <w:proofErr w:type="spellEnd"/>
-      <w:r>
-        <w:t xml:space="preserve"> interface brief</w:t>
-      </w:r>
-      <w:r>
-        <w:br/>
-        <w:t xml:space="preserve">show run | </w:t>
-      </w:r>
-      <w:proofErr w:type="spellStart"/>
-      <w:r>
-        <w:t>section</w:t>
-      </w:r>
-      <w:proofErr w:type="spellEnd"/>
-      <w:r>
-        <w:t xml:space="preserve"> router </w:t>
-      </w:r>
-      <w:proofErr w:type="spellStart"/>
-      <w:r>
-        <w:t>ospf</w:t>
-      </w:r>
-      <w:proofErr w:type="spellEnd"/>
-    </w:p>
-    <w:p>
-      <w:r>
-        <w:t>Switch:</w:t>
-      </w:r>
-    </w:p>
-    <w:p>
-      <w:r>
-        <w:t xml:space="preserve">show run | </w:t>
-      </w:r>
-      <w:proofErr w:type="spellStart"/>
-      <w:r>
-        <w:t>include</w:t>
-      </w:r>
-      <w:proofErr w:type="spellEnd"/>
-      <w:r>
-        <w:t xml:space="preserve"> </w:t>
-      </w:r>
-      <w:proofErr w:type="spellStart"/>
-      <w:r>
-        <w:t>hostname</w:t>
-      </w:r>
-      <w:proofErr w:type="spellEnd"/>
-      <w:r>
-        <w:br/>
-        <w:t xml:space="preserve">show </w:t>
-      </w:r>
-      <w:proofErr w:type="spellStart"/>
-      <w:r>
-        <w:t>ip</w:t>
-      </w:r>
-      <w:proofErr w:type="spellEnd"/>
-      <w:r>
-        <w:t xml:space="preserve"> interface brief</w:t>
-      </w:r>
-      <w:r>
-        <w:br/>
-        <w:t xml:space="preserve">show run interface </w:t>
-      </w:r>
-      <w:proofErr w:type="spellStart"/>
-      <w:r>
-        <w:t>vlan</w:t>
-      </w:r>
-      <w:proofErr w:type="spellEnd"/>
-      <w:r>
-        <w:t xml:space="preserve"> 10</w:t>
-      </w:r>
-    </w:p>
-    <w:p>
-      <w:pPr>
-        <w:rPr>
-          <w:b/>
-          <w:bCs/>
-        </w:rPr>
-      </w:pPr>
-      <w:r>
-        <w:rPr>
-          <w:b/>
-          <w:bCs/>
-        </w:rPr>
-        <w:t>11. Korte uitleg die je letterlijk kan zeggen</w:t>
-      </w:r>
-    </w:p>
-    <w:p>
-      <w:r>
-        <w:t xml:space="preserve">Voor mijn opdracht gebruik ik GitHub als single source of </w:t>
-      </w:r>
-      <w:proofErr w:type="spellStart"/>
-      <w:r>
-        <w:t>truth</w:t>
-      </w:r>
-      <w:proofErr w:type="spellEnd"/>
-      <w:r>
-        <w:t>.</w:t>
-      </w:r>
-      <w:r>
-        <w:br/>
-        <w:t xml:space="preserve">De configuratie staat als YANG-gebaseerde XML in mijn </w:t>
-      </w:r>
-      <w:proofErr w:type="spellStart"/>
-      <w:r>
-        <w:t>repository</w:t>
-      </w:r>
-      <w:proofErr w:type="spellEnd"/>
-      <w:r>
-        <w:t>.</w:t>
-      </w:r>
-      <w:r>
-        <w:br/>
-        <w:t xml:space="preserve">Mijn Python-script haalt die XML rechtstreeks op via de GitHub </w:t>
-      </w:r>
-      <w:proofErr w:type="spellStart"/>
-      <w:r>
-        <w:t>raw</w:t>
-      </w:r>
-      <w:proofErr w:type="spellEnd"/>
-      <w:r>
-        <w:t xml:space="preserve"> URL.</w:t>
-      </w:r>
-      <w:r>
-        <w:br/>
-      </w:r>
-      <w:r>
-        <w:br/>
-        <w:t>Daarna maakt het script via NETCONF verbinding met het IOS-XE toestel op poort 830.</w:t>
-      </w:r>
-      <w:r>
-        <w:br/>
-        <w:t>De configuratie wordt niet rechtstreeks naar running-</w:t>
-      </w:r>
-      <w:proofErr w:type="spellStart"/>
-      <w:r>
-        <w:t>config</w:t>
-      </w:r>
-      <w:proofErr w:type="spellEnd"/>
-      <w:r>
-        <w:t xml:space="preserve"> geschreven, maar eerst naar de </w:t>
-      </w:r>
-      <w:proofErr w:type="spellStart"/>
-      <w:r>
-        <w:t>candidate</w:t>
-      </w:r>
-      <w:proofErr w:type="spellEnd"/>
-      <w:r>
-        <w:t xml:space="preserve"> datastore.</w:t>
-      </w:r>
-      <w:r>
-        <w:br/>
-      </w:r>
-      <w:r>
-        <w:br/>
-        <w:t xml:space="preserve">Als </w:t>
-      </w:r>
-      <w:proofErr w:type="spellStart"/>
-      <w:r>
-        <w:t>edit-config</w:t>
-      </w:r>
-      <w:proofErr w:type="spellEnd"/>
-      <w:r>
-        <w:t xml:space="preserve"> succesvol is, voert het script een </w:t>
-      </w:r>
-      <w:proofErr w:type="spellStart"/>
-      <w:r>
-        <w:t>commit</w:t>
-      </w:r>
-      <w:proofErr w:type="spellEnd"/>
-      <w:r>
-        <w:t xml:space="preserve"> uit.</w:t>
-      </w:r>
-      <w:r>
-        <w:br/>
-        <w:t xml:space="preserve">Als er een fout optreedt, voert het script </w:t>
-      </w:r>
-      <w:proofErr w:type="spellStart"/>
-      <w:r>
-        <w:t>discard</w:t>
-      </w:r>
-      <w:proofErr w:type="spellEnd"/>
-      <w:r>
-        <w:t>-changes uit zodat de actieve running-</w:t>
-      </w:r>
-      <w:proofErr w:type="spellStart"/>
-      <w:r>
-        <w:t>config</w:t>
-      </w:r>
-      <w:proofErr w:type="spellEnd"/>
-      <w:r>
-        <w:t xml:space="preserve"> niet half aangepast wordt.</w:t>
-      </w:r>
-      <w:r>
-        <w:br/>
-      </w:r>
-      <w:r>
-        <w:br/>
-        <w:t xml:space="preserve">Ik heb dit apart toegepast op een Cisco ISR4221-router en een </w:t>
-      </w:r>
-      <w:proofErr w:type="spellStart"/>
-      <w:r>
-        <w:t>Catalyst</w:t>
-      </w:r>
-      <w:proofErr w:type="spellEnd"/>
-      <w:r>
-        <w:t xml:space="preserve"> 9200L-switch.</w:t>
-      </w:r>
-      <w:r>
-        <w:br/>
-        <w:t xml:space="preserve">De </w:t>
-      </w:r>
-      <w:proofErr w:type="spellStart"/>
-      <w:r>
-        <w:t>deployment</w:t>
-      </w:r>
-      <w:proofErr w:type="spellEnd"/>
-      <w:r>
-        <w:t xml:space="preserve"> is daardoor herhaalbaar, centraal beheerd via GitHub en atomair.</w:t>
-      </w:r>
-    </w:p>
-    <w:p>
-      <w:pPr>
-        <w:rPr>
-          <w:b/>
-          <w:bCs/>
-        </w:rPr>
-      </w:pPr>
-      <w:r>
-        <w:rPr>
-          <w:b/>
-          <w:bCs/>
-        </w:rPr>
-        <w:t>12. Wat je zeker moet benadrukken</w:t>
-      </w:r>
-    </w:p>
-    <w:p>
-      <w:r>
-        <w:t>NETCONF gebruikt</w:t>
-      </w:r>
-      <w:r>
-        <w:br/>
-        <w:t>YANG/XML gebruikt</w:t>
-      </w:r>
-      <w:r>
-        <w:br/>
-      </w:r>
-      <w:proofErr w:type="spellStart"/>
-      <w:r>
-        <w:t>candidate</w:t>
-      </w:r>
-      <w:proofErr w:type="spellEnd"/>
-      <w:r>
-        <w:t xml:space="preserve"> datastore gebruikt</w:t>
-      </w:r>
-      <w:r>
-        <w:br/>
-      </w:r>
-      <w:proofErr w:type="spellStart"/>
-      <w:r>
-        <w:t>commit</w:t>
-      </w:r>
-      <w:proofErr w:type="spellEnd"/>
-      <w:r>
-        <w:t xml:space="preserve"> gebruikt</w:t>
-      </w:r>
-      <w:r>
-        <w:br/>
-      </w:r>
-      <w:proofErr w:type="spellStart"/>
-      <w:r>
-        <w:t>discard</w:t>
-      </w:r>
-      <w:proofErr w:type="spellEnd"/>
-      <w:r>
-        <w:t>-changes gebruikt</w:t>
-      </w:r>
-      <w:r>
-        <w:br/>
-        <w:t xml:space="preserve">GitHub als source of </w:t>
-      </w:r>
-      <w:proofErr w:type="spellStart"/>
-      <w:r>
-        <w:t>truth</w:t>
-      </w:r>
-      <w:proofErr w:type="spellEnd"/>
-      <w:r>
-        <w:br/>
         <w:t>router én switch geautomatiseerd</w:t>
       </w:r>
       <w:r>
@@ -3570,7 +3645,6 @@
       </w:r>
       <w:proofErr w:type="spellStart"/>
       <w:r>
-        <w:lastRenderedPageBreak/>
         <w:t>logging</w:t>
       </w:r>
       <w:proofErr w:type="spellEnd"/>
@@ -3790,6 +3864,103 @@
     </w:sectPr>
   </w:body>
 </w:document>
+</file>
+
+<file path=word/numbering.xml><?xml version="1.0" encoding="utf-8"?>
+<w:numbering xmlns:wpc="http://schemas.microsoft.com/office/word/2010/wordprocessingCanvas" xmlns:cx="http://schemas.microsoft.com/office/drawing/2014/chartex" xmlns:cx1="http://schemas.microsoft.com/office/drawing/2015/9/8/chartex" xmlns:cx2="http://schemas.microsoft.com/office/drawing/2015/10/21/chartex" xmlns:cx3="http://schemas.microsoft.com/office/drawing/2016/5/9/chartex" xmlns:cx4="http://schemas.microsoft.com/office/drawing/2016/5/10/chartex" xmlns:cx5="http://schemas.microsoft.com/office/drawing/2016/5/11/chartex" xmlns:cx6="http://schemas.microsoft.com/office/drawing/2016/5/12/chartex" xmlns:cx7="http://schemas.microsoft.com/office/drawing/2016/5/13/chartex" xmlns:cx8="http://schemas.microsoft.com/office/drawing/2016/5/14/chartex" xmlns:mc="http://schemas.openxmlformats.org/markup-compatibility/2006" xmlns:aink="http://schemas.microsoft.com/office/drawing/2016/ink" xmlns:am3d="http://schemas.microsoft.com/office/drawing/2017/model3d" xmlns:o="urn:schemas-microsoft-com:office:office" xmlns:oel="http://schemas.microsoft.com/office/2019/extlst" xmlns:r="http://schemas.openxmlformats.org/officeDocument/2006/relationships" xmlns:m="http://schemas.openxmlformats.org/officeDocument/2006/math" xmlns:v="urn:schemas-microsoft-com:vml" xmlns:wp14="http://schemas.microsoft.com/office/word/2010/wordprocessingDrawing" xmlns:wp="http://schemas.openxmlformats.org/drawingml/2006/wordprocessingDrawing" xmlns:w10="urn:schemas-microsoft-com:office:word" xmlns:w="http://schemas.openxmlformats.org/wordprocessingml/2006/main" xmlns:w14="http://schemas.microsoft.com/office/word/2010/wordml" xmlns:w15="http://schemas.microsoft.com/office/word/2012/wordml" xmlns:w16cex="http://schemas.microsoft.com/office/word/2018/wordml/cex" xmlns:w16cid="http://schemas.microsoft.com/office/word/2016/wordml/cid" xmlns:w16="http://schemas.microsoft.com/office/word/2018/wordml" xmlns:w16du="http://schemas.microsoft.com/office/word/2023/wordml/word16du" xmlns:w16sdtdh="http://schemas.microsoft.com/office/word/2020/wordml/sdtdatahash" xmlns:w16sdtfl="http://schemas.microsoft.com/office/word/2024/wordml/sdtformatlock" xmlns:w16se="http://schemas.microsoft.com/office/word/2015/wordml/symex" xmlns:wpg="http://schemas.microsoft.com/office/word/2010/wordprocessingGroup" xmlns:wpi="http://schemas.microsoft.com/office/word/2010/wordprocessingInk" xmlns:wne="http://schemas.microsoft.com/office/word/2006/wordml" xmlns:wps="http://schemas.microsoft.com/office/word/2010/wordprocessingShape" mc:Ignorable="w14 w15 w16se w16cid w16 w16cex w16sdtdh w16sdtfl w16du wp14">
+  <w:abstractNum w:abstractNumId="0" w15:restartNumberingAfterBreak="0">
+    <w:nsid w:val="45923724"/>
+    <w:multiLevelType w:val="hybridMultilevel"/>
+    <w:tmpl w:val="B4E0AA2A"/>
+    <w:lvl w:ilvl="0" w:tplc="0813000F">
+      <w:start w:val="1"/>
+      <w:numFmt w:val="decimal"/>
+      <w:lvlText w:val="%1."/>
+      <w:lvlJc w:val="left"/>
+      <w:pPr>
+        <w:ind w:left="720" w:hanging="360"/>
+      </w:pPr>
+      <w:rPr>
+        <w:rFonts w:hint="default"/>
+      </w:rPr>
+    </w:lvl>
+    <w:lvl w:ilvl="1" w:tplc="08130019" w:tentative="1">
+      <w:start w:val="1"/>
+      <w:numFmt w:val="lowerLetter"/>
+      <w:lvlText w:val="%2."/>
+      <w:lvlJc w:val="left"/>
+      <w:pPr>
+        <w:ind w:left="1440" w:hanging="360"/>
+      </w:pPr>
+    </w:lvl>
+    <w:lvl w:ilvl="2" w:tplc="0813001B" w:tentative="1">
+      <w:start w:val="1"/>
+      <w:numFmt w:val="lowerRoman"/>
+      <w:lvlText w:val="%3."/>
+      <w:lvlJc w:val="right"/>
+      <w:pPr>
+        <w:ind w:left="2160" w:hanging="180"/>
+      </w:pPr>
+    </w:lvl>
+    <w:lvl w:ilvl="3" w:tplc="0813000F" w:tentative="1">
+      <w:start w:val="1"/>
+      <w:numFmt w:val="decimal"/>
+      <w:lvlText w:val="%4."/>
+      <w:lvlJc w:val="left"/>
+      <w:pPr>
+        <w:ind w:left="2880" w:hanging="360"/>
+      </w:pPr>
+    </w:lvl>
+    <w:lvl w:ilvl="4" w:tplc="08130019" w:tentative="1">
+      <w:start w:val="1"/>
+      <w:numFmt w:val="lowerLetter"/>
+      <w:lvlText w:val="%5."/>
+      <w:lvlJc w:val="left"/>
+      <w:pPr>
+        <w:ind w:left="3600" w:hanging="360"/>
+      </w:pPr>
+    </w:lvl>
+    <w:lvl w:ilvl="5" w:tplc="0813001B" w:tentative="1">
+      <w:start w:val="1"/>
+      <w:numFmt w:val="lowerRoman"/>
+      <w:lvlText w:val="%6."/>
+      <w:lvlJc w:val="right"/>
+      <w:pPr>
+        <w:ind w:left="4320" w:hanging="180"/>
+      </w:pPr>
+    </w:lvl>
+    <w:lvl w:ilvl="6" w:tplc="0813000F" w:tentative="1">
+      <w:start w:val="1"/>
+      <w:numFmt w:val="decimal"/>
+      <w:lvlText w:val="%7."/>
+      <w:lvlJc w:val="left"/>
+      <w:pPr>
+        <w:ind w:left="5040" w:hanging="360"/>
+      </w:pPr>
+    </w:lvl>
+    <w:lvl w:ilvl="7" w:tplc="08130019" w:tentative="1">
+      <w:start w:val="1"/>
+      <w:numFmt w:val="lowerLetter"/>
+      <w:lvlText w:val="%8."/>
+      <w:lvlJc w:val="left"/>
+      <w:pPr>
+        <w:ind w:left="5760" w:hanging="360"/>
+      </w:pPr>
+    </w:lvl>
+    <w:lvl w:ilvl="8" w:tplc="0813001B" w:tentative="1">
+      <w:start w:val="1"/>
+      <w:numFmt w:val="lowerRoman"/>
+      <w:lvlText w:val="%9."/>
+      <w:lvlJc w:val="right"/>
+      <w:pPr>
+        <w:ind w:left="6480" w:hanging="180"/>
+      </w:pPr>
+    </w:lvl>
+  </w:abstractNum>
+  <w:num w:numId="1" w16cid:durableId="562762748">
+    <w:abstractNumId w:val="0"/>
+  </w:num>
+</w:numbering>
 </file>
 
 <file path=word/styles.xml><?xml version="1.0" encoding="utf-8"?>
@@ -4395,6 +4566,7 @@
   <w:style w:type="character" w:default="1" w:styleId="Standaardalinea-lettertype">
     <w:name w:val="Default Paragraph Font"/>
     <w:uiPriority w:val="1"/>
+    <w:semiHidden/>
     <w:unhideWhenUsed/>
   </w:style>
   <w:style w:type="table" w:default="1" w:styleId="Standaardtabel">

--- a/DEMO.docx
+++ b/DEMO.docx
@@ -117,6 +117,9 @@
       <w:r>
         <w:t>Laptop – router g0/0/0</w:t>
       </w:r>
+      <w:r>
+        <w:t xml:space="preserve"> en later switch G1/0/1</w:t>
+      </w:r>
     </w:p>
     <w:p>
       <w:pPr>
@@ -557,6 +560,21 @@
       </w:r>
     </w:p>
     <w:p>
+      <w:pPr>
+        <w:rPr>
+          <w:b/>
+          <w:bCs/>
+        </w:rPr>
+      </w:pPr>
+      <w:r>
+        <w:rPr>
+          <w:b/>
+          <w:bCs/>
+        </w:rPr>
+        <w:t>Even wachten of enteren op de router dan</w:t>
+      </w:r>
+    </w:p>
+    <w:p>
       <w:r>
         <w:t xml:space="preserve">python deploy_netconf.py </w:t>
       </w:r>
@@ -713,6 +731,7 @@
     </w:p>
     <w:p>
       <w:r>
+        <w:lastRenderedPageBreak/>
         <w:pict w14:anchorId="6E87A89D">
           <v:rect id="_x0000_i1029" style="width:0;height:1.5pt" o:hralign="center" o:hrstd="t" o:hr="t" fillcolor="#a0a0a0" stroked="f"/>
         </w:pict>
@@ -730,153 +749,287 @@
           <w:b/>
           <w:bCs/>
         </w:rPr>
+        <w:t>FASE 4 — Switch bootstrap (via console)</w:t>
+      </w:r>
+    </w:p>
+    <w:p>
+      <w:proofErr w:type="spellStart"/>
+      <w:r>
+        <w:t>enable</w:t>
+      </w:r>
+      <w:proofErr w:type="spellEnd"/>
+    </w:p>
+    <w:p>
+      <w:proofErr w:type="spellStart"/>
+      <w:r>
+        <w:t>conf</w:t>
+      </w:r>
+      <w:proofErr w:type="spellEnd"/>
+      <w:r>
+        <w:t xml:space="preserve"> t</w:t>
+      </w:r>
+    </w:p>
+    <w:p/>
+    <w:p>
+      <w:proofErr w:type="spellStart"/>
+      <w:r>
+        <w:t>hostname</w:t>
+      </w:r>
+      <w:proofErr w:type="spellEnd"/>
+      <w:r>
+        <w:t xml:space="preserve"> BOOTSTRAP-SW01</w:t>
+      </w:r>
+    </w:p>
+    <w:p/>
+    <w:p>
+      <w:proofErr w:type="spellStart"/>
+      <w:r>
+        <w:t>vlan</w:t>
+      </w:r>
+      <w:proofErr w:type="spellEnd"/>
+      <w:r>
+        <w:t xml:space="preserve"> 10</w:t>
+      </w:r>
+    </w:p>
+    <w:p>
+      <w:r>
+        <w:t xml:space="preserve"> name MANAGEMENT</w:t>
+      </w:r>
+    </w:p>
+    <w:p/>
+    <w:p>
+      <w:r>
+        <w:t xml:space="preserve">interface </w:t>
+      </w:r>
+      <w:proofErr w:type="spellStart"/>
+      <w:r>
+        <w:t>vlan</w:t>
+      </w:r>
+      <w:proofErr w:type="spellEnd"/>
+      <w:r>
+        <w:t xml:space="preserve"> 10</w:t>
+      </w:r>
+    </w:p>
+    <w:p>
+      <w:r>
+        <w:t xml:space="preserve"> </w:t>
+      </w:r>
+      <w:proofErr w:type="spellStart"/>
+      <w:r>
+        <w:t>ip</w:t>
+      </w:r>
+      <w:proofErr w:type="spellEnd"/>
+      <w:r>
+        <w:t xml:space="preserve"> </w:t>
+      </w:r>
+      <w:proofErr w:type="spellStart"/>
+      <w:r>
+        <w:t>address</w:t>
+      </w:r>
+      <w:proofErr w:type="spellEnd"/>
+      <w:r>
+        <w:t xml:space="preserve"> 172.16.7.5 255.255.255.240</w:t>
+      </w:r>
+    </w:p>
+    <w:p>
+      <w:r>
+        <w:t xml:space="preserve"> no </w:t>
+      </w:r>
+      <w:proofErr w:type="spellStart"/>
+      <w:r>
+        <w:t>shutdown</w:t>
+      </w:r>
+      <w:proofErr w:type="spellEnd"/>
+    </w:p>
+    <w:p/>
+    <w:p>
+      <w:proofErr w:type="spellStart"/>
+      <w:r>
+        <w:t>ip</w:t>
+      </w:r>
+      <w:proofErr w:type="spellEnd"/>
+      <w:r>
+        <w:t xml:space="preserve"> default-gateway 172.16.7.2</w:t>
+      </w:r>
+    </w:p>
+    <w:p/>
+    <w:p>
+      <w:r>
+        <w:t>interface Gi1/0/1</w:t>
+      </w:r>
+    </w:p>
+    <w:p>
+      <w:r>
+        <w:t xml:space="preserve"> </w:t>
+      </w:r>
+      <w:proofErr w:type="spellStart"/>
+      <w:r>
+        <w:t>description</w:t>
+      </w:r>
+      <w:proofErr w:type="spellEnd"/>
+      <w:r>
+        <w:t xml:space="preserve"> Laptop management port</w:t>
+      </w:r>
+    </w:p>
+    <w:p>
+      <w:r>
+        <w:t xml:space="preserve"> switchport mode access</w:t>
+      </w:r>
+    </w:p>
+    <w:p>
+      <w:r>
+        <w:t xml:space="preserve"> switchport access </w:t>
+      </w:r>
+      <w:proofErr w:type="spellStart"/>
+      <w:r>
+        <w:t>vlan</w:t>
+      </w:r>
+      <w:proofErr w:type="spellEnd"/>
+      <w:r>
+        <w:t xml:space="preserve"> 10</w:t>
+      </w:r>
+    </w:p>
+    <w:p>
+      <w:r>
+        <w:t xml:space="preserve"> no </w:t>
+      </w:r>
+      <w:proofErr w:type="spellStart"/>
+      <w:r>
+        <w:t>shutdown</w:t>
+      </w:r>
+      <w:proofErr w:type="spellEnd"/>
+    </w:p>
+    <w:p/>
+    <w:p>
+      <w:r>
+        <w:t>interface Gi1/0/2</w:t>
+      </w:r>
+    </w:p>
+    <w:p>
+      <w:r>
+        <w:t xml:space="preserve"> </w:t>
+      </w:r>
+      <w:proofErr w:type="spellStart"/>
+      <w:r>
+        <w:t>description</w:t>
+      </w:r>
+      <w:proofErr w:type="spellEnd"/>
+      <w:r>
+        <w:t xml:space="preserve"> Router management link</w:t>
+      </w:r>
+    </w:p>
+    <w:p>
+      <w:r>
+        <w:t xml:space="preserve"> switchport mode access</w:t>
+      </w:r>
+    </w:p>
+    <w:p>
+      <w:r>
+        <w:t xml:space="preserve"> switchport access </w:t>
+      </w:r>
+      <w:proofErr w:type="spellStart"/>
+      <w:r>
+        <w:t>vlan</w:t>
+      </w:r>
+      <w:proofErr w:type="spellEnd"/>
+      <w:r>
+        <w:t xml:space="preserve"> 10</w:t>
+      </w:r>
+    </w:p>
+    <w:p>
+      <w:r>
+        <w:t xml:space="preserve"> no </w:t>
+      </w:r>
+      <w:proofErr w:type="spellStart"/>
+      <w:r>
+        <w:t>shutdown</w:t>
+      </w:r>
+      <w:proofErr w:type="spellEnd"/>
+    </w:p>
+    <w:p/>
+    <w:p>
+      <w:r>
         <w:lastRenderedPageBreak/>
-        <w:t>FASE 4 — Switch bootstrap (via console)</w:t>
-      </w:r>
-    </w:p>
-    <w:p>
-      <w:proofErr w:type="spellStart"/>
-      <w:r>
-        <w:t>enable</w:t>
-      </w:r>
-      <w:proofErr w:type="spellEnd"/>
-      <w:r>
-        <w:br/>
-      </w:r>
-      <w:proofErr w:type="spellStart"/>
-      <w:r>
-        <w:t>conf</w:t>
-      </w:r>
-      <w:proofErr w:type="spellEnd"/>
-      <w:r>
-        <w:t xml:space="preserve"> t</w:t>
-      </w:r>
-      <w:r>
-        <w:br/>
-      </w:r>
-      <w:r>
-        <w:br/>
-      </w:r>
-      <w:proofErr w:type="spellStart"/>
-      <w:r>
-        <w:t>hostname</w:t>
-      </w:r>
-      <w:proofErr w:type="spellEnd"/>
-      <w:r>
-        <w:t xml:space="preserve"> BOOTSTRAP-SW01</w:t>
-      </w:r>
-      <w:r>
-        <w:br/>
-      </w:r>
-      <w:r>
-        <w:br/>
-        <w:t xml:space="preserve">interface </w:t>
-      </w:r>
-      <w:proofErr w:type="spellStart"/>
-      <w:r>
-        <w:t>vlan</w:t>
-      </w:r>
-      <w:proofErr w:type="spellEnd"/>
-      <w:r>
-        <w:t xml:space="preserve"> 10</w:t>
-      </w:r>
-      <w:r>
-        <w:br/>
+        <w:t xml:space="preserve">username </w:t>
+      </w:r>
+      <w:proofErr w:type="spellStart"/>
+      <w:r>
+        <w:t>admin</w:t>
+      </w:r>
+      <w:proofErr w:type="spellEnd"/>
+      <w:r>
+        <w:t xml:space="preserve"> privilege 15 </w:t>
+      </w:r>
+      <w:proofErr w:type="spellStart"/>
+      <w:r>
+        <w:t>secret</w:t>
+      </w:r>
+      <w:proofErr w:type="spellEnd"/>
+      <w:r>
         <w:t xml:space="preserve"> </w:t>
       </w:r>
       <w:proofErr w:type="spellStart"/>
       <w:r>
+        <w:t>cisco</w:t>
+      </w:r>
+      <w:proofErr w:type="spellEnd"/>
+    </w:p>
+    <w:p>
+      <w:proofErr w:type="spellStart"/>
+      <w:r>
         <w:t>ip</w:t>
       </w:r>
       <w:proofErr w:type="spellEnd"/>
       <w:r>
+        <w:t xml:space="preserve"> domain name </w:t>
+      </w:r>
+      <w:proofErr w:type="spellStart"/>
+      <w:r>
+        <w:t>lab.local</w:t>
+      </w:r>
+      <w:proofErr w:type="spellEnd"/>
+    </w:p>
+    <w:p>
+      <w:r>
+        <w:t xml:space="preserve">crypto </w:t>
+      </w:r>
+      <w:proofErr w:type="spellStart"/>
+      <w:r>
+        <w:t>key</w:t>
+      </w:r>
+      <w:proofErr w:type="spellEnd"/>
+      <w:r>
         <w:t xml:space="preserve"> </w:t>
       </w:r>
       <w:proofErr w:type="spellStart"/>
       <w:r>
-        <w:t>address</w:t>
-      </w:r>
-      <w:proofErr w:type="spellEnd"/>
-      <w:r>
-        <w:t xml:space="preserve"> 172.16.7.5 255.255.255.240</w:t>
-      </w:r>
-      <w:r>
-        <w:br/>
-        <w:t xml:space="preserve"> no </w:t>
-      </w:r>
-      <w:proofErr w:type="spellStart"/>
-      <w:r>
-        <w:t>shutdown</w:t>
-      </w:r>
-      <w:proofErr w:type="spellEnd"/>
-      <w:r>
-        <w:br/>
-      </w:r>
-      <w:r>
-        <w:br/>
-      </w:r>
+        <w:t>generate</w:t>
+      </w:r>
+      <w:proofErr w:type="spellEnd"/>
+      <w:r>
+        <w:t xml:space="preserve"> </w:t>
+      </w:r>
+      <w:proofErr w:type="spellStart"/>
+      <w:r>
+        <w:t>rsa</w:t>
+      </w:r>
+      <w:proofErr w:type="spellEnd"/>
+      <w:r>
+        <w:t xml:space="preserve"> modulus 2048</w:t>
+      </w:r>
+    </w:p>
+    <w:p>
       <w:proofErr w:type="spellStart"/>
       <w:r>
         <w:t>ip</w:t>
       </w:r>
       <w:proofErr w:type="spellEnd"/>
       <w:r>
-        <w:t xml:space="preserve"> default-gateway 172.16.7.2</w:t>
-      </w:r>
-      <w:r>
-        <w:br/>
-      </w:r>
-      <w:r>
-        <w:br/>
-        <w:t xml:space="preserve">username </w:t>
-      </w:r>
-      <w:proofErr w:type="spellStart"/>
-      <w:r>
-        <w:t>admin</w:t>
-      </w:r>
-      <w:proofErr w:type="spellEnd"/>
-      <w:r>
-        <w:t xml:space="preserve"> privilege 15 </w:t>
-      </w:r>
-      <w:proofErr w:type="spellStart"/>
-      <w:r>
-        <w:t>secret</w:t>
-      </w:r>
-      <w:proofErr w:type="spellEnd"/>
-      <w:r>
         <w:t xml:space="preserve"> </w:t>
       </w:r>
       <w:proofErr w:type="spellStart"/>
       <w:r>
-        <w:t>cisco</w:t>
-      </w:r>
-      <w:proofErr w:type="spellEnd"/>
-      <w:r>
-        <w:br/>
-      </w:r>
-      <w:r>
-        <w:br/>
-      </w:r>
-      <w:proofErr w:type="spellStart"/>
-      <w:r>
-        <w:t>ip</w:t>
-      </w:r>
-      <w:proofErr w:type="spellEnd"/>
-      <w:r>
-        <w:t xml:space="preserve"> domain name </w:t>
-      </w:r>
-      <w:proofErr w:type="spellStart"/>
-      <w:r>
-        <w:t>lab.local</w:t>
-      </w:r>
-      <w:proofErr w:type="spellEnd"/>
-      <w:r>
-        <w:br/>
-        <w:t xml:space="preserve">crypto </w:t>
-      </w:r>
-      <w:proofErr w:type="spellStart"/>
-      <w:r>
-        <w:t>key</w:t>
+        <w:t>ssh</w:t>
       </w:r>
       <w:proofErr w:type="spellEnd"/>
       <w:r>
@@ -884,123 +1037,88 @@
       </w:r>
       <w:proofErr w:type="spellStart"/>
       <w:r>
-        <w:t>generate</w:t>
-      </w:r>
-      <w:proofErr w:type="spellEnd"/>
-      <w:r>
-        <w:t xml:space="preserve"> </w:t>
-      </w:r>
-      <w:proofErr w:type="spellStart"/>
-      <w:r>
-        <w:t>rsa</w:t>
-      </w:r>
-      <w:proofErr w:type="spellEnd"/>
-      <w:r>
-        <w:t xml:space="preserve"> modulus 2048</w:t>
-      </w:r>
-      <w:r>
-        <w:br/>
-      </w:r>
-      <w:proofErr w:type="spellStart"/>
-      <w:r>
-        <w:t>ip</w:t>
-      </w:r>
-      <w:proofErr w:type="spellEnd"/>
-      <w:r>
-        <w:t xml:space="preserve"> </w:t>
+        <w:t>version</w:t>
+      </w:r>
+      <w:proofErr w:type="spellEnd"/>
+      <w:r>
+        <w:t xml:space="preserve"> 2</w:t>
+      </w:r>
+    </w:p>
+    <w:p/>
+    <w:p>
+      <w:proofErr w:type="spellStart"/>
+      <w:r>
+        <w:t>netconf</w:t>
+      </w:r>
+      <w:proofErr w:type="spellEnd"/>
+      <w:r>
+        <w:t>-yang</w:t>
+      </w:r>
+    </w:p>
+    <w:p>
+      <w:proofErr w:type="spellStart"/>
+      <w:r>
+        <w:t>netconf</w:t>
+      </w:r>
+      <w:proofErr w:type="spellEnd"/>
+      <w:r>
+        <w:t xml:space="preserve">-yang feature </w:t>
+      </w:r>
+      <w:proofErr w:type="spellStart"/>
+      <w:r>
+        <w:t>candidate</w:t>
+      </w:r>
+      <w:proofErr w:type="spellEnd"/>
+      <w:r>
+        <w:t>-datastore</w:t>
+      </w:r>
+    </w:p>
+    <w:p/>
+    <w:p>
+      <w:r>
+        <w:t xml:space="preserve">line </w:t>
+      </w:r>
+      <w:proofErr w:type="spellStart"/>
+      <w:r>
+        <w:t>vty</w:t>
+      </w:r>
+      <w:proofErr w:type="spellEnd"/>
+      <w:r>
+        <w:t xml:space="preserve"> 0 15</w:t>
+      </w:r>
+    </w:p>
+    <w:p>
+      <w:r>
+        <w:t xml:space="preserve"> login </w:t>
+      </w:r>
+      <w:proofErr w:type="spellStart"/>
+      <w:r>
+        <w:t>local</w:t>
+      </w:r>
+      <w:proofErr w:type="spellEnd"/>
+    </w:p>
+    <w:p>
+      <w:r>
+        <w:t xml:space="preserve"> transport input </w:t>
       </w:r>
       <w:proofErr w:type="spellStart"/>
       <w:r>
         <w:t>ssh</w:t>
       </w:r>
       <w:proofErr w:type="spellEnd"/>
-      <w:r>
-        <w:t xml:space="preserve"> </w:t>
-      </w:r>
-      <w:proofErr w:type="spellStart"/>
-      <w:r>
-        <w:t>version</w:t>
-      </w:r>
-      <w:proofErr w:type="spellEnd"/>
-      <w:r>
-        <w:t xml:space="preserve"> 2</w:t>
-      </w:r>
-      <w:r>
-        <w:br/>
-      </w:r>
-      <w:r>
-        <w:br/>
-      </w:r>
-      <w:proofErr w:type="spellStart"/>
-      <w:r>
-        <w:t>netconf</w:t>
-      </w:r>
-      <w:proofErr w:type="spellEnd"/>
-      <w:r>
-        <w:t>-yang</w:t>
-      </w:r>
-      <w:r>
-        <w:br/>
-      </w:r>
-      <w:proofErr w:type="spellStart"/>
-      <w:r>
-        <w:t>netconf</w:t>
-      </w:r>
-      <w:proofErr w:type="spellEnd"/>
-      <w:r>
-        <w:t xml:space="preserve">-yang feature </w:t>
-      </w:r>
-      <w:proofErr w:type="spellStart"/>
-      <w:r>
-        <w:t>candidate</w:t>
-      </w:r>
-      <w:proofErr w:type="spellEnd"/>
-      <w:r>
-        <w:t>-datastore</w:t>
-      </w:r>
-      <w:r>
-        <w:br/>
-      </w:r>
-      <w:r>
-        <w:br/>
-        <w:t xml:space="preserve">line </w:t>
-      </w:r>
-      <w:proofErr w:type="spellStart"/>
-      <w:r>
-        <w:t>vty</w:t>
-      </w:r>
-      <w:proofErr w:type="spellEnd"/>
-      <w:r>
-        <w:t xml:space="preserve"> 0 15</w:t>
-      </w:r>
-      <w:r>
-        <w:br/>
-        <w:t xml:space="preserve"> login </w:t>
-      </w:r>
-      <w:proofErr w:type="spellStart"/>
-      <w:r>
-        <w:t>local</w:t>
-      </w:r>
-      <w:proofErr w:type="spellEnd"/>
-      <w:r>
-        <w:br/>
-        <w:t xml:space="preserve"> transport input </w:t>
-      </w:r>
-      <w:proofErr w:type="spellStart"/>
-      <w:r>
-        <w:t>ssh</w:t>
-      </w:r>
-      <w:proofErr w:type="spellEnd"/>
-      <w:r>
-        <w:br/>
-      </w:r>
-      <w:r>
-        <w:br/>
+    </w:p>
+    <w:p/>
+    <w:p>
+      <w:r>
         <w:t>end</w:t>
       </w:r>
-      <w:r>
-        <w:br/>
-      </w:r>
+    </w:p>
+    <w:p>
+      <w:pPr>
+        <w:rPr>
+          <w:color w:val="EE0000"/>
+        </w:rPr>
+      </w:pPr>
       <w:proofErr w:type="spellStart"/>
       <w:r>
         <w:t>write</w:t>
@@ -1048,51 +1166,7 @@
       </w:r>
     </w:p>
     <w:p>
-      <w:proofErr w:type="spellStart"/>
-      <w:r>
-        <w:t>conf</w:t>
-      </w:r>
-      <w:proofErr w:type="spellEnd"/>
-      <w:r>
-        <w:t xml:space="preserve"> t</w:t>
-      </w:r>
-      <w:r>
-        <w:br/>
-        <w:t>interface Gi1/0/1</w:t>
-      </w:r>
-      <w:r>
-        <w:br/>
-        <w:t xml:space="preserve"> switchport mode access</w:t>
-      </w:r>
-      <w:r>
-        <w:br/>
-        <w:t xml:space="preserve"> switchport access </w:t>
-      </w:r>
-      <w:proofErr w:type="spellStart"/>
-      <w:r>
-        <w:t>vlan</w:t>
-      </w:r>
-      <w:proofErr w:type="spellEnd"/>
-      <w:r>
-        <w:t xml:space="preserve"> 10</w:t>
-      </w:r>
-      <w:r>
-        <w:br/>
-        <w:t xml:space="preserve"> no </w:t>
-      </w:r>
-      <w:proofErr w:type="spellStart"/>
-      <w:r>
-        <w:t>shutdown</w:t>
-      </w:r>
-      <w:proofErr w:type="spellEnd"/>
-      <w:r>
-        <w:br/>
-        <w:t>end</w:t>
-      </w:r>
-    </w:p>
-    <w:p>
-      <w:r>
-        <w:lastRenderedPageBreak/>
+      <w:r>
         <w:t>Check:</w:t>
       </w:r>
     </w:p>
@@ -1160,6 +1234,12 @@
     </w:p>
     <w:p>
       <w:r>
+        <w:t>soms even wachten of opnieuw proberen</w:t>
+      </w:r>
+    </w:p>
+    <w:p>
+      <w:r>
+        <w:lastRenderedPageBreak/>
         <w:pict w14:anchorId="53687F58">
           <v:rect id="_x0000_i1032" style="width:0;height:1.5pt" o:hralign="center" o:hrstd="t" o:hr="t" fillcolor="#a0a0a0" stroked="f"/>
         </w:pict>
@@ -1411,6 +1491,112 @@
       </w:r>
     </w:p>
     <w:p>
+      <w:pPr>
+        <w:rPr>
+          <w:b/>
+          <w:bCs/>
+        </w:rPr>
+      </w:pPr>
+      <w:r>
+        <w:rPr>
+          <w:b/>
+          <w:bCs/>
+        </w:rPr>
+        <w:t>Router testen</w:t>
+      </w:r>
+    </w:p>
+    <w:p>
+      <w:r>
+        <w:t>ping 172.16.7.2</w:t>
+      </w:r>
+    </w:p>
+    <w:p>
+      <w:pPr>
+        <w:rPr>
+          <w:b/>
+          <w:bCs/>
+        </w:rPr>
+      </w:pPr>
+      <w:r>
+        <w:rPr>
+          <w:b/>
+          <w:bCs/>
+        </w:rPr>
+        <w:t>Switch testen</w:t>
+      </w:r>
+    </w:p>
+    <w:p>
+      <w:r>
+        <w:t>ping 172.16.7.5</w:t>
+      </w:r>
+    </w:p>
+    <w:p>
+      <w:pPr>
+        <w:rPr>
+          <w:b/>
+          <w:bCs/>
+        </w:rPr>
+      </w:pPr>
+      <w:r>
+        <w:rPr>
+          <w:b/>
+          <w:bCs/>
+        </w:rPr>
+        <w:t>Get-functie testen</w:t>
+      </w:r>
+    </w:p>
+    <w:p>
+      <w:r>
+        <w:t>python get_ospf.py</w:t>
+      </w:r>
+    </w:p>
+    <w:p>
+      <w:r>
+        <w:t>Dit script leest via NETCONF de running-</w:t>
+      </w:r>
+      <w:proofErr w:type="spellStart"/>
+      <w:r>
+        <w:t>config</w:t>
+      </w:r>
+      <w:proofErr w:type="spellEnd"/>
+      <w:r>
+        <w:t xml:space="preserve"> uit.</w:t>
+      </w:r>
+      <w:r>
+        <w:br/>
+        <w:t xml:space="preserve">Ik gebruik een </w:t>
+      </w:r>
+      <w:proofErr w:type="spellStart"/>
+      <w:r>
+        <w:t>subtree</w:t>
+      </w:r>
+      <w:proofErr w:type="spellEnd"/>
+      <w:r>
+        <w:t xml:space="preserve"> filter zodat enkel de OSPF-configuratie wordt opgehaald.</w:t>
+      </w:r>
+      <w:r>
+        <w:br/>
+        <w:t xml:space="preserve">De output is een </w:t>
+      </w:r>
+      <w:proofErr w:type="spellStart"/>
+      <w:r>
+        <w:t>raw</w:t>
+      </w:r>
+      <w:proofErr w:type="spellEnd"/>
+      <w:r>
+        <w:t xml:space="preserve"> </w:t>
+      </w:r>
+      <w:proofErr w:type="spellStart"/>
+      <w:r>
+        <w:t>rpc</w:t>
+      </w:r>
+      <w:proofErr w:type="spellEnd"/>
+      <w:r>
+        <w:t>-reply in XML.</w:t>
+      </w:r>
+    </w:p>
+    <w:p/>
+    <w:p>
       <w:r>
         <w:pict w14:anchorId="6EEBAF1D">
           <v:rect id="_x0000_i1034" style="width:0;height:1.5pt" o:hralign="center" o:hrstd="t" o:hr="t" fillcolor="#a0a0a0" stroked="f"/>
@@ -1424,17 +1610,241 @@
           <w:bCs/>
         </w:rPr>
       </w:pPr>
-      <w:r>
-        <w:rPr>
-          <w:b/>
-          <w:bCs/>
-        </w:rPr>
+    </w:p>
+    <w:p>
+      <w:pPr>
+        <w:rPr>
+          <w:b/>
+          <w:bCs/>
+        </w:rPr>
+      </w:pPr>
+    </w:p>
+    <w:p>
+      <w:pPr>
+        <w:rPr>
+          <w:b/>
+          <w:bCs/>
+        </w:rPr>
+      </w:pPr>
+    </w:p>
+    <w:p>
+      <w:pPr>
+        <w:rPr>
+          <w:b/>
+          <w:bCs/>
+        </w:rPr>
+      </w:pPr>
+    </w:p>
+    <w:p>
+      <w:pPr>
+        <w:rPr>
+          <w:b/>
+          <w:bCs/>
+        </w:rPr>
+      </w:pPr>
+    </w:p>
+    <w:p>
+      <w:pPr>
+        <w:rPr>
+          <w:b/>
+          <w:bCs/>
+        </w:rPr>
+      </w:pPr>
+    </w:p>
+    <w:p>
+      <w:pPr>
+        <w:rPr>
+          <w:b/>
+          <w:bCs/>
+        </w:rPr>
+      </w:pPr>
+    </w:p>
+    <w:p>
+      <w:pPr>
+        <w:rPr>
+          <w:b/>
+          <w:bCs/>
+        </w:rPr>
+      </w:pPr>
+    </w:p>
+    <w:p>
+      <w:pPr>
+        <w:rPr>
+          <w:b/>
+          <w:bCs/>
+        </w:rPr>
+      </w:pPr>
+    </w:p>
+    <w:p>
+      <w:pPr>
+        <w:rPr>
+          <w:b/>
+          <w:bCs/>
+        </w:rPr>
+      </w:pPr>
+    </w:p>
+    <w:p>
+      <w:pPr>
+        <w:rPr>
+          <w:b/>
+          <w:bCs/>
+        </w:rPr>
+      </w:pPr>
+    </w:p>
+    <w:p>
+      <w:pPr>
+        <w:rPr>
+          <w:b/>
+          <w:bCs/>
+        </w:rPr>
+      </w:pPr>
+    </w:p>
+    <w:p>
+      <w:pPr>
+        <w:rPr>
+          <w:b/>
+          <w:bCs/>
+        </w:rPr>
+      </w:pPr>
+    </w:p>
+    <w:p>
+      <w:pPr>
+        <w:rPr>
+          <w:b/>
+          <w:bCs/>
+        </w:rPr>
+      </w:pPr>
+    </w:p>
+    <w:p>
+      <w:pPr>
+        <w:rPr>
+          <w:b/>
+          <w:bCs/>
+        </w:rPr>
+      </w:pPr>
+    </w:p>
+    <w:p>
+      <w:pPr>
+        <w:rPr>
+          <w:b/>
+          <w:bCs/>
+        </w:rPr>
+      </w:pPr>
+    </w:p>
+    <w:p>
+      <w:pPr>
+        <w:rPr>
+          <w:b/>
+          <w:bCs/>
+        </w:rPr>
+      </w:pPr>
+    </w:p>
+    <w:p>
+      <w:pPr>
+        <w:rPr>
+          <w:b/>
+          <w:bCs/>
+        </w:rPr>
+      </w:pPr>
+    </w:p>
+    <w:p>
+      <w:pPr>
+        <w:rPr>
+          <w:b/>
+          <w:bCs/>
+        </w:rPr>
+      </w:pPr>
+    </w:p>
+    <w:p>
+      <w:pPr>
+        <w:rPr>
+          <w:b/>
+          <w:bCs/>
+        </w:rPr>
+      </w:pPr>
+    </w:p>
+    <w:p>
+      <w:pPr>
+        <w:rPr>
+          <w:b/>
+          <w:bCs/>
+        </w:rPr>
+      </w:pPr>
+    </w:p>
+    <w:p>
+      <w:pPr>
+        <w:rPr>
+          <w:b/>
+          <w:bCs/>
+        </w:rPr>
+      </w:pPr>
+    </w:p>
+    <w:p>
+      <w:pPr>
+        <w:rPr>
+          <w:b/>
+          <w:bCs/>
+        </w:rPr>
+      </w:pPr>
+    </w:p>
+    <w:p>
+      <w:pPr>
+        <w:rPr>
+          <w:b/>
+          <w:bCs/>
+        </w:rPr>
+      </w:pPr>
+    </w:p>
+    <w:p>
+      <w:pPr>
+        <w:rPr>
+          <w:b/>
+          <w:bCs/>
+        </w:rPr>
+      </w:pPr>
+    </w:p>
+    <w:p>
+      <w:pPr>
+        <w:rPr>
+          <w:b/>
+          <w:bCs/>
+        </w:rPr>
+      </w:pPr>
+    </w:p>
+    <w:p>
+      <w:pPr>
+        <w:rPr>
+          <w:b/>
+          <w:bCs/>
+        </w:rPr>
+      </w:pPr>
+    </w:p>
+    <w:p>
+      <w:pPr>
+        <w:rPr>
+          <w:b/>
+          <w:bCs/>
+        </w:rPr>
+      </w:pPr>
+    </w:p>
+    <w:p>
+      <w:pPr>
+        <w:rPr>
+          <w:b/>
+          <w:bCs/>
+        </w:rPr>
+      </w:pPr>
+      <w:r>
+        <w:rPr>
+          <w:b/>
+          <w:bCs/>
+        </w:rPr>
+        <w:lastRenderedPageBreak/>
         <w:t>WAT JE ZEGT TEGEN LECTOR (HEEL BELANGRIJK)</w:t>
       </w:r>
     </w:p>
     <w:p>
       <w:r>
-        <w:lastRenderedPageBreak/>
         <w:t xml:space="preserve">"Ik gebruik GitHub als single source of </w:t>
       </w:r>
       <w:proofErr w:type="spellStart"/>
@@ -1681,6 +2091,1726 @@
         <w:rPr>
           <w:b/>
           <w:bCs/>
+          <w:u w:val="single"/>
+        </w:rPr>
+      </w:pPr>
+      <w:r>
+        <w:rPr>
+          <w:b/>
+          <w:bCs/>
+          <w:u w:val="single"/>
+        </w:rPr>
+        <w:t>UITLEG PYTHON SCRIPTS</w:t>
+      </w:r>
+    </w:p>
+    <w:p/>
+    <w:p>
+      <w:pPr>
+        <w:rPr>
+          <w:b/>
+          <w:bCs/>
+        </w:rPr>
+      </w:pPr>
+      <w:r>
+        <w:rPr>
+          <w:b/>
+          <w:bCs/>
+        </w:rPr>
+        <w:t>1. deploy_netconf.py</w:t>
+      </w:r>
+    </w:p>
+    <w:p>
+      <w:pPr>
+        <w:rPr>
+          <w:b/>
+          <w:bCs/>
+        </w:rPr>
+      </w:pPr>
+      <w:r>
+        <w:rPr>
+          <w:b/>
+          <w:bCs/>
+        </w:rPr>
+        <w:t>Wat doet dit script?</w:t>
+      </w:r>
+    </w:p>
+    <w:p>
+      <w:r>
+        <w:lastRenderedPageBreak/>
+        <w:t>Dit is je hoofdscript.</w:t>
+      </w:r>
+    </w:p>
+    <w:p>
+      <w:r>
+        <w:t>Het:</w:t>
+      </w:r>
+    </w:p>
+    <w:p>
+      <w:r>
+        <w:rPr>
+          <w:rFonts w:ascii="Segoe UI Symbol" w:hAnsi="Segoe UI Symbol" w:cs="Segoe UI Symbol"/>
+        </w:rPr>
+        <w:t>✔</w:t>
+      </w:r>
+      <w:r>
+        <w:t xml:space="preserve"> leest </w:t>
+      </w:r>
+      <w:proofErr w:type="spellStart"/>
+      <w:r>
+        <w:t>devices.json</w:t>
+      </w:r>
+      <w:proofErr w:type="spellEnd"/>
+      <w:r>
+        <w:br/>
+      </w:r>
+      <w:r>
+        <w:rPr>
+          <w:rFonts w:ascii="Segoe UI Symbol" w:hAnsi="Segoe UI Symbol" w:cs="Segoe UI Symbol"/>
+        </w:rPr>
+        <w:t>✔</w:t>
+      </w:r>
+      <w:r>
+        <w:t xml:space="preserve"> haalt XML-configuratie op uit GitHub</w:t>
+      </w:r>
+      <w:r>
+        <w:br/>
+      </w:r>
+      <w:r>
+        <w:rPr>
+          <w:rFonts w:ascii="Segoe UI Symbol" w:hAnsi="Segoe UI Symbol" w:cs="Segoe UI Symbol"/>
+        </w:rPr>
+        <w:t>✔</w:t>
+      </w:r>
+      <w:r>
+        <w:t xml:space="preserve"> maakt NETCONF connectie</w:t>
+      </w:r>
+      <w:r>
+        <w:br/>
+      </w:r>
+      <w:r>
+        <w:rPr>
+          <w:rFonts w:ascii="Segoe UI Symbol" w:hAnsi="Segoe UI Symbol" w:cs="Segoe UI Symbol"/>
+        </w:rPr>
+        <w:t>✔</w:t>
+      </w:r>
+      <w:r>
+        <w:t xml:space="preserve"> </w:t>
+      </w:r>
+      <w:proofErr w:type="spellStart"/>
+      <w:r>
+        <w:t>lockt</w:t>
+      </w:r>
+      <w:proofErr w:type="spellEnd"/>
+      <w:r>
+        <w:t xml:space="preserve"> </w:t>
+      </w:r>
+      <w:proofErr w:type="spellStart"/>
+      <w:r>
+        <w:t>candidate</w:t>
+      </w:r>
+      <w:proofErr w:type="spellEnd"/>
+      <w:r>
+        <w:t xml:space="preserve"> datastore</w:t>
+      </w:r>
+      <w:r>
+        <w:br/>
+      </w:r>
+      <w:r>
+        <w:rPr>
+          <w:rFonts w:ascii="Segoe UI Symbol" w:hAnsi="Segoe UI Symbol" w:cs="Segoe UI Symbol"/>
+        </w:rPr>
+        <w:t>✔</w:t>
+      </w:r>
+      <w:r>
+        <w:t xml:space="preserve"> voert </w:t>
+      </w:r>
+      <w:proofErr w:type="spellStart"/>
+      <w:r>
+        <w:t>edit-config</w:t>
+      </w:r>
+      <w:proofErr w:type="spellEnd"/>
+      <w:r>
+        <w:t xml:space="preserve"> uit</w:t>
+      </w:r>
+      <w:r>
+        <w:br/>
+      </w:r>
+      <w:r>
+        <w:rPr>
+          <w:rFonts w:ascii="Segoe UI Symbol" w:hAnsi="Segoe UI Symbol" w:cs="Segoe UI Symbol"/>
+        </w:rPr>
+        <w:t>✔</w:t>
+      </w:r>
+      <w:r>
+        <w:t xml:space="preserve"> </w:t>
+      </w:r>
+      <w:proofErr w:type="spellStart"/>
+      <w:r>
+        <w:t>commit</w:t>
+      </w:r>
+      <w:proofErr w:type="spellEnd"/>
+      <w:r>
+        <w:t xml:space="preserve"> naar running-</w:t>
+      </w:r>
+      <w:proofErr w:type="spellStart"/>
+      <w:r>
+        <w:t>config</w:t>
+      </w:r>
+      <w:proofErr w:type="spellEnd"/>
+      <w:r>
+        <w:br/>
+      </w:r>
+      <w:r>
+        <w:rPr>
+          <w:rFonts w:ascii="Segoe UI Symbol" w:hAnsi="Segoe UI Symbol" w:cs="Segoe UI Symbol"/>
+        </w:rPr>
+        <w:t>✔</w:t>
+      </w:r>
+      <w:r>
+        <w:t xml:space="preserve"> doet foutafhandeling</w:t>
+      </w:r>
+      <w:r>
+        <w:br/>
+      </w:r>
+      <w:r>
+        <w:rPr>
+          <w:rFonts w:ascii="Segoe UI Symbol" w:hAnsi="Segoe UI Symbol" w:cs="Segoe UI Symbol"/>
+        </w:rPr>
+        <w:t>✔</w:t>
+      </w:r>
+      <w:r>
+        <w:t xml:space="preserve"> schrijft logs weg</w:t>
+      </w:r>
+    </w:p>
+    <w:p>
+      <w:r>
+        <w:pict w14:anchorId="73CD384A">
+          <v:rect id="_x0000_i1175" style="width:0;height:1.5pt" o:hralign="center" o:hrstd="t" o:hr="t" fillcolor="#a0a0a0" stroked="f"/>
+        </w:pict>
+      </w:r>
+    </w:p>
+    <w:p>
+      <w:pPr>
+        <w:rPr>
+          <w:b/>
+          <w:bCs/>
+        </w:rPr>
+      </w:pPr>
+      <w:r>
+        <w:rPr>
+          <w:b/>
+          <w:bCs/>
+        </w:rPr>
+        <w:t>Workflow stap voor stap</w:t>
+      </w:r>
+    </w:p>
+    <w:p>
+      <w:pPr>
+        <w:rPr>
+          <w:b/>
+          <w:bCs/>
+        </w:rPr>
+      </w:pPr>
+      <w:r>
+        <w:rPr>
+          <w:b/>
+          <w:bCs/>
+        </w:rPr>
+        <w:t>1. Device info laden</w:t>
+      </w:r>
+    </w:p>
+    <w:p>
+      <w:proofErr w:type="spellStart"/>
+      <w:r>
+        <w:t>devices</w:t>
+      </w:r>
+      <w:proofErr w:type="spellEnd"/>
+      <w:r>
+        <w:t xml:space="preserve"> = </w:t>
+      </w:r>
+      <w:proofErr w:type="spellStart"/>
+      <w:r>
+        <w:t>load_devices</w:t>
+      </w:r>
+      <w:proofErr w:type="spellEnd"/>
+      <w:r>
+        <w:t>()</w:t>
+      </w:r>
+    </w:p>
+    <w:p>
+      <w:r>
+        <w:t>Leest bijvoorbeeld:</w:t>
+      </w:r>
+    </w:p>
+    <w:p>
+      <w:r>
+        <w:t>[</w:t>
+      </w:r>
+      <w:r>
+        <w:br/>
+        <w:t xml:space="preserve">  {</w:t>
+      </w:r>
+      <w:r>
+        <w:br/>
+        <w:t xml:space="preserve">    "name": "R01",</w:t>
+      </w:r>
+      <w:r>
+        <w:br/>
+        <w:t xml:space="preserve">    "host": "172.16.7.2",</w:t>
+      </w:r>
+      <w:r>
+        <w:br/>
+        <w:t xml:space="preserve">    ...</w:t>
+      </w:r>
+      <w:r>
+        <w:br/>
+        <w:t xml:space="preserve">  }</w:t>
+      </w:r>
+      <w:r>
+        <w:br/>
+        <w:t>]</w:t>
+      </w:r>
+    </w:p>
+    <w:p>
+      <w:r>
+        <w:pict w14:anchorId="22F55756">
+          <v:rect id="_x0000_i1176" style="width:0;height:1.5pt" o:hralign="center" o:hrstd="t" o:hr="t" fillcolor="#a0a0a0" stroked="f"/>
+        </w:pict>
+      </w:r>
+    </w:p>
+    <w:p>
+      <w:pPr>
+        <w:rPr>
+          <w:b/>
+          <w:bCs/>
+        </w:rPr>
+      </w:pPr>
+      <w:r>
+        <w:rPr>
+          <w:b/>
+          <w:bCs/>
+        </w:rPr>
+        <w:t>2. XML ophalen uit GitHub</w:t>
+      </w:r>
+    </w:p>
+    <w:p>
+      <w:proofErr w:type="spellStart"/>
+      <w:r>
+        <w:t>requests.get</w:t>
+      </w:r>
+      <w:proofErr w:type="spellEnd"/>
+      <w:r>
+        <w:t>(</w:t>
+      </w:r>
+      <w:proofErr w:type="spellStart"/>
+      <w:r>
+        <w:t>url</w:t>
+      </w:r>
+      <w:proofErr w:type="spellEnd"/>
+      <w:r>
+        <w:t>)</w:t>
+      </w:r>
+    </w:p>
+    <w:p>
+      <w:r>
+        <w:t>GitHub is jouw:</w:t>
+      </w:r>
+    </w:p>
+    <w:p>
+      <w:r>
+        <w:t xml:space="preserve">single source of </w:t>
+      </w:r>
+      <w:proofErr w:type="spellStart"/>
+      <w:r>
+        <w:t>truth</w:t>
+      </w:r>
+      <w:proofErr w:type="spellEnd"/>
+    </w:p>
+    <w:p>
+      <w:r>
+        <w:t>Dus:</w:t>
+      </w:r>
+    </w:p>
+    <w:p>
+      <w:pPr>
+        <w:numPr>
+          <w:ilvl w:val="0"/>
+          <w:numId w:val="2"/>
+        </w:numPr>
+      </w:pPr>
+      <w:r>
+        <w:t xml:space="preserve">configuraties staan centraal </w:t>
+      </w:r>
+    </w:p>
+    <w:p>
+      <w:pPr>
+        <w:numPr>
+          <w:ilvl w:val="0"/>
+          <w:numId w:val="2"/>
+        </w:numPr>
+      </w:pPr>
+      <w:r>
+        <w:t xml:space="preserve">versiebeheer via Git </w:t>
+      </w:r>
+    </w:p>
+    <w:p>
+      <w:r>
+        <w:pict w14:anchorId="392439D0">
+          <v:rect id="_x0000_i1177" style="width:0;height:1.5pt" o:hralign="center" o:hrstd="t" o:hr="t" fillcolor="#a0a0a0" stroked="f"/>
+        </w:pict>
+      </w:r>
+    </w:p>
+    <w:p>
+      <w:pPr>
+        <w:rPr>
+          <w:b/>
+          <w:bCs/>
+        </w:rPr>
+      </w:pPr>
+      <w:r>
+        <w:rPr>
+          <w:b/>
+          <w:bCs/>
+        </w:rPr>
+        <w:t>3. NETCONF connectie</w:t>
+      </w:r>
+    </w:p>
+    <w:p>
+      <w:r>
+        <w:lastRenderedPageBreak/>
+        <w:t>Met:</w:t>
+      </w:r>
+    </w:p>
+    <w:p>
+      <w:proofErr w:type="spellStart"/>
+      <w:r>
+        <w:t>manager.connect</w:t>
+      </w:r>
+      <w:proofErr w:type="spellEnd"/>
+      <w:r>
+        <w:t>()</w:t>
+      </w:r>
+    </w:p>
+    <w:p>
+      <w:r>
+        <w:t>maakt Python een NETCONF sessie over SSH (poort 830).</w:t>
+      </w:r>
+    </w:p>
+    <w:p>
+      <w:r>
+        <w:pict w14:anchorId="3DCAA38D">
+          <v:rect id="_x0000_i1178" style="width:0;height:1.5pt" o:hralign="center" o:hrstd="t" o:hr="t" fillcolor="#a0a0a0" stroked="f"/>
+        </w:pict>
+      </w:r>
+    </w:p>
+    <w:p>
+      <w:pPr>
+        <w:rPr>
+          <w:b/>
+          <w:bCs/>
+        </w:rPr>
+      </w:pPr>
+      <w:r>
+        <w:rPr>
+          <w:b/>
+          <w:bCs/>
+        </w:rPr>
+        <w:t xml:space="preserve">4. Candidate datastore </w:t>
+      </w:r>
+      <w:proofErr w:type="spellStart"/>
+      <w:r>
+        <w:rPr>
+          <w:b/>
+          <w:bCs/>
+        </w:rPr>
+        <w:t>locken</w:t>
+      </w:r>
+      <w:proofErr w:type="spellEnd"/>
+    </w:p>
+    <w:p>
+      <w:proofErr w:type="spellStart"/>
+      <w:r>
+        <w:t>m.lock</w:t>
+      </w:r>
+      <w:proofErr w:type="spellEnd"/>
+      <w:r>
+        <w:t>("</w:t>
+      </w:r>
+      <w:proofErr w:type="spellStart"/>
+      <w:r>
+        <w:t>candidate</w:t>
+      </w:r>
+      <w:proofErr w:type="spellEnd"/>
+      <w:r>
+        <w:t>")</w:t>
+      </w:r>
+    </w:p>
+    <w:p>
+      <w:r>
+        <w:t>Waarom?</w:t>
+      </w:r>
+    </w:p>
+    <w:p>
+      <w:r>
+        <w:t>zodat niemand anders tegelijk wijzigingen maakt</w:t>
+      </w:r>
+    </w:p>
+    <w:p>
+      <w:r>
+        <w:pict w14:anchorId="21F11A89">
+          <v:rect id="_x0000_i1179" style="width:0;height:1.5pt" o:hralign="center" o:hrstd="t" o:hr="t" fillcolor="#a0a0a0" stroked="f"/>
+        </w:pict>
+      </w:r>
+    </w:p>
+    <w:p>
+      <w:pPr>
+        <w:rPr>
+          <w:b/>
+          <w:bCs/>
+        </w:rPr>
+      </w:pPr>
+      <w:r>
+        <w:rPr>
+          <w:b/>
+          <w:bCs/>
+        </w:rPr>
+        <w:t>5. Candidate leegmaken</w:t>
+      </w:r>
+    </w:p>
+    <w:p>
+      <w:proofErr w:type="spellStart"/>
+      <w:r>
+        <w:t>m.discard_changes</w:t>
+      </w:r>
+      <w:proofErr w:type="spellEnd"/>
+      <w:r>
+        <w:t>()</w:t>
+      </w:r>
+    </w:p>
+    <w:p>
+      <w:r>
+        <w:t>Zorgt ervoor dat oude niet-</w:t>
+      </w:r>
+      <w:proofErr w:type="spellStart"/>
+      <w:r>
+        <w:t>gecommitte</w:t>
+      </w:r>
+      <w:proofErr w:type="spellEnd"/>
+      <w:r>
+        <w:t xml:space="preserve"> wijzigingen verdwijnen.</w:t>
+      </w:r>
+    </w:p>
+    <w:p>
+      <w:r>
+        <w:pict w14:anchorId="3993CA18">
+          <v:rect id="_x0000_i1180" style="width:0;height:1.5pt" o:hralign="center" o:hrstd="t" o:hr="t" fillcolor="#a0a0a0" stroked="f"/>
+        </w:pict>
+      </w:r>
+    </w:p>
+    <w:p>
+      <w:pPr>
+        <w:rPr>
+          <w:b/>
+          <w:bCs/>
+        </w:rPr>
+      </w:pPr>
+      <w:r>
+        <w:rPr>
+          <w:b/>
+          <w:bCs/>
+        </w:rPr>
+        <w:t xml:space="preserve">6. </w:t>
+      </w:r>
+      <w:proofErr w:type="spellStart"/>
+      <w:r>
+        <w:rPr>
+          <w:b/>
+          <w:bCs/>
+        </w:rPr>
+        <w:t>Config</w:t>
+      </w:r>
+      <w:proofErr w:type="spellEnd"/>
+      <w:r>
+        <w:rPr>
+          <w:b/>
+          <w:bCs/>
+        </w:rPr>
+        <w:t xml:space="preserve"> </w:t>
+      </w:r>
+      <w:proofErr w:type="spellStart"/>
+      <w:r>
+        <w:rPr>
+          <w:b/>
+          <w:bCs/>
+        </w:rPr>
+        <w:t>deployen</w:t>
+      </w:r>
+      <w:proofErr w:type="spellEnd"/>
+    </w:p>
+    <w:p>
+      <w:proofErr w:type="spellStart"/>
+      <w:r>
+        <w:t>m.edit_config</w:t>
+      </w:r>
+      <w:proofErr w:type="spellEnd"/>
+      <w:r>
+        <w:t>(target="</w:t>
+      </w:r>
+      <w:proofErr w:type="spellStart"/>
+      <w:r>
+        <w:t>candidate</w:t>
+      </w:r>
+      <w:proofErr w:type="spellEnd"/>
+      <w:r>
+        <w:t xml:space="preserve">", </w:t>
+      </w:r>
+      <w:proofErr w:type="spellStart"/>
+      <w:r>
+        <w:t>config</w:t>
+      </w:r>
+      <w:proofErr w:type="spellEnd"/>
+      <w:r>
+        <w:t>=</w:t>
+      </w:r>
+      <w:proofErr w:type="spellStart"/>
+      <w:r>
+        <w:t>config_xml</w:t>
+      </w:r>
+      <w:proofErr w:type="spellEnd"/>
+      <w:r>
+        <w:t>)</w:t>
+      </w:r>
+    </w:p>
+    <w:p>
+      <w:r>
+        <w:t>Dus:</w:t>
+      </w:r>
+    </w:p>
+    <w:p>
+      <w:r>
+        <w:t>GitHub XML</w:t>
+      </w:r>
+      <w:r>
+        <w:br/>
+        <w:t xml:space="preserve">→ </w:t>
+      </w:r>
+      <w:proofErr w:type="spellStart"/>
+      <w:r>
+        <w:t>candidate</w:t>
+      </w:r>
+      <w:proofErr w:type="spellEnd"/>
+      <w:r>
+        <w:t xml:space="preserve"> datastore</w:t>
+      </w:r>
+    </w:p>
+    <w:p>
+      <w:r>
+        <w:pict w14:anchorId="75BCC9C4">
+          <v:rect id="_x0000_i1181" style="width:0;height:1.5pt" o:hralign="center" o:hrstd="t" o:hr="t" fillcolor="#a0a0a0" stroked="f"/>
+        </w:pict>
+      </w:r>
+    </w:p>
+    <w:p>
+      <w:pPr>
+        <w:rPr>
+          <w:b/>
+          <w:bCs/>
+        </w:rPr>
+      </w:pPr>
+      <w:r>
+        <w:rPr>
+          <w:b/>
+          <w:bCs/>
+        </w:rPr>
+        <w:t xml:space="preserve">7. </w:t>
+      </w:r>
+      <w:proofErr w:type="spellStart"/>
+      <w:r>
+        <w:rPr>
+          <w:b/>
+          <w:bCs/>
+        </w:rPr>
+        <w:t>Commit</w:t>
+      </w:r>
+      <w:proofErr w:type="spellEnd"/>
+    </w:p>
+    <w:p>
+      <w:proofErr w:type="spellStart"/>
+      <w:r>
+        <w:t>m.commit</w:t>
+      </w:r>
+      <w:proofErr w:type="spellEnd"/>
+      <w:r>
+        <w:t>()</w:t>
+      </w:r>
+    </w:p>
+    <w:p>
+      <w:r>
+        <w:t>Dan pas wordt:</w:t>
+      </w:r>
+    </w:p>
+    <w:p>
+      <w:proofErr w:type="spellStart"/>
+      <w:r>
+        <w:t>candidate</w:t>
+      </w:r>
+      <w:proofErr w:type="spellEnd"/>
+      <w:r>
+        <w:t xml:space="preserve"> → running-</w:t>
+      </w:r>
+      <w:proofErr w:type="spellStart"/>
+      <w:r>
+        <w:t>config</w:t>
+      </w:r>
+      <w:proofErr w:type="spellEnd"/>
+    </w:p>
+    <w:p>
+      <w:r>
+        <w:t>Dat is het “atomair” deel van de opdracht.</w:t>
+      </w:r>
+    </w:p>
+    <w:p>
+      <w:r>
+        <w:pict w14:anchorId="6695563E">
+          <v:rect id="_x0000_i1182" style="width:0;height:1.5pt" o:hralign="center" o:hrstd="t" o:hr="t" fillcolor="#a0a0a0" stroked="f"/>
+        </w:pict>
+      </w:r>
+    </w:p>
+    <w:p>
+      <w:pPr>
+        <w:rPr>
+          <w:b/>
+          <w:bCs/>
+        </w:rPr>
+      </w:pPr>
+      <w:r>
+        <w:rPr>
+          <w:b/>
+          <w:bCs/>
+        </w:rPr>
+        <w:t>8. Error handling</w:t>
+      </w:r>
+    </w:p>
+    <w:p>
+      <w:r>
+        <w:t>Bij fout:</w:t>
+      </w:r>
+    </w:p>
+    <w:p>
+      <w:proofErr w:type="spellStart"/>
+      <w:r>
+        <w:t>m.discard_changes</w:t>
+      </w:r>
+      <w:proofErr w:type="spellEnd"/>
+      <w:r>
+        <w:t>()</w:t>
+      </w:r>
+    </w:p>
+    <w:p>
+      <w:r>
+        <w:lastRenderedPageBreak/>
+        <w:t>Dus:</w:t>
+      </w:r>
+    </w:p>
+    <w:p>
+      <w:r>
+        <w:t xml:space="preserve">geen half kapotte </w:t>
+      </w:r>
+      <w:proofErr w:type="spellStart"/>
+      <w:r>
+        <w:t>config</w:t>
+      </w:r>
+      <w:proofErr w:type="spellEnd"/>
+    </w:p>
+    <w:p>
+      <w:r>
+        <w:pict w14:anchorId="0A1A740D">
+          <v:rect id="_x0000_i1183" style="width:0;height:1.5pt" o:hralign="center" o:hrstd="t" o:hr="t" fillcolor="#a0a0a0" stroked="f"/>
+        </w:pict>
+      </w:r>
+    </w:p>
+    <w:p>
+      <w:pPr>
+        <w:rPr>
+          <w:b/>
+          <w:bCs/>
+        </w:rPr>
+      </w:pPr>
+      <w:r>
+        <w:rPr>
+          <w:b/>
+          <w:bCs/>
+        </w:rPr>
+        <w:t xml:space="preserve">9. </w:t>
+      </w:r>
+      <w:proofErr w:type="spellStart"/>
+      <w:r>
+        <w:rPr>
+          <w:b/>
+          <w:bCs/>
+        </w:rPr>
+        <w:t>Logging</w:t>
+      </w:r>
+      <w:proofErr w:type="spellEnd"/>
+    </w:p>
+    <w:p>
+      <w:r>
+        <w:t>Bijvoorbeeld:</w:t>
+      </w:r>
+    </w:p>
+    <w:p>
+      <w:proofErr w:type="spellStart"/>
+      <w:r>
+        <w:t>Connected</w:t>
+      </w:r>
+      <w:proofErr w:type="spellEnd"/>
+      <w:r>
+        <w:br/>
+        <w:t xml:space="preserve">Candidate </w:t>
+      </w:r>
+      <w:proofErr w:type="spellStart"/>
+      <w:r>
+        <w:t>locked</w:t>
+      </w:r>
+      <w:proofErr w:type="spellEnd"/>
+      <w:r>
+        <w:br/>
+      </w:r>
+      <w:proofErr w:type="spellStart"/>
+      <w:r>
+        <w:t>edit-config</w:t>
+      </w:r>
+      <w:proofErr w:type="spellEnd"/>
+      <w:r>
+        <w:t xml:space="preserve"> OK</w:t>
+      </w:r>
+      <w:r>
+        <w:br/>
+        <w:t>COMMIT SUCCESS</w:t>
+      </w:r>
+    </w:p>
+    <w:p>
+      <w:r>
+        <w:t xml:space="preserve">Dit zijn jullie leesbare vertalingen van NETCONF &lt;ok/&gt; </w:t>
+      </w:r>
+      <w:proofErr w:type="spellStart"/>
+      <w:r>
+        <w:t>replies</w:t>
+      </w:r>
+      <w:proofErr w:type="spellEnd"/>
+      <w:r>
+        <w:t>.</w:t>
+      </w:r>
+    </w:p>
+    <w:p>
+      <w:r>
+        <w:pict w14:anchorId="33E2BCF0">
+          <v:rect id="_x0000_i1184" style="width:0;height:1.5pt" o:hralign="center" o:hrstd="t" o:hr="t" fillcolor="#a0a0a0" stroked="f"/>
+        </w:pict>
+      </w:r>
+    </w:p>
+    <w:p>
+      <w:pPr>
+        <w:rPr>
+          <w:b/>
+          <w:bCs/>
+        </w:rPr>
+      </w:pPr>
+      <w:r>
+        <w:rPr>
+          <w:b/>
+          <w:bCs/>
+        </w:rPr>
+        <w:t>Waarom is dit sterk?</w:t>
+      </w:r>
+    </w:p>
+    <w:p>
+      <w:r>
+        <w:t>Je voldoet aan:</w:t>
+      </w:r>
+    </w:p>
+    <w:p>
+      <w:r>
+        <w:rPr>
+          <w:rFonts w:ascii="Segoe UI Symbol" w:hAnsi="Segoe UI Symbol" w:cs="Segoe UI Symbol"/>
+        </w:rPr>
+        <w:t>✔</w:t>
+      </w:r>
+      <w:r>
+        <w:t xml:space="preserve"> NETCONF</w:t>
+      </w:r>
+      <w:r>
+        <w:br/>
+      </w:r>
+      <w:r>
+        <w:rPr>
+          <w:rFonts w:ascii="Segoe UI Symbol" w:hAnsi="Segoe UI Symbol" w:cs="Segoe UI Symbol"/>
+        </w:rPr>
+        <w:t>✔</w:t>
+      </w:r>
+      <w:r>
+        <w:t xml:space="preserve"> YANG-</w:t>
+      </w:r>
+      <w:proofErr w:type="spellStart"/>
+      <w:r>
+        <w:t>based</w:t>
+      </w:r>
+      <w:proofErr w:type="spellEnd"/>
+      <w:r>
+        <w:t xml:space="preserve"> XML</w:t>
+      </w:r>
+      <w:r>
+        <w:br/>
+      </w:r>
+      <w:r>
+        <w:rPr>
+          <w:rFonts w:ascii="Segoe UI Symbol" w:hAnsi="Segoe UI Symbol" w:cs="Segoe UI Symbol"/>
+        </w:rPr>
+        <w:t>✔</w:t>
+      </w:r>
+      <w:r>
+        <w:t xml:space="preserve"> </w:t>
+      </w:r>
+      <w:proofErr w:type="spellStart"/>
+      <w:r>
+        <w:t>candidate</w:t>
+      </w:r>
+      <w:proofErr w:type="spellEnd"/>
+      <w:r>
+        <w:t xml:space="preserve"> datastore</w:t>
+      </w:r>
+      <w:r>
+        <w:br/>
+      </w:r>
+      <w:r>
+        <w:rPr>
+          <w:rFonts w:ascii="Segoe UI Symbol" w:hAnsi="Segoe UI Symbol" w:cs="Segoe UI Symbol"/>
+        </w:rPr>
+        <w:t>✔</w:t>
+      </w:r>
+      <w:r>
+        <w:t xml:space="preserve"> </w:t>
+      </w:r>
+      <w:proofErr w:type="spellStart"/>
+      <w:r>
+        <w:t>commit</w:t>
+      </w:r>
+      <w:proofErr w:type="spellEnd"/>
+      <w:r>
+        <w:t>/</w:t>
+      </w:r>
+      <w:proofErr w:type="spellStart"/>
+      <w:r>
+        <w:t>discard</w:t>
+      </w:r>
+      <w:proofErr w:type="spellEnd"/>
+      <w:r>
+        <w:br/>
+      </w:r>
+      <w:r>
+        <w:rPr>
+          <w:rFonts w:ascii="Segoe UI Symbol" w:hAnsi="Segoe UI Symbol" w:cs="Segoe UI Symbol"/>
+        </w:rPr>
+        <w:t>✔</w:t>
+      </w:r>
+      <w:r>
+        <w:t xml:space="preserve"> GitHub source of </w:t>
+      </w:r>
+      <w:proofErr w:type="spellStart"/>
+      <w:r>
+        <w:t>truth</w:t>
+      </w:r>
+      <w:proofErr w:type="spellEnd"/>
+      <w:r>
+        <w:br/>
+      </w:r>
+      <w:r>
+        <w:rPr>
+          <w:rFonts w:ascii="Segoe UI Symbol" w:hAnsi="Segoe UI Symbol" w:cs="Segoe UI Symbol"/>
+        </w:rPr>
+        <w:t>✔</w:t>
+      </w:r>
+      <w:r>
+        <w:t xml:space="preserve"> </w:t>
+      </w:r>
+      <w:proofErr w:type="spellStart"/>
+      <w:r>
+        <w:t>automation</w:t>
+      </w:r>
+      <w:proofErr w:type="spellEnd"/>
+      <w:r>
+        <w:br/>
+      </w:r>
+      <w:r>
+        <w:rPr>
+          <w:rFonts w:ascii="Segoe UI Symbol" w:hAnsi="Segoe UI Symbol" w:cs="Segoe UI Symbol"/>
+        </w:rPr>
+        <w:t>✔</w:t>
+      </w:r>
+      <w:r>
+        <w:t xml:space="preserve"> </w:t>
+      </w:r>
+      <w:proofErr w:type="spellStart"/>
+      <w:r>
+        <w:t>logging</w:t>
+      </w:r>
+      <w:proofErr w:type="spellEnd"/>
+      <w:r>
+        <w:br/>
+      </w:r>
+      <w:r>
+        <w:rPr>
+          <w:rFonts w:ascii="Segoe UI Symbol" w:hAnsi="Segoe UI Symbol" w:cs="Segoe UI Symbol"/>
+        </w:rPr>
+        <w:t>✔</w:t>
+      </w:r>
+      <w:r>
+        <w:t xml:space="preserve"> </w:t>
+      </w:r>
+      <w:proofErr w:type="spellStart"/>
+      <w:r>
+        <w:t>atomic</w:t>
+      </w:r>
+      <w:proofErr w:type="spellEnd"/>
+      <w:r>
+        <w:t xml:space="preserve"> </w:t>
+      </w:r>
+      <w:proofErr w:type="spellStart"/>
+      <w:r>
+        <w:t>deployment</w:t>
+      </w:r>
+      <w:proofErr w:type="spellEnd"/>
+    </w:p>
+    <w:p>
+      <w:r>
+        <w:pict w14:anchorId="1C770F18">
+          <v:rect id="_x0000_i1185" style="width:0;height:1.5pt" o:hralign="center" o:hrstd="t" o:hr="t" fillcolor="#a0a0a0" stroked="f"/>
+        </w:pict>
+      </w:r>
+    </w:p>
+    <w:p>
+      <w:pPr>
+        <w:rPr>
+          <w:b/>
+          <w:bCs/>
+        </w:rPr>
+      </w:pPr>
+      <w:r>
+        <w:rPr>
+          <w:b/>
+          <w:bCs/>
+        </w:rPr>
+        <w:t>2. get_ospf.py</w:t>
+      </w:r>
+    </w:p>
+    <w:p>
+      <w:pPr>
+        <w:rPr>
+          <w:b/>
+          <w:bCs/>
+        </w:rPr>
+      </w:pPr>
+      <w:r>
+        <w:rPr>
+          <w:b/>
+          <w:bCs/>
+        </w:rPr>
+        <w:t>Wat doet dit?</w:t>
+      </w:r>
+    </w:p>
+    <w:p>
+      <w:r>
+        <w:t>Dit script leest configuratie terug via NETCONF.</w:t>
+      </w:r>
+    </w:p>
+    <w:p>
+      <w:r>
+        <w:t>Dus:</w:t>
+      </w:r>
+    </w:p>
+    <w:p>
+      <w:r>
+        <w:t xml:space="preserve">GET </w:t>
+      </w:r>
+      <w:proofErr w:type="spellStart"/>
+      <w:r>
+        <w:t>operation</w:t>
+      </w:r>
+      <w:proofErr w:type="spellEnd"/>
+    </w:p>
+    <w:p>
+      <w:r>
+        <w:t>i.p.v.:</w:t>
+      </w:r>
+    </w:p>
+    <w:p>
+      <w:r>
+        <w:t xml:space="preserve">EDIT </w:t>
+      </w:r>
+      <w:proofErr w:type="spellStart"/>
+      <w:r>
+        <w:t>operation</w:t>
+      </w:r>
+      <w:proofErr w:type="spellEnd"/>
+    </w:p>
+    <w:p>
+      <w:r>
+        <w:pict w14:anchorId="1E8ABF46">
+          <v:rect id="_x0000_i1186" style="width:0;height:1.5pt" o:hralign="center" o:hrstd="t" o:hr="t" fillcolor="#a0a0a0" stroked="f"/>
+        </w:pict>
+      </w:r>
+    </w:p>
+    <w:p>
+      <w:pPr>
+        <w:rPr>
+          <w:b/>
+          <w:bCs/>
+        </w:rPr>
+      </w:pPr>
+      <w:r>
+        <w:rPr>
+          <w:b/>
+          <w:bCs/>
+        </w:rPr>
+        <w:t>Kern:</w:t>
+      </w:r>
+    </w:p>
+    <w:p>
+      <w:proofErr w:type="spellStart"/>
+      <w:r>
+        <w:lastRenderedPageBreak/>
+        <w:t>m.get_config</w:t>
+      </w:r>
+      <w:proofErr w:type="spellEnd"/>
+      <w:r>
+        <w:t>()</w:t>
+      </w:r>
+    </w:p>
+    <w:p>
+      <w:r>
+        <w:pict w14:anchorId="4BD892B5">
+          <v:rect id="_x0000_i1187" style="width:0;height:1.5pt" o:hralign="center" o:hrstd="t" o:hr="t" fillcolor="#a0a0a0" stroked="f"/>
+        </w:pict>
+      </w:r>
+    </w:p>
+    <w:p>
+      <w:pPr>
+        <w:rPr>
+          <w:b/>
+          <w:bCs/>
+        </w:rPr>
+      </w:pPr>
+      <w:r>
+        <w:rPr>
+          <w:b/>
+          <w:bCs/>
+        </w:rPr>
+        <w:t>Filter</w:t>
+      </w:r>
+    </w:p>
+    <w:p>
+      <w:r>
+        <w:t xml:space="preserve">Je gebruikt een </w:t>
+      </w:r>
+      <w:proofErr w:type="spellStart"/>
+      <w:r>
+        <w:t>subtree</w:t>
+      </w:r>
+      <w:proofErr w:type="spellEnd"/>
+      <w:r>
+        <w:t xml:space="preserve"> filter:</w:t>
+      </w:r>
+    </w:p>
+    <w:p>
+      <w:r>
+        <w:t>&lt;native&gt;</w:t>
+      </w:r>
+      <w:r>
+        <w:br/>
+        <w:t xml:space="preserve">  &lt;router&gt;</w:t>
+      </w:r>
+      <w:r>
+        <w:br/>
+        <w:t xml:space="preserve">    &lt;</w:t>
+      </w:r>
+      <w:proofErr w:type="spellStart"/>
+      <w:r>
+        <w:t>ospf</w:t>
+      </w:r>
+      <w:proofErr w:type="spellEnd"/>
+      <w:r>
+        <w:t>/&gt;</w:t>
+      </w:r>
+      <w:r>
+        <w:br/>
+        <w:t xml:space="preserve">  &lt;/router&gt;</w:t>
+      </w:r>
+      <w:r>
+        <w:br/>
+        <w:t>&lt;/native&gt;</w:t>
+      </w:r>
+    </w:p>
+    <w:p>
+      <w:r>
+        <w:t>Dus enkel OSPF data wordt opgevraagd.</w:t>
+      </w:r>
+    </w:p>
+    <w:p>
+      <w:r>
+        <w:pict w14:anchorId="4E80FF06">
+          <v:rect id="_x0000_i1188" style="width:0;height:1.5pt" o:hralign="center" o:hrstd="t" o:hr="t" fillcolor="#a0a0a0" stroked="f"/>
+        </w:pict>
+      </w:r>
+    </w:p>
+    <w:p>
+      <w:pPr>
+        <w:rPr>
+          <w:b/>
+          <w:bCs/>
+        </w:rPr>
+      </w:pPr>
+      <w:r>
+        <w:rPr>
+          <w:b/>
+          <w:bCs/>
+        </w:rPr>
+        <w:t>Waarom belangrijk?</w:t>
+      </w:r>
+    </w:p>
+    <w:p>
+      <w:r>
+        <w:t>Dit toont:</w:t>
+      </w:r>
+    </w:p>
+    <w:p>
+      <w:r>
+        <w:rPr>
+          <w:rFonts w:ascii="Segoe UI Symbol" w:hAnsi="Segoe UI Symbol" w:cs="Segoe UI Symbol"/>
+        </w:rPr>
+        <w:t>✔</w:t>
+      </w:r>
+      <w:r>
+        <w:t xml:space="preserve"> </w:t>
+      </w:r>
+      <w:proofErr w:type="spellStart"/>
+      <w:r>
+        <w:t>operational</w:t>
+      </w:r>
+      <w:proofErr w:type="spellEnd"/>
+      <w:r>
+        <w:t xml:space="preserve"> retrieval</w:t>
+      </w:r>
+      <w:r>
+        <w:br/>
+      </w:r>
+      <w:r>
+        <w:rPr>
+          <w:rFonts w:ascii="Segoe UI Symbol" w:hAnsi="Segoe UI Symbol" w:cs="Segoe UI Symbol"/>
+        </w:rPr>
+        <w:t>✔</w:t>
+      </w:r>
+      <w:r>
+        <w:t xml:space="preserve"> configuratie uitlezen</w:t>
+      </w:r>
+      <w:r>
+        <w:br/>
+      </w:r>
+      <w:r>
+        <w:rPr>
+          <w:rFonts w:ascii="Segoe UI Symbol" w:hAnsi="Segoe UI Symbol" w:cs="Segoe UI Symbol"/>
+        </w:rPr>
+        <w:t>✔</w:t>
+      </w:r>
+      <w:r>
+        <w:t xml:space="preserve"> YANG filtering</w:t>
+      </w:r>
+      <w:r>
+        <w:br/>
+      </w:r>
+      <w:r>
+        <w:rPr>
+          <w:rFonts w:ascii="Segoe UI Symbol" w:hAnsi="Segoe UI Symbol" w:cs="Segoe UI Symbol"/>
+        </w:rPr>
+        <w:t>✔</w:t>
+      </w:r>
+      <w:r>
+        <w:t xml:space="preserve"> NETCONF RPC get-</w:t>
+      </w:r>
+      <w:proofErr w:type="spellStart"/>
+      <w:r>
+        <w:t>config</w:t>
+      </w:r>
+      <w:proofErr w:type="spellEnd"/>
+    </w:p>
+    <w:p>
+      <w:r>
+        <w:pict w14:anchorId="45C457C8">
+          <v:rect id="_x0000_i1189" style="width:0;height:1.5pt" o:hralign="center" o:hrstd="t" o:hr="t" fillcolor="#a0a0a0" stroked="f"/>
+        </w:pict>
+      </w:r>
+    </w:p>
+    <w:p>
+      <w:pPr>
+        <w:rPr>
+          <w:b/>
+          <w:bCs/>
+        </w:rPr>
+      </w:pPr>
+      <w:r>
+        <w:rPr>
+          <w:b/>
+          <w:bCs/>
+        </w:rPr>
+        <w:t xml:space="preserve">3. </w:t>
+      </w:r>
+      <w:proofErr w:type="spellStart"/>
+      <w:r>
+        <w:rPr>
+          <w:b/>
+          <w:bCs/>
+        </w:rPr>
+        <w:t>devices_router.json</w:t>
+      </w:r>
+      <w:proofErr w:type="spellEnd"/>
+      <w:r>
+        <w:rPr>
+          <w:b/>
+          <w:bCs/>
+        </w:rPr>
+        <w:t xml:space="preserve"> / </w:t>
+      </w:r>
+      <w:proofErr w:type="spellStart"/>
+      <w:r>
+        <w:rPr>
+          <w:b/>
+          <w:bCs/>
+        </w:rPr>
+        <w:t>devices_switch.json</w:t>
+      </w:r>
+      <w:proofErr w:type="spellEnd"/>
+    </w:p>
+    <w:p>
+      <w:r>
+        <w:t xml:space="preserve">Dit zijn geen scripts, maar </w:t>
+      </w:r>
+      <w:proofErr w:type="spellStart"/>
+      <w:r>
+        <w:t>inventory</w:t>
+      </w:r>
+      <w:proofErr w:type="spellEnd"/>
+      <w:r>
+        <w:t xml:space="preserve"> files.</w:t>
+      </w:r>
+    </w:p>
+    <w:p>
+      <w:r>
+        <w:t>Ze bevatten:</w:t>
+      </w:r>
+    </w:p>
+    <w:p>
+      <w:r>
+        <w:rPr>
+          <w:rFonts w:ascii="Segoe UI Symbol" w:hAnsi="Segoe UI Symbol" w:cs="Segoe UI Symbol"/>
+        </w:rPr>
+        <w:t>✔</w:t>
+      </w:r>
+      <w:r>
+        <w:t xml:space="preserve"> IP</w:t>
+      </w:r>
+      <w:r>
+        <w:br/>
+      </w:r>
+      <w:r>
+        <w:rPr>
+          <w:rFonts w:ascii="Segoe UI Symbol" w:hAnsi="Segoe UI Symbol" w:cs="Segoe UI Symbol"/>
+        </w:rPr>
+        <w:t>✔</w:t>
+      </w:r>
+      <w:r>
+        <w:t xml:space="preserve"> username</w:t>
+      </w:r>
+      <w:r>
+        <w:br/>
+      </w:r>
+      <w:r>
+        <w:rPr>
+          <w:rFonts w:ascii="Segoe UI Symbol" w:hAnsi="Segoe UI Symbol" w:cs="Segoe UI Symbol"/>
+        </w:rPr>
+        <w:t>✔</w:t>
+      </w:r>
+      <w:r>
+        <w:t xml:space="preserve"> wachtwoord</w:t>
+      </w:r>
+      <w:r>
+        <w:br/>
+      </w:r>
+      <w:r>
+        <w:rPr>
+          <w:rFonts w:ascii="Segoe UI Symbol" w:hAnsi="Segoe UI Symbol" w:cs="Segoe UI Symbol"/>
+        </w:rPr>
+        <w:t>✔</w:t>
+      </w:r>
+      <w:r>
+        <w:t xml:space="preserve"> GitHub XML URL</w:t>
+      </w:r>
+    </w:p>
+    <w:p>
+      <w:r>
+        <w:t>Dus je script is:</w:t>
+      </w:r>
+    </w:p>
+    <w:p>
+      <w:r>
+        <w:t>herbruikbaar</w:t>
+      </w:r>
+    </w:p>
+    <w:p>
+      <w:r>
+        <w:t xml:space="preserve">Want je kan eenvoudig meerdere </w:t>
+      </w:r>
+      <w:proofErr w:type="spellStart"/>
+      <w:r>
+        <w:t>devices</w:t>
+      </w:r>
+      <w:proofErr w:type="spellEnd"/>
+      <w:r>
+        <w:t xml:space="preserve"> toevoegen.</w:t>
+      </w:r>
+    </w:p>
+    <w:p>
+      <w:r>
+        <w:pict w14:anchorId="18685BE4">
+          <v:rect id="_x0000_i1190" style="width:0;height:1.5pt" o:hralign="center" o:hrstd="t" o:hr="t" fillcolor="#a0a0a0" stroked="f"/>
+        </w:pict>
+      </w:r>
+    </w:p>
+    <w:p>
+      <w:pPr>
+        <w:rPr>
+          <w:b/>
+          <w:bCs/>
+        </w:rPr>
+      </w:pPr>
+      <w:r>
+        <w:rPr>
+          <w:b/>
+          <w:bCs/>
+        </w:rPr>
+        <w:t>Zeer belangrijke begrippen voor evaluatie</w:t>
+      </w:r>
+    </w:p>
+    <w:p>
+      <w:pPr>
+        <w:rPr>
+          <w:b/>
+          <w:bCs/>
+        </w:rPr>
+      </w:pPr>
+      <w:r>
+        <w:rPr>
+          <w:b/>
+          <w:bCs/>
+        </w:rPr>
+        <w:t>Candidate datastore</w:t>
+      </w:r>
+    </w:p>
+    <w:p>
+      <w:r>
+        <w:lastRenderedPageBreak/>
+        <w:t>tijdelijke configuratiebuffer</w:t>
+      </w:r>
+    </w:p>
+    <w:p>
+      <w:r>
+        <w:t>Wijzigingen gebeuren eerst daar.</w:t>
+      </w:r>
+    </w:p>
+    <w:p>
+      <w:r>
+        <w:t>Pas na:</w:t>
+      </w:r>
+    </w:p>
+    <w:p>
+      <w:proofErr w:type="spellStart"/>
+      <w:r>
+        <w:t>commit</w:t>
+      </w:r>
+      <w:proofErr w:type="spellEnd"/>
+    </w:p>
+    <w:p>
+      <w:r>
+        <w:t>wordt running-</w:t>
+      </w:r>
+      <w:proofErr w:type="spellStart"/>
+      <w:r>
+        <w:t>config</w:t>
+      </w:r>
+      <w:proofErr w:type="spellEnd"/>
+      <w:r>
+        <w:t xml:space="preserve"> aangepast.</w:t>
+      </w:r>
+    </w:p>
+    <w:p>
+      <w:r>
+        <w:pict w14:anchorId="7699F132">
+          <v:rect id="_x0000_i1191" style="width:0;height:1.5pt" o:hralign="center" o:hrstd="t" o:hr="t" fillcolor="#a0a0a0" stroked="f"/>
+        </w:pict>
+      </w:r>
+    </w:p>
+    <w:p>
+      <w:pPr>
+        <w:rPr>
+          <w:b/>
+          <w:bCs/>
+        </w:rPr>
+      </w:pPr>
+      <w:r>
+        <w:rPr>
+          <w:b/>
+          <w:bCs/>
+        </w:rPr>
+        <w:t xml:space="preserve">Atomic </w:t>
+      </w:r>
+      <w:proofErr w:type="spellStart"/>
+      <w:r>
+        <w:rPr>
+          <w:b/>
+          <w:bCs/>
+        </w:rPr>
+        <w:t>deployment</w:t>
+      </w:r>
+      <w:proofErr w:type="spellEnd"/>
+    </w:p>
+    <w:p>
+      <w:r>
+        <w:t>Alles of niets.</w:t>
+      </w:r>
+    </w:p>
+    <w:p>
+      <w:r>
+        <w:t>Bij fout:</w:t>
+      </w:r>
+    </w:p>
+    <w:p>
+      <w:proofErr w:type="spellStart"/>
+      <w:r>
+        <w:t>discard</w:t>
+      </w:r>
+      <w:proofErr w:type="spellEnd"/>
+      <w:r>
+        <w:t>-changes</w:t>
+      </w:r>
+    </w:p>
+    <w:p>
+      <w:r>
+        <w:t>Dus:</w:t>
+      </w:r>
+    </w:p>
+    <w:p>
+      <w:pPr>
+        <w:numPr>
+          <w:ilvl w:val="0"/>
+          <w:numId w:val="3"/>
+        </w:numPr>
+      </w:pPr>
+      <w:r>
+        <w:t xml:space="preserve">geen halve </w:t>
+      </w:r>
+      <w:proofErr w:type="spellStart"/>
+      <w:r>
+        <w:t>config</w:t>
+      </w:r>
+      <w:proofErr w:type="spellEnd"/>
+      <w:r>
+        <w:t xml:space="preserve"> </w:t>
+      </w:r>
+    </w:p>
+    <w:p>
+      <w:pPr>
+        <w:numPr>
+          <w:ilvl w:val="0"/>
+          <w:numId w:val="3"/>
+        </w:numPr>
+      </w:pPr>
+      <w:proofErr w:type="spellStart"/>
+      <w:r>
+        <w:t>rollback</w:t>
+      </w:r>
+      <w:proofErr w:type="spellEnd"/>
+      <w:r>
+        <w:t xml:space="preserve"> gedrag </w:t>
+      </w:r>
+    </w:p>
+    <w:p>
+      <w:r>
+        <w:pict w14:anchorId="0AC71449">
+          <v:rect id="_x0000_i1192" style="width:0;height:1.5pt" o:hralign="center" o:hrstd="t" o:hr="t" fillcolor="#a0a0a0" stroked="f"/>
+        </w:pict>
+      </w:r>
+    </w:p>
+    <w:p>
+      <w:pPr>
+        <w:rPr>
+          <w:b/>
+          <w:bCs/>
+        </w:rPr>
+      </w:pPr>
+      <w:r>
+        <w:rPr>
+          <w:b/>
+          <w:bCs/>
+        </w:rPr>
+        <w:t>YANG</w:t>
+      </w:r>
+    </w:p>
+    <w:p>
+      <w:r>
+        <w:t>YANG definieert:</w:t>
+      </w:r>
+    </w:p>
+    <w:p>
+      <w:pPr>
+        <w:numPr>
+          <w:ilvl w:val="0"/>
+          <w:numId w:val="4"/>
+        </w:numPr>
+      </w:pPr>
+      <w:r>
+        <w:t xml:space="preserve">structuur </w:t>
+      </w:r>
+    </w:p>
+    <w:p>
+      <w:pPr>
+        <w:numPr>
+          <w:ilvl w:val="0"/>
+          <w:numId w:val="4"/>
+        </w:numPr>
+      </w:pPr>
+      <w:r>
+        <w:t xml:space="preserve">containers </w:t>
+      </w:r>
+    </w:p>
+    <w:p>
+      <w:pPr>
+        <w:numPr>
+          <w:ilvl w:val="0"/>
+          <w:numId w:val="4"/>
+        </w:numPr>
+      </w:pPr>
+      <w:proofErr w:type="spellStart"/>
+      <w:r>
+        <w:t>leafs</w:t>
+      </w:r>
+      <w:proofErr w:type="spellEnd"/>
+      <w:r>
+        <w:t xml:space="preserve"> </w:t>
+      </w:r>
+    </w:p>
+    <w:p>
+      <w:pPr>
+        <w:numPr>
+          <w:ilvl w:val="0"/>
+          <w:numId w:val="4"/>
+        </w:numPr>
+      </w:pPr>
+      <w:r>
+        <w:t xml:space="preserve">toegelaten configuratie </w:t>
+      </w:r>
+    </w:p>
+    <w:p>
+      <w:r>
+        <w:t>Jouw XML volgt die YANG modellen.</w:t>
+      </w:r>
+    </w:p>
+    <w:p>
+      <w:r>
+        <w:pict w14:anchorId="1261F795">
+          <v:rect id="_x0000_i1193" style="width:0;height:1.5pt" o:hralign="center" o:hrstd="t" o:hr="t" fillcolor="#a0a0a0" stroked="f"/>
+        </w:pict>
+      </w:r>
+    </w:p>
+    <w:p>
+      <w:pPr>
+        <w:rPr>
+          <w:b/>
+          <w:bCs/>
+        </w:rPr>
+      </w:pPr>
+      <w:r>
+        <w:rPr>
+          <w:b/>
+          <w:bCs/>
+        </w:rPr>
+        <w:t>Heel sterk antwoord voor evaluatie</w:t>
+      </w:r>
+    </w:p>
+    <w:p>
+      <w:r>
+        <w:t xml:space="preserve">"Mijn Python-script haalt YANG-gebaseerde XML-configuraties op uit GitHub en </w:t>
+      </w:r>
+      <w:proofErr w:type="spellStart"/>
+      <w:r>
+        <w:t>deployt</w:t>
+      </w:r>
+      <w:proofErr w:type="spellEnd"/>
+      <w:r>
+        <w:t xml:space="preserve"> deze via NETCONF naar de </w:t>
+      </w:r>
+      <w:proofErr w:type="spellStart"/>
+      <w:r>
+        <w:t>candidate</w:t>
+      </w:r>
+      <w:proofErr w:type="spellEnd"/>
+      <w:r>
+        <w:t xml:space="preserve"> datastore. Na validatie wordt een </w:t>
+      </w:r>
+      <w:proofErr w:type="spellStart"/>
+      <w:r>
+        <w:t>commit</w:t>
+      </w:r>
+      <w:proofErr w:type="spellEnd"/>
+      <w:r>
+        <w:t xml:space="preserve"> uitgevoerd naar de running-</w:t>
+      </w:r>
+      <w:proofErr w:type="spellStart"/>
+      <w:r>
+        <w:t>config</w:t>
+      </w:r>
+      <w:proofErr w:type="spellEnd"/>
+      <w:r>
+        <w:t xml:space="preserve">. Bij fouten wordt </w:t>
+      </w:r>
+      <w:proofErr w:type="spellStart"/>
+      <w:r>
+        <w:t>discard</w:t>
+      </w:r>
+      <w:proofErr w:type="spellEnd"/>
+      <w:r>
+        <w:t xml:space="preserve">-changes uitgevoerd zodat de </w:t>
+      </w:r>
+      <w:proofErr w:type="spellStart"/>
+      <w:r>
+        <w:t>deployment</w:t>
+      </w:r>
+      <w:proofErr w:type="spellEnd"/>
+      <w:r>
+        <w:t xml:space="preserve"> atomair blijft."</w:t>
+      </w:r>
+    </w:p>
+    <w:p>
+      <w:r>
+        <w:t>Dat is echt een sterk antwoord.</w:t>
+      </w:r>
+    </w:p>
+    <w:p/>
+    <w:p/>
+    <w:p/>
+    <w:p/>
+    <w:p>
+      <w:pPr>
+        <w:rPr>
+          <w:b/>
+          <w:bCs/>
         </w:rPr>
       </w:pPr>
       <w:r>
@@ -1692,11 +3822,6 @@
       </w:r>
     </w:p>
     <w:p>
-      <w:r>
-        <w:t>Natuurlijk. Dit is je volledige uitleg, stap voor stap.</w:t>
-      </w:r>
-    </w:p>
-    <w:p>
       <w:pPr>
         <w:rPr>
           <w:b/>
@@ -1744,13 +3869,1698 @@
     </w:p>
     <w:p>
       <w:r>
+        <w:t>Betekenis:</w:t>
+      </w:r>
+    </w:p>
+    <w:p>
+      <w:r>
+        <w:t xml:space="preserve">GitHub = single source of </w:t>
+      </w:r>
+      <w:proofErr w:type="spellStart"/>
+      <w:r>
+        <w:t>truth</w:t>
+      </w:r>
+      <w:proofErr w:type="spellEnd"/>
+      <w:r>
+        <w:br/>
+        <w:t xml:space="preserve">Python = </w:t>
+      </w:r>
+      <w:proofErr w:type="spellStart"/>
+      <w:r>
+        <w:t>automation</w:t>
+      </w:r>
+      <w:proofErr w:type="spellEnd"/>
+      <w:r>
+        <w:t xml:space="preserve"> script</w:t>
+      </w:r>
+      <w:r>
+        <w:br/>
+        <w:t xml:space="preserve">NETCONF = protocol om </w:t>
+      </w:r>
+      <w:proofErr w:type="spellStart"/>
+      <w:r>
+        <w:t>netwerkdevices</w:t>
+      </w:r>
+      <w:proofErr w:type="spellEnd"/>
+      <w:r>
+        <w:t xml:space="preserve"> te configureren</w:t>
+      </w:r>
+      <w:r>
+        <w:br/>
+        <w:t xml:space="preserve">YANG/XML = gestructureerde </w:t>
+      </w:r>
+      <w:proofErr w:type="spellStart"/>
+      <w:r>
+        <w:t>config</w:t>
+      </w:r>
+      <w:proofErr w:type="spellEnd"/>
+      <w:r>
+        <w:br/>
+      </w:r>
+      <w:proofErr w:type="spellStart"/>
+      <w:r>
+        <w:t>candidate</w:t>
+      </w:r>
+      <w:proofErr w:type="spellEnd"/>
+      <w:r>
+        <w:t xml:space="preserve"> = tijdelijke </w:t>
+      </w:r>
+      <w:proofErr w:type="spellStart"/>
+      <w:r>
+        <w:t>configlaag</w:t>
+      </w:r>
+      <w:proofErr w:type="spellEnd"/>
+      <w:r>
+        <w:br/>
+      </w:r>
+      <w:proofErr w:type="spellStart"/>
+      <w:r>
+        <w:t>commit</w:t>
+      </w:r>
+      <w:proofErr w:type="spellEnd"/>
+      <w:r>
+        <w:t xml:space="preserve"> = activeert </w:t>
+      </w:r>
+      <w:proofErr w:type="spellStart"/>
+      <w:r>
+        <w:t>config</w:t>
+      </w:r>
+      <w:proofErr w:type="spellEnd"/>
+      <w:r>
+        <w:br/>
+        <w:t>running-</w:t>
+      </w:r>
+      <w:proofErr w:type="spellStart"/>
+      <w:r>
+        <w:t>config</w:t>
+      </w:r>
+      <w:proofErr w:type="spellEnd"/>
+      <w:r>
+        <w:t xml:space="preserve"> = actieve </w:t>
+      </w:r>
+      <w:proofErr w:type="spellStart"/>
+      <w:r>
+        <w:t>config</w:t>
+      </w:r>
+      <w:proofErr w:type="spellEnd"/>
+      <w:r>
+        <w:t xml:space="preserve"> op router/switch</w:t>
+      </w:r>
+    </w:p>
+    <w:p>
+      <w:pPr>
+        <w:rPr>
+          <w:b/>
+          <w:bCs/>
+        </w:rPr>
+      </w:pPr>
+      <w:r>
+        <w:rPr>
+          <w:b/>
+          <w:bCs/>
+        </w:rPr>
+        <w:t>2. Waarom bootstrap nodig is</w:t>
+      </w:r>
+    </w:p>
+    <w:p>
+      <w:r>
+        <w:t>Een geresette router/switch heeft nog geen:</w:t>
+      </w:r>
+    </w:p>
+    <w:p>
+      <w:r>
+        <w:t>IP-adres</w:t>
+      </w:r>
+      <w:r>
+        <w:br/>
+        <w:t>username/password</w:t>
+      </w:r>
+      <w:r>
+        <w:br/>
+        <w:t>SSH</w:t>
+      </w:r>
+      <w:r>
+        <w:br/>
+        <w:t>NETCONF</w:t>
+      </w:r>
+      <w:r>
+        <w:br/>
+      </w:r>
+      <w:proofErr w:type="spellStart"/>
+      <w:r>
+        <w:t>candidate</w:t>
+      </w:r>
+      <w:proofErr w:type="spellEnd"/>
+      <w:r>
+        <w:t xml:space="preserve"> datastore</w:t>
+      </w:r>
+    </w:p>
+    <w:p>
+      <w:r>
+        <w:t>Dus dat kleine stuk moet eerst via console.</w:t>
+      </w:r>
+    </w:p>
+    <w:p>
+      <w:r>
+        <w:t>Dat is geen probleem. In je uitleg zeg je:</w:t>
+      </w:r>
+    </w:p>
+    <w:p>
+      <w:r>
+        <w:t xml:space="preserve">“Ik plaats enkel een minimale bootstrap via console zodat het toestel bereikbaar is. De echte configuratie wordt daarna automatisch via NETCONF uit GitHub </w:t>
+      </w:r>
+      <w:proofErr w:type="spellStart"/>
+      <w:r>
+        <w:t>gedeployed</w:t>
+      </w:r>
+      <w:proofErr w:type="spellEnd"/>
+      <w:r>
+        <w:t>.”</w:t>
+      </w:r>
+    </w:p>
+    <w:p>
+      <w:pPr>
+        <w:rPr>
+          <w:b/>
+          <w:bCs/>
+        </w:rPr>
+      </w:pPr>
+      <w:r>
+        <w:rPr>
+          <w:b/>
+          <w:bCs/>
+        </w:rPr>
+        <w:t>3. Router bootstrap</w:t>
+      </w:r>
+    </w:p>
+    <w:p>
+      <w:r>
+        <w:t>Via console op router:</w:t>
+      </w:r>
+    </w:p>
+    <w:p>
+      <w:proofErr w:type="spellStart"/>
+      <w:r>
+        <w:t>enable</w:t>
+      </w:r>
+      <w:proofErr w:type="spellEnd"/>
+      <w:r>
+        <w:br/>
+      </w:r>
+      <w:proofErr w:type="spellStart"/>
+      <w:r>
+        <w:t>conf</w:t>
+      </w:r>
+      <w:proofErr w:type="spellEnd"/>
+      <w:r>
+        <w:t xml:space="preserve"> t</w:t>
+      </w:r>
+      <w:r>
+        <w:br/>
+      </w:r>
+      <w:proofErr w:type="spellStart"/>
+      <w:r>
+        <w:t>hostname</w:t>
+      </w:r>
+      <w:proofErr w:type="spellEnd"/>
+      <w:r>
+        <w:t xml:space="preserve"> BOOTSTRAP-R01</w:t>
+      </w:r>
+      <w:r>
+        <w:br/>
+      </w:r>
+      <w:r>
+        <w:br/>
+        <w:t>interface GigabitEthernet0/0/0</w:t>
+      </w:r>
+      <w:r>
+        <w:br/>
+      </w:r>
+      <w:r>
         <w:lastRenderedPageBreak/>
-        <w:t>Betekenis:</w:t>
-      </w:r>
-    </w:p>
-    <w:p>
-      <w:r>
-        <w:t xml:space="preserve">GitHub = single source of </w:t>
+        <w:t xml:space="preserve"> </w:t>
+      </w:r>
+      <w:proofErr w:type="spellStart"/>
+      <w:r>
+        <w:t>ip</w:t>
+      </w:r>
+      <w:proofErr w:type="spellEnd"/>
+      <w:r>
+        <w:t xml:space="preserve"> </w:t>
+      </w:r>
+      <w:proofErr w:type="spellStart"/>
+      <w:r>
+        <w:t>address</w:t>
+      </w:r>
+      <w:proofErr w:type="spellEnd"/>
+      <w:r>
+        <w:t xml:space="preserve"> 172.16.7.2 255.255.255.240</w:t>
+      </w:r>
+      <w:r>
+        <w:br/>
+        <w:t xml:space="preserve"> no </w:t>
+      </w:r>
+      <w:proofErr w:type="spellStart"/>
+      <w:r>
+        <w:t>shutdown</w:t>
+      </w:r>
+      <w:proofErr w:type="spellEnd"/>
+      <w:r>
+        <w:br/>
+      </w:r>
+      <w:r>
+        <w:br/>
+        <w:t xml:space="preserve">username </w:t>
+      </w:r>
+      <w:proofErr w:type="spellStart"/>
+      <w:r>
+        <w:t>admin</w:t>
+      </w:r>
+      <w:proofErr w:type="spellEnd"/>
+      <w:r>
+        <w:t xml:space="preserve"> privilege 15 </w:t>
+      </w:r>
+      <w:proofErr w:type="spellStart"/>
+      <w:r>
+        <w:t>secret</w:t>
+      </w:r>
+      <w:proofErr w:type="spellEnd"/>
+      <w:r>
+        <w:t xml:space="preserve"> </w:t>
+      </w:r>
+      <w:proofErr w:type="spellStart"/>
+      <w:r>
+        <w:t>cisco</w:t>
+      </w:r>
+      <w:proofErr w:type="spellEnd"/>
+      <w:r>
+        <w:br/>
+      </w:r>
+      <w:proofErr w:type="spellStart"/>
+      <w:r>
+        <w:t>ip</w:t>
+      </w:r>
+      <w:proofErr w:type="spellEnd"/>
+      <w:r>
+        <w:t xml:space="preserve"> domain name </w:t>
+      </w:r>
+      <w:proofErr w:type="spellStart"/>
+      <w:r>
+        <w:t>lab.local</w:t>
+      </w:r>
+      <w:proofErr w:type="spellEnd"/>
+      <w:r>
+        <w:br/>
+        <w:t xml:space="preserve">crypto </w:t>
+      </w:r>
+      <w:proofErr w:type="spellStart"/>
+      <w:r>
+        <w:t>key</w:t>
+      </w:r>
+      <w:proofErr w:type="spellEnd"/>
+      <w:r>
+        <w:t xml:space="preserve"> </w:t>
+      </w:r>
+      <w:proofErr w:type="spellStart"/>
+      <w:r>
+        <w:t>generate</w:t>
+      </w:r>
+      <w:proofErr w:type="spellEnd"/>
+      <w:r>
+        <w:t xml:space="preserve"> </w:t>
+      </w:r>
+      <w:proofErr w:type="spellStart"/>
+      <w:r>
+        <w:t>rsa</w:t>
+      </w:r>
+      <w:proofErr w:type="spellEnd"/>
+      <w:r>
+        <w:t xml:space="preserve"> modulus 2048</w:t>
+      </w:r>
+      <w:r>
+        <w:br/>
+      </w:r>
+      <w:proofErr w:type="spellStart"/>
+      <w:r>
+        <w:t>ip</w:t>
+      </w:r>
+      <w:proofErr w:type="spellEnd"/>
+      <w:r>
+        <w:t xml:space="preserve"> </w:t>
+      </w:r>
+      <w:proofErr w:type="spellStart"/>
+      <w:r>
+        <w:t>ssh</w:t>
+      </w:r>
+      <w:proofErr w:type="spellEnd"/>
+      <w:r>
+        <w:t xml:space="preserve"> </w:t>
+      </w:r>
+      <w:proofErr w:type="spellStart"/>
+      <w:r>
+        <w:t>version</w:t>
+      </w:r>
+      <w:proofErr w:type="spellEnd"/>
+      <w:r>
+        <w:t xml:space="preserve"> 2</w:t>
+      </w:r>
+      <w:r>
+        <w:br/>
+      </w:r>
+      <w:r>
+        <w:br/>
+      </w:r>
+      <w:proofErr w:type="spellStart"/>
+      <w:r>
+        <w:t>netconf</w:t>
+      </w:r>
+      <w:proofErr w:type="spellEnd"/>
+      <w:r>
+        <w:t>-yang</w:t>
+      </w:r>
+      <w:r>
+        <w:br/>
+      </w:r>
+      <w:proofErr w:type="spellStart"/>
+      <w:r>
+        <w:t>netconf</w:t>
+      </w:r>
+      <w:proofErr w:type="spellEnd"/>
+      <w:r>
+        <w:t xml:space="preserve">-yang feature </w:t>
+      </w:r>
+      <w:proofErr w:type="spellStart"/>
+      <w:r>
+        <w:t>candidate</w:t>
+      </w:r>
+      <w:proofErr w:type="spellEnd"/>
+      <w:r>
+        <w:t>-datastore</w:t>
+      </w:r>
+      <w:r>
+        <w:br/>
+      </w:r>
+      <w:r>
+        <w:br/>
+        <w:t xml:space="preserve">line </w:t>
+      </w:r>
+      <w:proofErr w:type="spellStart"/>
+      <w:r>
+        <w:t>vty</w:t>
+      </w:r>
+      <w:proofErr w:type="spellEnd"/>
+      <w:r>
+        <w:t xml:space="preserve"> 0 15</w:t>
+      </w:r>
+      <w:r>
+        <w:br/>
+        <w:t xml:space="preserve"> login </w:t>
+      </w:r>
+      <w:proofErr w:type="spellStart"/>
+      <w:r>
+        <w:t>local</w:t>
+      </w:r>
+      <w:proofErr w:type="spellEnd"/>
+      <w:r>
+        <w:br/>
+        <w:t xml:space="preserve"> transport input </w:t>
+      </w:r>
+      <w:proofErr w:type="spellStart"/>
+      <w:r>
+        <w:t>ssh</w:t>
+      </w:r>
+      <w:proofErr w:type="spellEnd"/>
+      <w:r>
+        <w:br/>
+      </w:r>
+      <w:r>
+        <w:br/>
+        <w:t>end</w:t>
+      </w:r>
+      <w:r>
+        <w:br/>
+      </w:r>
+      <w:proofErr w:type="spellStart"/>
+      <w:r>
+        <w:t>write</w:t>
+      </w:r>
+      <w:proofErr w:type="spellEnd"/>
+      <w:r>
+        <w:t xml:space="preserve"> memory</w:t>
+      </w:r>
+    </w:p>
+    <w:p>
+      <w:r>
+        <w:t>Daarna test je op laptop:</w:t>
+      </w:r>
+    </w:p>
+    <w:p>
+      <w:r>
+        <w:t>ping 172.16.7.2</w:t>
+      </w:r>
+      <w:r>
+        <w:br/>
+        <w:t>Test-</w:t>
+      </w:r>
+      <w:proofErr w:type="spellStart"/>
+      <w:r>
+        <w:t>NetConnection</w:t>
+      </w:r>
+      <w:proofErr w:type="spellEnd"/>
+      <w:r>
+        <w:t xml:space="preserve"> 172.16.7.2 -Port 830</w:t>
+      </w:r>
+    </w:p>
+    <w:p>
+      <w:pPr>
+        <w:rPr>
+          <w:b/>
+          <w:bCs/>
+        </w:rPr>
+      </w:pPr>
+      <w:r>
+        <w:rPr>
+          <w:b/>
+          <w:bCs/>
+        </w:rPr>
+        <w:t xml:space="preserve">4. Router </w:t>
+      </w:r>
+      <w:proofErr w:type="spellStart"/>
+      <w:r>
+        <w:rPr>
+          <w:b/>
+          <w:bCs/>
+        </w:rPr>
+        <w:t>deploy</w:t>
+      </w:r>
+      <w:proofErr w:type="spellEnd"/>
+    </w:p>
+    <w:p>
+      <w:r>
+        <w:t>Je router XML staat in GitHub:</w:t>
+      </w:r>
+    </w:p>
+    <w:p>
+      <w:proofErr w:type="spellStart"/>
+      <w:r>
+        <w:t>configs</w:t>
+      </w:r>
+      <w:proofErr w:type="spellEnd"/>
+      <w:r>
+        <w:t>/router-r01.xml</w:t>
+      </w:r>
+    </w:p>
+    <w:p>
+      <w:r>
+        <w:t xml:space="preserve">Je router </w:t>
+      </w:r>
+      <w:proofErr w:type="spellStart"/>
+      <w:r>
+        <w:t>inventory</w:t>
+      </w:r>
+      <w:proofErr w:type="spellEnd"/>
+      <w:r>
+        <w:t xml:space="preserve"> staat in:</w:t>
+      </w:r>
+    </w:p>
+    <w:p>
+      <w:proofErr w:type="spellStart"/>
+      <w:r>
+        <w:t>devices_router.json</w:t>
+      </w:r>
+      <w:proofErr w:type="spellEnd"/>
+    </w:p>
+    <w:p>
+      <w:r>
+        <w:t>Run:</w:t>
+      </w:r>
+    </w:p>
+    <w:p>
+      <w:r>
+        <w:t xml:space="preserve">python deploy_netconf.py </w:t>
+      </w:r>
+      <w:proofErr w:type="spellStart"/>
+      <w:r>
+        <w:t>devices_router.json</w:t>
+      </w:r>
+      <w:proofErr w:type="spellEnd"/>
+    </w:p>
+    <w:p>
+      <w:r>
+        <w:t>Daarna toon je op router:</w:t>
+      </w:r>
+    </w:p>
+    <w:p>
+      <w:r>
+        <w:t xml:space="preserve">show run | </w:t>
+      </w:r>
+      <w:proofErr w:type="spellStart"/>
+      <w:r>
+        <w:t>include</w:t>
+      </w:r>
+      <w:proofErr w:type="spellEnd"/>
+      <w:r>
+        <w:t xml:space="preserve"> </w:t>
+      </w:r>
+      <w:proofErr w:type="spellStart"/>
+      <w:r>
+        <w:t>hostname</w:t>
+      </w:r>
+      <w:proofErr w:type="spellEnd"/>
+      <w:r>
+        <w:br/>
+        <w:t xml:space="preserve">show </w:t>
+      </w:r>
+      <w:proofErr w:type="spellStart"/>
+      <w:r>
+        <w:t>ip</w:t>
+      </w:r>
+      <w:proofErr w:type="spellEnd"/>
+      <w:r>
+        <w:t xml:space="preserve"> interface brief</w:t>
+      </w:r>
+      <w:r>
+        <w:br/>
+        <w:t xml:space="preserve">show run | </w:t>
+      </w:r>
+      <w:proofErr w:type="spellStart"/>
+      <w:r>
+        <w:t>section</w:t>
+      </w:r>
+      <w:proofErr w:type="spellEnd"/>
+      <w:r>
+        <w:t xml:space="preserve"> router </w:t>
+      </w:r>
+      <w:proofErr w:type="spellStart"/>
+      <w:r>
+        <w:t>ospf</w:t>
+      </w:r>
+      <w:proofErr w:type="spellEnd"/>
+    </w:p>
+    <w:p>
+      <w:pPr>
+        <w:rPr>
+          <w:b/>
+          <w:bCs/>
+        </w:rPr>
+      </w:pPr>
+      <w:r>
+        <w:rPr>
+          <w:b/>
+          <w:bCs/>
+        </w:rPr>
+        <w:t>5. Switch bootstrap</w:t>
+      </w:r>
+    </w:p>
+    <w:p>
+      <w:r>
+        <w:t>Via console op switch:</w:t>
+      </w:r>
+    </w:p>
+    <w:p>
+      <w:proofErr w:type="spellStart"/>
+      <w:r>
+        <w:lastRenderedPageBreak/>
+        <w:t>enable</w:t>
+      </w:r>
+      <w:proofErr w:type="spellEnd"/>
+      <w:r>
+        <w:br/>
+      </w:r>
+      <w:proofErr w:type="spellStart"/>
+      <w:r>
+        <w:t>conf</w:t>
+      </w:r>
+      <w:proofErr w:type="spellEnd"/>
+      <w:r>
+        <w:t xml:space="preserve"> t</w:t>
+      </w:r>
+      <w:r>
+        <w:br/>
+      </w:r>
+      <w:proofErr w:type="spellStart"/>
+      <w:r>
+        <w:t>hostname</w:t>
+      </w:r>
+      <w:proofErr w:type="spellEnd"/>
+      <w:r>
+        <w:t xml:space="preserve"> BOOTSTRAP-SW01</w:t>
+      </w:r>
+      <w:r>
+        <w:br/>
+      </w:r>
+      <w:r>
+        <w:br/>
+        <w:t xml:space="preserve">interface </w:t>
+      </w:r>
+      <w:proofErr w:type="spellStart"/>
+      <w:r>
+        <w:t>vlan</w:t>
+      </w:r>
+      <w:proofErr w:type="spellEnd"/>
+      <w:r>
+        <w:t xml:space="preserve"> 10</w:t>
+      </w:r>
+      <w:r>
+        <w:br/>
+        <w:t xml:space="preserve"> </w:t>
+      </w:r>
+      <w:proofErr w:type="spellStart"/>
+      <w:r>
+        <w:t>ip</w:t>
+      </w:r>
+      <w:proofErr w:type="spellEnd"/>
+      <w:r>
+        <w:t xml:space="preserve"> </w:t>
+      </w:r>
+      <w:proofErr w:type="spellStart"/>
+      <w:r>
+        <w:t>address</w:t>
+      </w:r>
+      <w:proofErr w:type="spellEnd"/>
+      <w:r>
+        <w:t xml:space="preserve"> 172.16.7.5 255.255.255.240</w:t>
+      </w:r>
+      <w:r>
+        <w:br/>
+        <w:t xml:space="preserve"> no </w:t>
+      </w:r>
+      <w:proofErr w:type="spellStart"/>
+      <w:r>
+        <w:t>shutdown</w:t>
+      </w:r>
+      <w:proofErr w:type="spellEnd"/>
+      <w:r>
+        <w:br/>
+      </w:r>
+      <w:r>
+        <w:br/>
+      </w:r>
+      <w:proofErr w:type="spellStart"/>
+      <w:r>
+        <w:t>ip</w:t>
+      </w:r>
+      <w:proofErr w:type="spellEnd"/>
+      <w:r>
+        <w:t xml:space="preserve"> default-gateway 172.16.7.2</w:t>
+      </w:r>
+      <w:r>
+        <w:br/>
+      </w:r>
+      <w:r>
+        <w:br/>
+        <w:t xml:space="preserve">username </w:t>
+      </w:r>
+      <w:proofErr w:type="spellStart"/>
+      <w:r>
+        <w:t>admin</w:t>
+      </w:r>
+      <w:proofErr w:type="spellEnd"/>
+      <w:r>
+        <w:t xml:space="preserve"> privilege 15 </w:t>
+      </w:r>
+      <w:proofErr w:type="spellStart"/>
+      <w:r>
+        <w:t>secret</w:t>
+      </w:r>
+      <w:proofErr w:type="spellEnd"/>
+      <w:r>
+        <w:t xml:space="preserve"> </w:t>
+      </w:r>
+      <w:proofErr w:type="spellStart"/>
+      <w:r>
+        <w:t>cisco</w:t>
+      </w:r>
+      <w:proofErr w:type="spellEnd"/>
+      <w:r>
+        <w:br/>
+      </w:r>
+      <w:proofErr w:type="spellStart"/>
+      <w:r>
+        <w:t>ip</w:t>
+      </w:r>
+      <w:proofErr w:type="spellEnd"/>
+      <w:r>
+        <w:t xml:space="preserve"> domain name </w:t>
+      </w:r>
+      <w:proofErr w:type="spellStart"/>
+      <w:r>
+        <w:t>lab.local</w:t>
+      </w:r>
+      <w:proofErr w:type="spellEnd"/>
+      <w:r>
+        <w:br/>
+        <w:t xml:space="preserve">crypto </w:t>
+      </w:r>
+      <w:proofErr w:type="spellStart"/>
+      <w:r>
+        <w:t>key</w:t>
+      </w:r>
+      <w:proofErr w:type="spellEnd"/>
+      <w:r>
+        <w:t xml:space="preserve"> </w:t>
+      </w:r>
+      <w:proofErr w:type="spellStart"/>
+      <w:r>
+        <w:t>generate</w:t>
+      </w:r>
+      <w:proofErr w:type="spellEnd"/>
+      <w:r>
+        <w:t xml:space="preserve"> </w:t>
+      </w:r>
+      <w:proofErr w:type="spellStart"/>
+      <w:r>
+        <w:t>rsa</w:t>
+      </w:r>
+      <w:proofErr w:type="spellEnd"/>
+      <w:r>
+        <w:t xml:space="preserve"> modulus 2048</w:t>
+      </w:r>
+      <w:r>
+        <w:br/>
+      </w:r>
+      <w:proofErr w:type="spellStart"/>
+      <w:r>
+        <w:t>ip</w:t>
+      </w:r>
+      <w:proofErr w:type="spellEnd"/>
+      <w:r>
+        <w:t xml:space="preserve"> </w:t>
+      </w:r>
+      <w:proofErr w:type="spellStart"/>
+      <w:r>
+        <w:t>ssh</w:t>
+      </w:r>
+      <w:proofErr w:type="spellEnd"/>
+      <w:r>
+        <w:t xml:space="preserve"> </w:t>
+      </w:r>
+      <w:proofErr w:type="spellStart"/>
+      <w:r>
+        <w:t>version</w:t>
+      </w:r>
+      <w:proofErr w:type="spellEnd"/>
+      <w:r>
+        <w:t xml:space="preserve"> 2</w:t>
+      </w:r>
+      <w:r>
+        <w:br/>
+      </w:r>
+      <w:r>
+        <w:br/>
+      </w:r>
+      <w:proofErr w:type="spellStart"/>
+      <w:r>
+        <w:t>netconf</w:t>
+      </w:r>
+      <w:proofErr w:type="spellEnd"/>
+      <w:r>
+        <w:t>-yang</w:t>
+      </w:r>
+      <w:r>
+        <w:br/>
+      </w:r>
+      <w:proofErr w:type="spellStart"/>
+      <w:r>
+        <w:t>netconf</w:t>
+      </w:r>
+      <w:proofErr w:type="spellEnd"/>
+      <w:r>
+        <w:t xml:space="preserve">-yang feature </w:t>
+      </w:r>
+      <w:proofErr w:type="spellStart"/>
+      <w:r>
+        <w:t>candidate</w:t>
+      </w:r>
+      <w:proofErr w:type="spellEnd"/>
+      <w:r>
+        <w:t>-datastore</w:t>
+      </w:r>
+      <w:r>
+        <w:br/>
+      </w:r>
+      <w:r>
+        <w:br/>
+        <w:t xml:space="preserve">line </w:t>
+      </w:r>
+      <w:proofErr w:type="spellStart"/>
+      <w:r>
+        <w:t>vty</w:t>
+      </w:r>
+      <w:proofErr w:type="spellEnd"/>
+      <w:r>
+        <w:t xml:space="preserve"> 0 15</w:t>
+      </w:r>
+      <w:r>
+        <w:br/>
+        <w:t xml:space="preserve"> login </w:t>
+      </w:r>
+      <w:proofErr w:type="spellStart"/>
+      <w:r>
+        <w:t>local</w:t>
+      </w:r>
+      <w:proofErr w:type="spellEnd"/>
+      <w:r>
+        <w:br/>
+        <w:t xml:space="preserve"> transport input </w:t>
+      </w:r>
+      <w:proofErr w:type="spellStart"/>
+      <w:r>
+        <w:t>ssh</w:t>
+      </w:r>
+      <w:proofErr w:type="spellEnd"/>
+      <w:r>
+        <w:br/>
+      </w:r>
+      <w:r>
+        <w:br/>
+        <w:t>end</w:t>
+      </w:r>
+      <w:r>
+        <w:br/>
+      </w:r>
+      <w:proofErr w:type="spellStart"/>
+      <w:r>
+        <w:t>write</w:t>
+      </w:r>
+      <w:proofErr w:type="spellEnd"/>
+      <w:r>
+        <w:t xml:space="preserve"> memory</w:t>
+      </w:r>
+    </w:p>
+    <w:p>
+      <w:r>
+        <w:t>Daarna poort actief maken:</w:t>
+      </w:r>
+    </w:p>
+    <w:p>
+      <w:proofErr w:type="spellStart"/>
+      <w:r>
+        <w:t>conf</w:t>
+      </w:r>
+      <w:proofErr w:type="spellEnd"/>
+      <w:r>
+        <w:t xml:space="preserve"> t</w:t>
+      </w:r>
+      <w:r>
+        <w:br/>
+        <w:t>interface Gi1/0/1</w:t>
+      </w:r>
+      <w:r>
+        <w:br/>
+        <w:t xml:space="preserve"> switchport mode access</w:t>
+      </w:r>
+      <w:r>
+        <w:br/>
+        <w:t xml:space="preserve"> switchport access </w:t>
+      </w:r>
+      <w:proofErr w:type="spellStart"/>
+      <w:r>
+        <w:t>vlan</w:t>
+      </w:r>
+      <w:proofErr w:type="spellEnd"/>
+      <w:r>
+        <w:t xml:space="preserve"> 10</w:t>
+      </w:r>
+      <w:r>
+        <w:br/>
+        <w:t xml:space="preserve"> no </w:t>
+      </w:r>
+      <w:proofErr w:type="spellStart"/>
+      <w:r>
+        <w:t>shutdown</w:t>
+      </w:r>
+      <w:proofErr w:type="spellEnd"/>
+      <w:r>
+        <w:br/>
+        <w:t>end</w:t>
+      </w:r>
+    </w:p>
+    <w:p>
+      <w:r>
+        <w:t>Test:</w:t>
+      </w:r>
+    </w:p>
+    <w:p>
+      <w:r>
+        <w:t>ping 172.16.7.5</w:t>
+      </w:r>
+      <w:r>
+        <w:br/>
+        <w:t>Test-</w:t>
+      </w:r>
+      <w:proofErr w:type="spellStart"/>
+      <w:r>
+        <w:t>NetConnection</w:t>
+      </w:r>
+      <w:proofErr w:type="spellEnd"/>
+      <w:r>
+        <w:t xml:space="preserve"> 172.16.7.5 -Port 830</w:t>
+      </w:r>
+    </w:p>
+    <w:p>
+      <w:pPr>
+        <w:rPr>
+          <w:b/>
+          <w:bCs/>
+        </w:rPr>
+      </w:pPr>
+      <w:r>
+        <w:rPr>
+          <w:b/>
+          <w:bCs/>
+        </w:rPr>
+        <w:t xml:space="preserve">6. Switch </w:t>
+      </w:r>
+      <w:proofErr w:type="spellStart"/>
+      <w:r>
+        <w:rPr>
+          <w:b/>
+          <w:bCs/>
+        </w:rPr>
+        <w:t>deploy</w:t>
+      </w:r>
+      <w:proofErr w:type="spellEnd"/>
+    </w:p>
+    <w:p>
+      <w:r>
+        <w:t>Je switch XML staat in:</w:t>
+      </w:r>
+    </w:p>
+    <w:p>
+      <w:proofErr w:type="spellStart"/>
+      <w:r>
+        <w:t>configs</w:t>
+      </w:r>
+      <w:proofErr w:type="spellEnd"/>
+      <w:r>
+        <w:t>/switch-sw01.xml</w:t>
+      </w:r>
+    </w:p>
+    <w:p>
+      <w:r>
+        <w:lastRenderedPageBreak/>
+        <w:t xml:space="preserve">Je switch </w:t>
+      </w:r>
+      <w:proofErr w:type="spellStart"/>
+      <w:r>
+        <w:t>inventory</w:t>
+      </w:r>
+      <w:proofErr w:type="spellEnd"/>
+      <w:r>
+        <w:t xml:space="preserve"> staat in:</w:t>
+      </w:r>
+    </w:p>
+    <w:p>
+      <w:proofErr w:type="spellStart"/>
+      <w:r>
+        <w:t>devices_switch.json</w:t>
+      </w:r>
+      <w:proofErr w:type="spellEnd"/>
+    </w:p>
+    <w:p>
+      <w:r>
+        <w:t>Run:</w:t>
+      </w:r>
+    </w:p>
+    <w:p>
+      <w:r>
+        <w:t xml:space="preserve">python deploy_netconf.py </w:t>
+      </w:r>
+      <w:proofErr w:type="spellStart"/>
+      <w:r>
+        <w:t>devices_switch.json</w:t>
+      </w:r>
+      <w:proofErr w:type="spellEnd"/>
+    </w:p>
+    <w:p>
+      <w:r>
+        <w:t>Daarna toon je:</w:t>
+      </w:r>
+    </w:p>
+    <w:p>
+      <w:r>
+        <w:t xml:space="preserve">show run | </w:t>
+      </w:r>
+      <w:proofErr w:type="spellStart"/>
+      <w:r>
+        <w:t>include</w:t>
+      </w:r>
+      <w:proofErr w:type="spellEnd"/>
+      <w:r>
+        <w:t xml:space="preserve"> </w:t>
+      </w:r>
+      <w:proofErr w:type="spellStart"/>
+      <w:r>
+        <w:t>hostname</w:t>
+      </w:r>
+      <w:proofErr w:type="spellEnd"/>
+      <w:r>
+        <w:br/>
+        <w:t xml:space="preserve">show </w:t>
+      </w:r>
+      <w:proofErr w:type="spellStart"/>
+      <w:r>
+        <w:t>ip</w:t>
+      </w:r>
+      <w:proofErr w:type="spellEnd"/>
+      <w:r>
+        <w:t xml:space="preserve"> interface brief</w:t>
+      </w:r>
+      <w:r>
+        <w:br/>
+        <w:t xml:space="preserve">show run interface </w:t>
+      </w:r>
+      <w:proofErr w:type="spellStart"/>
+      <w:r>
+        <w:t>vlan</w:t>
+      </w:r>
+      <w:proofErr w:type="spellEnd"/>
+      <w:r>
+        <w:t xml:space="preserve"> 10</w:t>
+      </w:r>
+    </w:p>
+    <w:p>
+      <w:pPr>
+        <w:rPr>
+          <w:b/>
+          <w:bCs/>
+        </w:rPr>
+      </w:pPr>
+      <w:r>
+        <w:rPr>
+          <w:b/>
+          <w:bCs/>
+        </w:rPr>
+        <w:t xml:space="preserve">7. Wat doet </w:t>
+      </w:r>
+      <w:proofErr w:type="spellStart"/>
+      <w:r>
+        <w:rPr>
+          <w:b/>
+          <w:bCs/>
+        </w:rPr>
+        <w:t>candidate</w:t>
+      </w:r>
+      <w:proofErr w:type="spellEnd"/>
+      <w:r>
+        <w:rPr>
+          <w:b/>
+          <w:bCs/>
+        </w:rPr>
+        <w:t xml:space="preserve"> datastore?</w:t>
+      </w:r>
+    </w:p>
+    <w:p>
+      <w:r>
+        <w:t xml:space="preserve">Normaal schrijft een </w:t>
+      </w:r>
+      <w:proofErr w:type="spellStart"/>
+      <w:r>
+        <w:t>config</w:t>
+      </w:r>
+      <w:proofErr w:type="spellEnd"/>
+      <w:r>
+        <w:t xml:space="preserve"> meteen naar running-</w:t>
+      </w:r>
+      <w:proofErr w:type="spellStart"/>
+      <w:r>
+        <w:t>config</w:t>
+      </w:r>
+      <w:proofErr w:type="spellEnd"/>
+      <w:r>
+        <w:t>.</w:t>
+      </w:r>
+    </w:p>
+    <w:p>
+      <w:r>
+        <w:t xml:space="preserve">Maar met </w:t>
+      </w:r>
+      <w:proofErr w:type="spellStart"/>
+      <w:r>
+        <w:t>candidate</w:t>
+      </w:r>
+      <w:proofErr w:type="spellEnd"/>
+      <w:r>
+        <w:t xml:space="preserve"> gebeurt dit veiliger:</w:t>
+      </w:r>
+    </w:p>
+    <w:p>
+      <w:r>
+        <w:t xml:space="preserve">1. Script stuurt </w:t>
+      </w:r>
+      <w:proofErr w:type="spellStart"/>
+      <w:r>
+        <w:t>config</w:t>
+      </w:r>
+      <w:proofErr w:type="spellEnd"/>
+      <w:r>
+        <w:t xml:space="preserve"> naar </w:t>
+      </w:r>
+      <w:proofErr w:type="spellStart"/>
+      <w:r>
+        <w:t>candidate</w:t>
+      </w:r>
+      <w:proofErr w:type="spellEnd"/>
+      <w:r>
+        <w:br/>
+        <w:t>2. Router/switch past running-</w:t>
+      </w:r>
+      <w:proofErr w:type="spellStart"/>
+      <w:r>
+        <w:t>config</w:t>
+      </w:r>
+      <w:proofErr w:type="spellEnd"/>
+      <w:r>
+        <w:t xml:space="preserve"> nog niet aan</w:t>
+      </w:r>
+      <w:r>
+        <w:br/>
+        <w:t xml:space="preserve">3. Als </w:t>
+      </w:r>
+      <w:proofErr w:type="spellStart"/>
+      <w:r>
+        <w:t>edit-config</w:t>
+      </w:r>
+      <w:proofErr w:type="spellEnd"/>
+      <w:r>
+        <w:t xml:space="preserve"> goed is → </w:t>
+      </w:r>
+      <w:proofErr w:type="spellStart"/>
+      <w:r>
+        <w:t>commit</w:t>
+      </w:r>
+      <w:proofErr w:type="spellEnd"/>
+      <w:r>
+        <w:br/>
+        <w:t xml:space="preserve">4. Dan wordt </w:t>
+      </w:r>
+      <w:proofErr w:type="spellStart"/>
+      <w:r>
+        <w:t>candidate</w:t>
+      </w:r>
+      <w:proofErr w:type="spellEnd"/>
+      <w:r>
+        <w:t xml:space="preserve"> actief als running-</w:t>
+      </w:r>
+      <w:proofErr w:type="spellStart"/>
+      <w:r>
+        <w:t>config</w:t>
+      </w:r>
+      <w:proofErr w:type="spellEnd"/>
+      <w:r>
+        <w:br/>
+        <w:t xml:space="preserve">5. Als er een fout is → </w:t>
+      </w:r>
+      <w:proofErr w:type="spellStart"/>
+      <w:r>
+        <w:t>discard</w:t>
+      </w:r>
+      <w:proofErr w:type="spellEnd"/>
+      <w:r>
+        <w:t>-changes</w:t>
+      </w:r>
+    </w:p>
+    <w:p>
+      <w:r>
+        <w:t xml:space="preserve">Dus </w:t>
+      </w:r>
+      <w:proofErr w:type="spellStart"/>
+      <w:r>
+        <w:t>candidate</w:t>
+      </w:r>
+      <w:proofErr w:type="spellEnd"/>
+      <w:r>
+        <w:t xml:space="preserve"> is eigenlijk een veilige wachtruimte.</w:t>
+      </w:r>
+    </w:p>
+    <w:p>
+      <w:r>
+        <w:t>Je kan dit uitleggen als:</w:t>
+      </w:r>
+    </w:p>
+    <w:p>
+      <w:r>
+        <w:t xml:space="preserve">“De </w:t>
+      </w:r>
+      <w:proofErr w:type="spellStart"/>
+      <w:r>
+        <w:t>candidate</w:t>
+      </w:r>
+      <w:proofErr w:type="spellEnd"/>
+      <w:r>
+        <w:t xml:space="preserve"> datastore laat toe om configuratie eerst klaar te zetten zonder ze direct actief te maken. Pas na een succesvolle </w:t>
+      </w:r>
+      <w:proofErr w:type="spellStart"/>
+      <w:r>
+        <w:t>commit</w:t>
+      </w:r>
+      <w:proofErr w:type="spellEnd"/>
+      <w:r>
+        <w:t xml:space="preserve"> wordt de configuratie toegepast. Als er een fout optreedt, voert het script </w:t>
+      </w:r>
+      <w:proofErr w:type="spellStart"/>
+      <w:r>
+        <w:t>discard</w:t>
+      </w:r>
+      <w:proofErr w:type="spellEnd"/>
+      <w:r>
+        <w:t>-changes uit zodat de running-</w:t>
+      </w:r>
+      <w:proofErr w:type="spellStart"/>
+      <w:r>
+        <w:t>config</w:t>
+      </w:r>
+      <w:proofErr w:type="spellEnd"/>
+      <w:r>
+        <w:t xml:space="preserve"> onveranderd blijft.”</w:t>
+      </w:r>
+    </w:p>
+    <w:p>
+      <w:pPr>
+        <w:rPr>
+          <w:b/>
+          <w:bCs/>
+        </w:rPr>
+      </w:pPr>
+      <w:r>
+        <w:rPr>
+          <w:b/>
+          <w:bCs/>
+        </w:rPr>
+        <w:t>8. Waarom is dit atomair?</w:t>
+      </w:r>
+    </w:p>
+    <w:p>
+      <w:r>
+        <w:t>Atomair betekent:</w:t>
+      </w:r>
+    </w:p>
+    <w:p>
+      <w:r>
+        <w:t>alles lukt</w:t>
+      </w:r>
+      <w:r>
+        <w:br/>
+        <w:t>of niets wordt toegepast</w:t>
+      </w:r>
+    </w:p>
+    <w:p>
+      <w:r>
+        <w:t>In jouw script:</w:t>
+      </w:r>
+    </w:p>
+    <w:p>
+      <w:proofErr w:type="spellStart"/>
+      <w:r>
+        <w:t>edit-config</w:t>
+      </w:r>
+      <w:proofErr w:type="spellEnd"/>
+      <w:r>
+        <w:t xml:space="preserve"> naar </w:t>
+      </w:r>
+      <w:proofErr w:type="spellStart"/>
+      <w:r>
+        <w:t>candidate</w:t>
+      </w:r>
+      <w:proofErr w:type="spellEnd"/>
+      <w:r>
+        <w:br/>
+      </w:r>
+      <w:proofErr w:type="spellStart"/>
+      <w:r>
+        <w:t>commit</w:t>
+      </w:r>
+      <w:proofErr w:type="spellEnd"/>
+      <w:r>
+        <w:t xml:space="preserve"> bij succes</w:t>
+      </w:r>
+      <w:r>
+        <w:br/>
+      </w:r>
+      <w:proofErr w:type="spellStart"/>
+      <w:r>
+        <w:t>discard</w:t>
+      </w:r>
+      <w:proofErr w:type="spellEnd"/>
+      <w:r>
+        <w:t>-changes bij fout</w:t>
+      </w:r>
+    </w:p>
+    <w:p>
+      <w:r>
+        <w:t>Dus bij fouten blijft je actieve configuratie beschermd.</w:t>
+      </w:r>
+    </w:p>
+    <w:p>
+      <w:pPr>
+        <w:rPr>
+          <w:b/>
+          <w:bCs/>
+        </w:rPr>
+      </w:pPr>
+      <w:r>
+        <w:rPr>
+          <w:b/>
+          <w:bCs/>
+        </w:rPr>
+        <w:t>9. Wat doet je Python-script?</w:t>
+      </w:r>
+    </w:p>
+    <w:p>
+      <w:r>
+        <w:lastRenderedPageBreak/>
+        <w:t>Het script doet:</w:t>
+      </w:r>
+    </w:p>
+    <w:p>
+      <w:r>
+        <w:t xml:space="preserve">1. Leest </w:t>
+      </w:r>
+      <w:proofErr w:type="spellStart"/>
+      <w:r>
+        <w:t>devices_router.json</w:t>
+      </w:r>
+      <w:proofErr w:type="spellEnd"/>
+      <w:r>
+        <w:t xml:space="preserve"> of </w:t>
+      </w:r>
+      <w:proofErr w:type="spellStart"/>
+      <w:r>
+        <w:t>devices_switch.json</w:t>
+      </w:r>
+      <w:proofErr w:type="spellEnd"/>
+      <w:r>
+        <w:br/>
+        <w:t>2. Haalt XML-</w:t>
+      </w:r>
+      <w:proofErr w:type="spellStart"/>
+      <w:r>
+        <w:t>config</w:t>
+      </w:r>
+      <w:proofErr w:type="spellEnd"/>
+      <w:r>
+        <w:t xml:space="preserve"> op van GitHub </w:t>
+      </w:r>
+      <w:proofErr w:type="spellStart"/>
+      <w:r>
+        <w:t>raw</w:t>
+      </w:r>
+      <w:proofErr w:type="spellEnd"/>
+      <w:r>
+        <w:t xml:space="preserve"> URL</w:t>
+      </w:r>
+      <w:r>
+        <w:br/>
+        <w:t>3. Maakt NETCONF-verbinding op poort 830</w:t>
+      </w:r>
+      <w:r>
+        <w:br/>
+        <w:t xml:space="preserve">4. Controleert </w:t>
+      </w:r>
+      <w:proofErr w:type="spellStart"/>
+      <w:r>
+        <w:t>candidate</w:t>
+      </w:r>
+      <w:proofErr w:type="spellEnd"/>
+      <w:r>
+        <w:t xml:space="preserve"> support</w:t>
+      </w:r>
+      <w:r>
+        <w:br/>
+        <w:t xml:space="preserve">5. </w:t>
+      </w:r>
+      <w:proofErr w:type="spellStart"/>
+      <w:r>
+        <w:t>Lockt</w:t>
+      </w:r>
+      <w:proofErr w:type="spellEnd"/>
+      <w:r>
+        <w:t xml:space="preserve"> </w:t>
+      </w:r>
+      <w:proofErr w:type="spellStart"/>
+      <w:r>
+        <w:t>candidate</w:t>
+      </w:r>
+      <w:proofErr w:type="spellEnd"/>
+      <w:r>
+        <w:t xml:space="preserve"> datastore</w:t>
+      </w:r>
+      <w:r>
+        <w:br/>
+        <w:t xml:space="preserve">6. Voert </w:t>
+      </w:r>
+      <w:proofErr w:type="spellStart"/>
+      <w:r>
+        <w:t>discard</w:t>
+      </w:r>
+      <w:proofErr w:type="spellEnd"/>
+      <w:r>
+        <w:t xml:space="preserve">-changes uit om oude </w:t>
+      </w:r>
+      <w:proofErr w:type="spellStart"/>
+      <w:r>
+        <w:t>candidate-config</w:t>
+      </w:r>
+      <w:proofErr w:type="spellEnd"/>
+      <w:r>
+        <w:t xml:space="preserve"> te wissen</w:t>
+      </w:r>
+      <w:r>
+        <w:br/>
+        <w:t xml:space="preserve">7. Stuurt </w:t>
+      </w:r>
+      <w:proofErr w:type="spellStart"/>
+      <w:r>
+        <w:t>edit-config</w:t>
+      </w:r>
+      <w:proofErr w:type="spellEnd"/>
+      <w:r>
+        <w:br/>
+        <w:t xml:space="preserve">8. Voert </w:t>
+      </w:r>
+      <w:proofErr w:type="spellStart"/>
+      <w:r>
+        <w:t>commit</w:t>
+      </w:r>
+      <w:proofErr w:type="spellEnd"/>
+      <w:r>
+        <w:t xml:space="preserve"> uit</w:t>
+      </w:r>
+      <w:r>
+        <w:br/>
+        <w:t>9. Doet post-check met get-</w:t>
+      </w:r>
+      <w:proofErr w:type="spellStart"/>
+      <w:r>
+        <w:t>config</w:t>
+      </w:r>
+      <w:proofErr w:type="spellEnd"/>
+      <w:r>
+        <w:br/>
+        <w:t>10. Schrijft alles naar deployment.log</w:t>
+      </w:r>
+    </w:p>
+    <w:p>
+      <w:pPr>
+        <w:rPr>
+          <w:b/>
+          <w:bCs/>
+        </w:rPr>
+      </w:pPr>
+      <w:r>
+        <w:rPr>
+          <w:b/>
+          <w:bCs/>
+        </w:rPr>
+        <w:t>10. Wat toon je aan je lector?</w:t>
+      </w:r>
+    </w:p>
+    <w:p>
+      <w:r>
+        <w:t>Eerst log leegmaken:</w:t>
+      </w:r>
+    </w:p>
+    <w:p>
+      <w:proofErr w:type="spellStart"/>
+      <w:r>
+        <w:t>Clear</w:t>
+      </w:r>
+      <w:proofErr w:type="spellEnd"/>
+      <w:r>
+        <w:t>-Content deployment.log</w:t>
+      </w:r>
+    </w:p>
+    <w:p>
+      <w:r>
+        <w:t>Dan router:</w:t>
+      </w:r>
+    </w:p>
+    <w:p>
+      <w:r>
+        <w:t xml:space="preserve">python deploy_netconf.py </w:t>
+      </w:r>
+      <w:proofErr w:type="spellStart"/>
+      <w:r>
+        <w:t>devices_router.json</w:t>
+      </w:r>
+      <w:proofErr w:type="spellEnd"/>
+    </w:p>
+    <w:p>
+      <w:r>
+        <w:t>Dan switch:</w:t>
+      </w:r>
+    </w:p>
+    <w:p>
+      <w:r>
+        <w:t xml:space="preserve">python deploy_netconf.py </w:t>
+      </w:r>
+      <w:proofErr w:type="spellStart"/>
+      <w:r>
+        <w:t>devices_switch.json</w:t>
+      </w:r>
+      <w:proofErr w:type="spellEnd"/>
+    </w:p>
+    <w:p>
+      <w:r>
+        <w:t>Dan bewijs tonen:</w:t>
+      </w:r>
+    </w:p>
+    <w:p>
+      <w:r>
+        <w:t>Get-Content deployment.log</w:t>
+      </w:r>
+    </w:p>
+    <w:p>
+      <w:r>
+        <w:t xml:space="preserve">En op </w:t>
+      </w:r>
+      <w:proofErr w:type="spellStart"/>
+      <w:r>
+        <w:t>devices</w:t>
+      </w:r>
+      <w:proofErr w:type="spellEnd"/>
+      <w:r>
+        <w:t>:</w:t>
+      </w:r>
+    </w:p>
+    <w:p>
+      <w:r>
+        <w:t>Router:</w:t>
+      </w:r>
+    </w:p>
+    <w:p>
+      <w:r>
+        <w:t xml:space="preserve">show run | </w:t>
+      </w:r>
+      <w:proofErr w:type="spellStart"/>
+      <w:r>
+        <w:t>include</w:t>
+      </w:r>
+      <w:proofErr w:type="spellEnd"/>
+      <w:r>
+        <w:t xml:space="preserve"> </w:t>
+      </w:r>
+      <w:proofErr w:type="spellStart"/>
+      <w:r>
+        <w:t>hostname</w:t>
+      </w:r>
+      <w:proofErr w:type="spellEnd"/>
+      <w:r>
+        <w:br/>
+        <w:t xml:space="preserve">show </w:t>
+      </w:r>
+      <w:proofErr w:type="spellStart"/>
+      <w:r>
+        <w:t>ip</w:t>
+      </w:r>
+      <w:proofErr w:type="spellEnd"/>
+      <w:r>
+        <w:t xml:space="preserve"> interface brief</w:t>
+      </w:r>
+      <w:r>
+        <w:br/>
+        <w:t xml:space="preserve">show run | </w:t>
+      </w:r>
+      <w:proofErr w:type="spellStart"/>
+      <w:r>
+        <w:t>section</w:t>
+      </w:r>
+      <w:proofErr w:type="spellEnd"/>
+      <w:r>
+        <w:t xml:space="preserve"> router </w:t>
+      </w:r>
+      <w:proofErr w:type="spellStart"/>
+      <w:r>
+        <w:t>ospf</w:t>
+      </w:r>
+      <w:proofErr w:type="spellEnd"/>
+    </w:p>
+    <w:p>
+      <w:r>
+        <w:t>Switch:</w:t>
+      </w:r>
+    </w:p>
+    <w:p>
+      <w:r>
+        <w:t xml:space="preserve">show run | </w:t>
+      </w:r>
+      <w:proofErr w:type="spellStart"/>
+      <w:r>
+        <w:t>include</w:t>
+      </w:r>
+      <w:proofErr w:type="spellEnd"/>
+      <w:r>
+        <w:t xml:space="preserve"> </w:t>
+      </w:r>
+      <w:proofErr w:type="spellStart"/>
+      <w:r>
+        <w:t>hostname</w:t>
+      </w:r>
+      <w:proofErr w:type="spellEnd"/>
+      <w:r>
+        <w:br/>
+        <w:t xml:space="preserve">show </w:t>
+      </w:r>
+      <w:proofErr w:type="spellStart"/>
+      <w:r>
+        <w:t>ip</w:t>
+      </w:r>
+      <w:proofErr w:type="spellEnd"/>
+      <w:r>
+        <w:t xml:space="preserve"> interface brief</w:t>
+      </w:r>
+      <w:r>
+        <w:br/>
+        <w:t xml:space="preserve">show run interface </w:t>
+      </w:r>
+      <w:proofErr w:type="spellStart"/>
+      <w:r>
+        <w:t>vlan</w:t>
+      </w:r>
+      <w:proofErr w:type="spellEnd"/>
+      <w:r>
+        <w:t xml:space="preserve"> 10</w:t>
+      </w:r>
+    </w:p>
+    <w:p>
+      <w:pPr>
+        <w:rPr>
+          <w:b/>
+          <w:bCs/>
+        </w:rPr>
+      </w:pPr>
+      <w:r>
+        <w:rPr>
+          <w:b/>
+          <w:bCs/>
+        </w:rPr>
+        <w:t>11. Korte uitleg die je letterlijk kan zeggen</w:t>
+      </w:r>
+    </w:p>
+    <w:p>
+      <w:r>
+        <w:t xml:space="preserve">Voor mijn opdracht gebruik ik GitHub als single source of </w:t>
       </w:r>
       <w:proofErr w:type="spellStart"/>
       <w:r>
@@ -1758,32 +5568,43 @@
       </w:r>
       <w:proofErr w:type="spellEnd"/>
       <w:r>
-        <w:br/>
-        <w:t xml:space="preserve">Python = </w:t>
-      </w:r>
-      <w:proofErr w:type="spellStart"/>
-      <w:r>
-        <w:t>automation</w:t>
-      </w:r>
-      <w:proofErr w:type="spellEnd"/>
-      <w:r>
-        <w:t xml:space="preserve"> script</w:t>
-      </w:r>
-      <w:r>
-        <w:br/>
-        <w:t xml:space="preserve">NETCONF = protocol om </w:t>
-      </w:r>
-      <w:proofErr w:type="spellStart"/>
-      <w:r>
-        <w:t>netwerkdevices</w:t>
-      </w:r>
-      <w:proofErr w:type="spellEnd"/>
-      <w:r>
-        <w:t xml:space="preserve"> te configureren</w:t>
-      </w:r>
-      <w:r>
-        <w:br/>
-        <w:t xml:space="preserve">YANG/XML = gestructureerde </w:t>
+        <w:t>.</w:t>
+      </w:r>
+      <w:r>
+        <w:br/>
+        <w:t xml:space="preserve">De configuratie staat als YANG-gebaseerde XML in mijn </w:t>
+      </w:r>
+      <w:proofErr w:type="spellStart"/>
+      <w:r>
+        <w:t>repository</w:t>
+      </w:r>
+      <w:proofErr w:type="spellEnd"/>
+      <w:r>
+        <w:t>.</w:t>
+      </w:r>
+      <w:r>
+        <w:br/>
+        <w:t xml:space="preserve">Mijn Python-script haalt die XML rechtstreeks op via de GitHub </w:t>
+      </w:r>
+      <w:proofErr w:type="spellStart"/>
+      <w:r>
+        <w:t>raw</w:t>
+      </w:r>
+      <w:proofErr w:type="spellEnd"/>
+      <w:r>
+        <w:t xml:space="preserve"> URL.</w:t>
+      </w:r>
+      <w:r>
+        <w:br/>
+      </w:r>
+      <w:r>
+        <w:lastRenderedPageBreak/>
+        <w:br/>
+        <w:t>Daarna maakt het script via NETCONF verbinding met het IOS-XE toestel op poort 830.</w:t>
+      </w:r>
+      <w:r>
+        <w:br/>
+        <w:t>De configuratie wordt niet rechtstreeks naar running-</w:t>
       </w:r>
       <w:proofErr w:type="spellStart"/>
       <w:r>
@@ -1791,7 +5612,7 @@
       </w:r>
       <w:proofErr w:type="spellEnd"/>
       <w:r>
-        <w:br/>
+        <w:t xml:space="preserve"> geschreven, maar eerst naar de </w:t>
       </w:r>
       <w:proofErr w:type="spellStart"/>
       <w:r>
@@ -1799,15 +5620,22 @@
       </w:r>
       <w:proofErr w:type="spellEnd"/>
       <w:r>
-        <w:t xml:space="preserve"> = tijdelijke </w:t>
-      </w:r>
-      <w:proofErr w:type="spellStart"/>
-      <w:r>
-        <w:t>configlaag</w:t>
-      </w:r>
-      <w:proofErr w:type="spellEnd"/>
-      <w:r>
-        <w:br/>
+        <w:t xml:space="preserve"> datastore.</w:t>
+      </w:r>
+      <w:r>
+        <w:br/>
+      </w:r>
+      <w:r>
+        <w:br/>
+        <w:t xml:space="preserve">Als </w:t>
+      </w:r>
+      <w:proofErr w:type="spellStart"/>
+      <w:r>
+        <w:t>edit-config</w:t>
+      </w:r>
+      <w:proofErr w:type="spellEnd"/>
+      <w:r>
+        <w:t xml:space="preserve"> succesvol is, voert het script een </w:t>
       </w:r>
       <w:proofErr w:type="spellStart"/>
       <w:r>
@@ -1815,7 +5643,19 @@
       </w:r>
       <w:proofErr w:type="spellEnd"/>
       <w:r>
-        <w:t xml:space="preserve"> = activeert </w:t>
+        <w:t xml:space="preserve"> uit.</w:t>
+      </w:r>
+      <w:r>
+        <w:br/>
+        <w:t xml:space="preserve">Als er een fout optreedt, voert het script </w:t>
+      </w:r>
+      <w:proofErr w:type="spellStart"/>
+      <w:r>
+        <w:t>discard</w:t>
+      </w:r>
+      <w:proofErr w:type="spellEnd"/>
+      <w:r>
+        <w:t>-changes uit zodat de actieve running-</w:t>
       </w:r>
       <w:proofErr w:type="spellStart"/>
       <w:r>
@@ -1823,1721 +5663,6 @@
       </w:r>
       <w:proofErr w:type="spellEnd"/>
       <w:r>
-        <w:br/>
-        <w:t>running-</w:t>
-      </w:r>
-      <w:proofErr w:type="spellStart"/>
-      <w:r>
-        <w:t>config</w:t>
-      </w:r>
-      <w:proofErr w:type="spellEnd"/>
-      <w:r>
-        <w:t xml:space="preserve"> = actieve </w:t>
-      </w:r>
-      <w:proofErr w:type="spellStart"/>
-      <w:r>
-        <w:t>config</w:t>
-      </w:r>
-      <w:proofErr w:type="spellEnd"/>
-      <w:r>
-        <w:t xml:space="preserve"> op router/switch</w:t>
-      </w:r>
-    </w:p>
-    <w:p>
-      <w:pPr>
-        <w:rPr>
-          <w:b/>
-          <w:bCs/>
-        </w:rPr>
-      </w:pPr>
-      <w:r>
-        <w:rPr>
-          <w:b/>
-          <w:bCs/>
-        </w:rPr>
-        <w:t>2. Waarom bootstrap nodig is</w:t>
-      </w:r>
-    </w:p>
-    <w:p>
-      <w:r>
-        <w:t>Een geresette router/switch heeft nog geen:</w:t>
-      </w:r>
-    </w:p>
-    <w:p>
-      <w:r>
-        <w:t>IP-adres</w:t>
-      </w:r>
-      <w:r>
-        <w:br/>
-        <w:t>username/password</w:t>
-      </w:r>
-      <w:r>
-        <w:br/>
-        <w:t>SSH</w:t>
-      </w:r>
-      <w:r>
-        <w:br/>
-        <w:t>NETCONF</w:t>
-      </w:r>
-      <w:r>
-        <w:br/>
-      </w:r>
-      <w:proofErr w:type="spellStart"/>
-      <w:r>
-        <w:t>candidate</w:t>
-      </w:r>
-      <w:proofErr w:type="spellEnd"/>
-      <w:r>
-        <w:t xml:space="preserve"> datastore</w:t>
-      </w:r>
-    </w:p>
-    <w:p>
-      <w:r>
-        <w:t>Dus dat kleine stuk moet eerst via console.</w:t>
-      </w:r>
-    </w:p>
-    <w:p>
-      <w:r>
-        <w:t>Dat is geen probleem. In je uitleg zeg je:</w:t>
-      </w:r>
-    </w:p>
-    <w:p>
-      <w:r>
-        <w:t xml:space="preserve">“Ik plaats enkel een minimale bootstrap via console zodat het toestel bereikbaar is. De echte configuratie wordt daarna automatisch via NETCONF uit GitHub </w:t>
-      </w:r>
-      <w:proofErr w:type="spellStart"/>
-      <w:r>
-        <w:t>gedeployed</w:t>
-      </w:r>
-      <w:proofErr w:type="spellEnd"/>
-      <w:r>
-        <w:t>.”</w:t>
-      </w:r>
-    </w:p>
-    <w:p>
-      <w:pPr>
-        <w:rPr>
-          <w:b/>
-          <w:bCs/>
-        </w:rPr>
-      </w:pPr>
-      <w:r>
-        <w:rPr>
-          <w:b/>
-          <w:bCs/>
-        </w:rPr>
-        <w:t>3. Router bootstrap</w:t>
-      </w:r>
-    </w:p>
-    <w:p>
-      <w:r>
-        <w:t>Via console op router:</w:t>
-      </w:r>
-    </w:p>
-    <w:p>
-      <w:proofErr w:type="spellStart"/>
-      <w:r>
-        <w:t>enable</w:t>
-      </w:r>
-      <w:proofErr w:type="spellEnd"/>
-      <w:r>
-        <w:br/>
-      </w:r>
-      <w:proofErr w:type="spellStart"/>
-      <w:r>
-        <w:t>conf</w:t>
-      </w:r>
-      <w:proofErr w:type="spellEnd"/>
-      <w:r>
-        <w:t xml:space="preserve"> t</w:t>
-      </w:r>
-      <w:r>
-        <w:br/>
-      </w:r>
-      <w:proofErr w:type="spellStart"/>
-      <w:r>
-        <w:t>hostname</w:t>
-      </w:r>
-      <w:proofErr w:type="spellEnd"/>
-      <w:r>
-        <w:t xml:space="preserve"> BOOTSTRAP-R01</w:t>
-      </w:r>
-      <w:r>
-        <w:br/>
-      </w:r>
-      <w:r>
-        <w:br/>
-        <w:t>interface GigabitEthernet0/0/0</w:t>
-      </w:r>
-      <w:r>
-        <w:br/>
-        <w:t xml:space="preserve"> </w:t>
-      </w:r>
-      <w:proofErr w:type="spellStart"/>
-      <w:r>
-        <w:t>ip</w:t>
-      </w:r>
-      <w:proofErr w:type="spellEnd"/>
-      <w:r>
-        <w:t xml:space="preserve"> </w:t>
-      </w:r>
-      <w:proofErr w:type="spellStart"/>
-      <w:r>
-        <w:t>address</w:t>
-      </w:r>
-      <w:proofErr w:type="spellEnd"/>
-      <w:r>
-        <w:t xml:space="preserve"> 172.16.7.2 255.255.255.240</w:t>
-      </w:r>
-      <w:r>
-        <w:br/>
-        <w:t xml:space="preserve"> no </w:t>
-      </w:r>
-      <w:proofErr w:type="spellStart"/>
-      <w:r>
-        <w:t>shutdown</w:t>
-      </w:r>
-      <w:proofErr w:type="spellEnd"/>
-      <w:r>
-        <w:br/>
-      </w:r>
-      <w:r>
-        <w:br/>
-        <w:t xml:space="preserve">username </w:t>
-      </w:r>
-      <w:proofErr w:type="spellStart"/>
-      <w:r>
-        <w:t>admin</w:t>
-      </w:r>
-      <w:proofErr w:type="spellEnd"/>
-      <w:r>
-        <w:t xml:space="preserve"> privilege 15 </w:t>
-      </w:r>
-      <w:proofErr w:type="spellStart"/>
-      <w:r>
-        <w:t>secret</w:t>
-      </w:r>
-      <w:proofErr w:type="spellEnd"/>
-      <w:r>
-        <w:t xml:space="preserve"> </w:t>
-      </w:r>
-      <w:proofErr w:type="spellStart"/>
-      <w:r>
-        <w:t>cisco</w:t>
-      </w:r>
-      <w:proofErr w:type="spellEnd"/>
-      <w:r>
-        <w:br/>
-      </w:r>
-      <w:proofErr w:type="spellStart"/>
-      <w:r>
-        <w:t>ip</w:t>
-      </w:r>
-      <w:proofErr w:type="spellEnd"/>
-      <w:r>
-        <w:t xml:space="preserve"> domain name </w:t>
-      </w:r>
-      <w:proofErr w:type="spellStart"/>
-      <w:r>
-        <w:t>lab.local</w:t>
-      </w:r>
-      <w:proofErr w:type="spellEnd"/>
-      <w:r>
-        <w:br/>
-        <w:t xml:space="preserve">crypto </w:t>
-      </w:r>
-      <w:proofErr w:type="spellStart"/>
-      <w:r>
-        <w:t>key</w:t>
-      </w:r>
-      <w:proofErr w:type="spellEnd"/>
-      <w:r>
-        <w:t xml:space="preserve"> </w:t>
-      </w:r>
-      <w:proofErr w:type="spellStart"/>
-      <w:r>
-        <w:t>generate</w:t>
-      </w:r>
-      <w:proofErr w:type="spellEnd"/>
-      <w:r>
-        <w:t xml:space="preserve"> </w:t>
-      </w:r>
-      <w:proofErr w:type="spellStart"/>
-      <w:r>
-        <w:t>rsa</w:t>
-      </w:r>
-      <w:proofErr w:type="spellEnd"/>
-      <w:r>
-        <w:t xml:space="preserve"> modulus 2048</w:t>
-      </w:r>
-      <w:r>
-        <w:br/>
-      </w:r>
-      <w:proofErr w:type="spellStart"/>
-      <w:r>
-        <w:t>ip</w:t>
-      </w:r>
-      <w:proofErr w:type="spellEnd"/>
-      <w:r>
-        <w:t xml:space="preserve"> </w:t>
-      </w:r>
-      <w:proofErr w:type="spellStart"/>
-      <w:r>
-        <w:t>ssh</w:t>
-      </w:r>
-      <w:proofErr w:type="spellEnd"/>
-      <w:r>
-        <w:t xml:space="preserve"> </w:t>
-      </w:r>
-      <w:proofErr w:type="spellStart"/>
-      <w:r>
-        <w:t>version</w:t>
-      </w:r>
-      <w:proofErr w:type="spellEnd"/>
-      <w:r>
-        <w:t xml:space="preserve"> 2</w:t>
-      </w:r>
-      <w:r>
-        <w:br/>
-      </w:r>
-      <w:r>
-        <w:br/>
-      </w:r>
-      <w:proofErr w:type="spellStart"/>
-      <w:r>
-        <w:t>netconf</w:t>
-      </w:r>
-      <w:proofErr w:type="spellEnd"/>
-      <w:r>
-        <w:t>-yang</w:t>
-      </w:r>
-      <w:r>
-        <w:br/>
-      </w:r>
-      <w:proofErr w:type="spellStart"/>
-      <w:r>
-        <w:t>netconf</w:t>
-      </w:r>
-      <w:proofErr w:type="spellEnd"/>
-      <w:r>
-        <w:t xml:space="preserve">-yang feature </w:t>
-      </w:r>
-      <w:proofErr w:type="spellStart"/>
-      <w:r>
-        <w:t>candidate</w:t>
-      </w:r>
-      <w:proofErr w:type="spellEnd"/>
-      <w:r>
-        <w:t>-datastore</w:t>
-      </w:r>
-      <w:r>
-        <w:br/>
-      </w:r>
-      <w:r>
-        <w:lastRenderedPageBreak/>
-        <w:br/>
-        <w:t xml:space="preserve">line </w:t>
-      </w:r>
-      <w:proofErr w:type="spellStart"/>
-      <w:r>
-        <w:t>vty</w:t>
-      </w:r>
-      <w:proofErr w:type="spellEnd"/>
-      <w:r>
-        <w:t xml:space="preserve"> 0 15</w:t>
-      </w:r>
-      <w:r>
-        <w:br/>
-        <w:t xml:space="preserve"> login </w:t>
-      </w:r>
-      <w:proofErr w:type="spellStart"/>
-      <w:r>
-        <w:t>local</w:t>
-      </w:r>
-      <w:proofErr w:type="spellEnd"/>
-      <w:r>
-        <w:br/>
-        <w:t xml:space="preserve"> transport input </w:t>
-      </w:r>
-      <w:proofErr w:type="spellStart"/>
-      <w:r>
-        <w:t>ssh</w:t>
-      </w:r>
-      <w:proofErr w:type="spellEnd"/>
-      <w:r>
-        <w:br/>
-      </w:r>
-      <w:r>
-        <w:br/>
-        <w:t>end</w:t>
-      </w:r>
-      <w:r>
-        <w:br/>
-      </w:r>
-      <w:proofErr w:type="spellStart"/>
-      <w:r>
-        <w:t>write</w:t>
-      </w:r>
-      <w:proofErr w:type="spellEnd"/>
-      <w:r>
-        <w:t xml:space="preserve"> memory</w:t>
-      </w:r>
-    </w:p>
-    <w:p>
-      <w:r>
-        <w:t>Daarna test je op laptop:</w:t>
-      </w:r>
-    </w:p>
-    <w:p>
-      <w:r>
-        <w:t>ping 172.16.7.2</w:t>
-      </w:r>
-      <w:r>
-        <w:br/>
-        <w:t>Test-</w:t>
-      </w:r>
-      <w:proofErr w:type="spellStart"/>
-      <w:r>
-        <w:t>NetConnection</w:t>
-      </w:r>
-      <w:proofErr w:type="spellEnd"/>
-      <w:r>
-        <w:t xml:space="preserve"> 172.16.7.2 -Port 830</w:t>
-      </w:r>
-    </w:p>
-    <w:p>
-      <w:pPr>
-        <w:rPr>
-          <w:b/>
-          <w:bCs/>
-        </w:rPr>
-      </w:pPr>
-      <w:r>
-        <w:rPr>
-          <w:b/>
-          <w:bCs/>
-        </w:rPr>
-        <w:t xml:space="preserve">4. Router </w:t>
-      </w:r>
-      <w:proofErr w:type="spellStart"/>
-      <w:r>
-        <w:rPr>
-          <w:b/>
-          <w:bCs/>
-        </w:rPr>
-        <w:t>deploy</w:t>
-      </w:r>
-      <w:proofErr w:type="spellEnd"/>
-    </w:p>
-    <w:p>
-      <w:r>
-        <w:t>Je router XML staat in GitHub:</w:t>
-      </w:r>
-    </w:p>
-    <w:p>
-      <w:proofErr w:type="spellStart"/>
-      <w:r>
-        <w:t>configs</w:t>
-      </w:r>
-      <w:proofErr w:type="spellEnd"/>
-      <w:r>
-        <w:t>/router-r01.xml</w:t>
-      </w:r>
-    </w:p>
-    <w:p>
-      <w:r>
-        <w:t xml:space="preserve">Je router </w:t>
-      </w:r>
-      <w:proofErr w:type="spellStart"/>
-      <w:r>
-        <w:t>inventory</w:t>
-      </w:r>
-      <w:proofErr w:type="spellEnd"/>
-      <w:r>
-        <w:t xml:space="preserve"> staat in:</w:t>
-      </w:r>
-    </w:p>
-    <w:p>
-      <w:proofErr w:type="spellStart"/>
-      <w:r>
-        <w:t>devices_router.json</w:t>
-      </w:r>
-      <w:proofErr w:type="spellEnd"/>
-    </w:p>
-    <w:p>
-      <w:r>
-        <w:t>Run:</w:t>
-      </w:r>
-    </w:p>
-    <w:p>
-      <w:r>
-        <w:t xml:space="preserve">python deploy_netconf.py </w:t>
-      </w:r>
-      <w:proofErr w:type="spellStart"/>
-      <w:r>
-        <w:t>devices_router.json</w:t>
-      </w:r>
-      <w:proofErr w:type="spellEnd"/>
-    </w:p>
-    <w:p>
-      <w:r>
-        <w:t>Daarna toon je op router:</w:t>
-      </w:r>
-    </w:p>
-    <w:p>
-      <w:r>
-        <w:t xml:space="preserve">show run | </w:t>
-      </w:r>
-      <w:proofErr w:type="spellStart"/>
-      <w:r>
-        <w:t>include</w:t>
-      </w:r>
-      <w:proofErr w:type="spellEnd"/>
-      <w:r>
-        <w:t xml:space="preserve"> </w:t>
-      </w:r>
-      <w:proofErr w:type="spellStart"/>
-      <w:r>
-        <w:t>hostname</w:t>
-      </w:r>
-      <w:proofErr w:type="spellEnd"/>
-      <w:r>
-        <w:br/>
-        <w:t xml:space="preserve">show </w:t>
-      </w:r>
-      <w:proofErr w:type="spellStart"/>
-      <w:r>
-        <w:t>ip</w:t>
-      </w:r>
-      <w:proofErr w:type="spellEnd"/>
-      <w:r>
-        <w:t xml:space="preserve"> interface brief</w:t>
-      </w:r>
-      <w:r>
-        <w:br/>
-        <w:t xml:space="preserve">show run | </w:t>
-      </w:r>
-      <w:proofErr w:type="spellStart"/>
-      <w:r>
-        <w:t>section</w:t>
-      </w:r>
-      <w:proofErr w:type="spellEnd"/>
-      <w:r>
-        <w:t xml:space="preserve"> router </w:t>
-      </w:r>
-      <w:proofErr w:type="spellStart"/>
-      <w:r>
-        <w:t>ospf</w:t>
-      </w:r>
-      <w:proofErr w:type="spellEnd"/>
-    </w:p>
-    <w:p>
-      <w:pPr>
-        <w:rPr>
-          <w:b/>
-          <w:bCs/>
-        </w:rPr>
-      </w:pPr>
-      <w:r>
-        <w:rPr>
-          <w:b/>
-          <w:bCs/>
-        </w:rPr>
-        <w:t>5. Switch bootstrap</w:t>
-      </w:r>
-    </w:p>
-    <w:p>
-      <w:r>
-        <w:t>Via console op switch:</w:t>
-      </w:r>
-    </w:p>
-    <w:p>
-      <w:proofErr w:type="spellStart"/>
-      <w:r>
-        <w:t>enable</w:t>
-      </w:r>
-      <w:proofErr w:type="spellEnd"/>
-      <w:r>
-        <w:br/>
-      </w:r>
-      <w:proofErr w:type="spellStart"/>
-      <w:r>
-        <w:t>conf</w:t>
-      </w:r>
-      <w:proofErr w:type="spellEnd"/>
-      <w:r>
-        <w:t xml:space="preserve"> t</w:t>
-      </w:r>
-      <w:r>
-        <w:br/>
-      </w:r>
-      <w:proofErr w:type="spellStart"/>
-      <w:r>
-        <w:t>hostname</w:t>
-      </w:r>
-      <w:proofErr w:type="spellEnd"/>
-      <w:r>
-        <w:t xml:space="preserve"> BOOTSTRAP-SW01</w:t>
-      </w:r>
-      <w:r>
-        <w:br/>
-      </w:r>
-      <w:r>
-        <w:br/>
-        <w:t xml:space="preserve">interface </w:t>
-      </w:r>
-      <w:proofErr w:type="spellStart"/>
-      <w:r>
-        <w:t>vlan</w:t>
-      </w:r>
-      <w:proofErr w:type="spellEnd"/>
-      <w:r>
-        <w:t xml:space="preserve"> 10</w:t>
-      </w:r>
-      <w:r>
-        <w:br/>
-        <w:t xml:space="preserve"> </w:t>
-      </w:r>
-      <w:proofErr w:type="spellStart"/>
-      <w:r>
-        <w:t>ip</w:t>
-      </w:r>
-      <w:proofErr w:type="spellEnd"/>
-      <w:r>
-        <w:t xml:space="preserve"> </w:t>
-      </w:r>
-      <w:proofErr w:type="spellStart"/>
-      <w:r>
-        <w:t>address</w:t>
-      </w:r>
-      <w:proofErr w:type="spellEnd"/>
-      <w:r>
-        <w:t xml:space="preserve"> 172.16.7.5 255.255.255.240</w:t>
-      </w:r>
-      <w:r>
-        <w:br/>
-        <w:t xml:space="preserve"> no </w:t>
-      </w:r>
-      <w:proofErr w:type="spellStart"/>
-      <w:r>
-        <w:t>shutdown</w:t>
-      </w:r>
-      <w:proofErr w:type="spellEnd"/>
-      <w:r>
-        <w:br/>
-      </w:r>
-      <w:r>
-        <w:br/>
-      </w:r>
-      <w:proofErr w:type="spellStart"/>
-      <w:r>
-        <w:t>ip</w:t>
-      </w:r>
-      <w:proofErr w:type="spellEnd"/>
-      <w:r>
-        <w:t xml:space="preserve"> default-gateway 172.16.7.2</w:t>
-      </w:r>
-      <w:r>
-        <w:br/>
-      </w:r>
-      <w:r>
-        <w:br/>
-        <w:t xml:space="preserve">username </w:t>
-      </w:r>
-      <w:proofErr w:type="spellStart"/>
-      <w:r>
-        <w:t>admin</w:t>
-      </w:r>
-      <w:proofErr w:type="spellEnd"/>
-      <w:r>
-        <w:t xml:space="preserve"> privilege 15 </w:t>
-      </w:r>
-      <w:proofErr w:type="spellStart"/>
-      <w:r>
-        <w:t>secret</w:t>
-      </w:r>
-      <w:proofErr w:type="spellEnd"/>
-      <w:r>
-        <w:t xml:space="preserve"> </w:t>
-      </w:r>
-      <w:proofErr w:type="spellStart"/>
-      <w:r>
-        <w:t>cisco</w:t>
-      </w:r>
-      <w:proofErr w:type="spellEnd"/>
-      <w:r>
-        <w:br/>
-      </w:r>
-      <w:proofErr w:type="spellStart"/>
-      <w:r>
-        <w:lastRenderedPageBreak/>
-        <w:t>ip</w:t>
-      </w:r>
-      <w:proofErr w:type="spellEnd"/>
-      <w:r>
-        <w:t xml:space="preserve"> domain name </w:t>
-      </w:r>
-      <w:proofErr w:type="spellStart"/>
-      <w:r>
-        <w:t>lab.local</w:t>
-      </w:r>
-      <w:proofErr w:type="spellEnd"/>
-      <w:r>
-        <w:br/>
-        <w:t xml:space="preserve">crypto </w:t>
-      </w:r>
-      <w:proofErr w:type="spellStart"/>
-      <w:r>
-        <w:t>key</w:t>
-      </w:r>
-      <w:proofErr w:type="spellEnd"/>
-      <w:r>
-        <w:t xml:space="preserve"> </w:t>
-      </w:r>
-      <w:proofErr w:type="spellStart"/>
-      <w:r>
-        <w:t>generate</w:t>
-      </w:r>
-      <w:proofErr w:type="spellEnd"/>
-      <w:r>
-        <w:t xml:space="preserve"> </w:t>
-      </w:r>
-      <w:proofErr w:type="spellStart"/>
-      <w:r>
-        <w:t>rsa</w:t>
-      </w:r>
-      <w:proofErr w:type="spellEnd"/>
-      <w:r>
-        <w:t xml:space="preserve"> modulus 2048</w:t>
-      </w:r>
-      <w:r>
-        <w:br/>
-      </w:r>
-      <w:proofErr w:type="spellStart"/>
-      <w:r>
-        <w:t>ip</w:t>
-      </w:r>
-      <w:proofErr w:type="spellEnd"/>
-      <w:r>
-        <w:t xml:space="preserve"> </w:t>
-      </w:r>
-      <w:proofErr w:type="spellStart"/>
-      <w:r>
-        <w:t>ssh</w:t>
-      </w:r>
-      <w:proofErr w:type="spellEnd"/>
-      <w:r>
-        <w:t xml:space="preserve"> </w:t>
-      </w:r>
-      <w:proofErr w:type="spellStart"/>
-      <w:r>
-        <w:t>version</w:t>
-      </w:r>
-      <w:proofErr w:type="spellEnd"/>
-      <w:r>
-        <w:t xml:space="preserve"> 2</w:t>
-      </w:r>
-      <w:r>
-        <w:br/>
-      </w:r>
-      <w:r>
-        <w:br/>
-      </w:r>
-      <w:proofErr w:type="spellStart"/>
-      <w:r>
-        <w:t>netconf</w:t>
-      </w:r>
-      <w:proofErr w:type="spellEnd"/>
-      <w:r>
-        <w:t>-yang</w:t>
-      </w:r>
-      <w:r>
-        <w:br/>
-      </w:r>
-      <w:proofErr w:type="spellStart"/>
-      <w:r>
-        <w:t>netconf</w:t>
-      </w:r>
-      <w:proofErr w:type="spellEnd"/>
-      <w:r>
-        <w:t xml:space="preserve">-yang feature </w:t>
-      </w:r>
-      <w:proofErr w:type="spellStart"/>
-      <w:r>
-        <w:t>candidate</w:t>
-      </w:r>
-      <w:proofErr w:type="spellEnd"/>
-      <w:r>
-        <w:t>-datastore</w:t>
-      </w:r>
-      <w:r>
-        <w:br/>
-      </w:r>
-      <w:r>
-        <w:br/>
-        <w:t xml:space="preserve">line </w:t>
-      </w:r>
-      <w:proofErr w:type="spellStart"/>
-      <w:r>
-        <w:t>vty</w:t>
-      </w:r>
-      <w:proofErr w:type="spellEnd"/>
-      <w:r>
-        <w:t xml:space="preserve"> 0 15</w:t>
-      </w:r>
-      <w:r>
-        <w:br/>
-        <w:t xml:space="preserve"> login </w:t>
-      </w:r>
-      <w:proofErr w:type="spellStart"/>
-      <w:r>
-        <w:t>local</w:t>
-      </w:r>
-      <w:proofErr w:type="spellEnd"/>
-      <w:r>
-        <w:br/>
-        <w:t xml:space="preserve"> transport input </w:t>
-      </w:r>
-      <w:proofErr w:type="spellStart"/>
-      <w:r>
-        <w:t>ssh</w:t>
-      </w:r>
-      <w:proofErr w:type="spellEnd"/>
-      <w:r>
-        <w:br/>
-      </w:r>
-      <w:r>
-        <w:br/>
-        <w:t>end</w:t>
-      </w:r>
-      <w:r>
-        <w:br/>
-      </w:r>
-      <w:proofErr w:type="spellStart"/>
-      <w:r>
-        <w:t>write</w:t>
-      </w:r>
-      <w:proofErr w:type="spellEnd"/>
-      <w:r>
-        <w:t xml:space="preserve"> memory</w:t>
-      </w:r>
-    </w:p>
-    <w:p>
-      <w:r>
-        <w:t>Daarna poort actief maken:</w:t>
-      </w:r>
-    </w:p>
-    <w:p>
-      <w:proofErr w:type="spellStart"/>
-      <w:r>
-        <w:t>conf</w:t>
-      </w:r>
-      <w:proofErr w:type="spellEnd"/>
-      <w:r>
-        <w:t xml:space="preserve"> t</w:t>
-      </w:r>
-      <w:r>
-        <w:br/>
-        <w:t>interface Gi1/0/1</w:t>
-      </w:r>
-      <w:r>
-        <w:br/>
-        <w:t xml:space="preserve"> switchport mode access</w:t>
-      </w:r>
-      <w:r>
-        <w:br/>
-        <w:t xml:space="preserve"> switchport access </w:t>
-      </w:r>
-      <w:proofErr w:type="spellStart"/>
-      <w:r>
-        <w:t>vlan</w:t>
-      </w:r>
-      <w:proofErr w:type="spellEnd"/>
-      <w:r>
-        <w:t xml:space="preserve"> 10</w:t>
-      </w:r>
-      <w:r>
-        <w:br/>
-        <w:t xml:space="preserve"> no </w:t>
-      </w:r>
-      <w:proofErr w:type="spellStart"/>
-      <w:r>
-        <w:t>shutdown</w:t>
-      </w:r>
-      <w:proofErr w:type="spellEnd"/>
-      <w:r>
-        <w:br/>
-        <w:t>end</w:t>
-      </w:r>
-    </w:p>
-    <w:p>
-      <w:r>
-        <w:t>Test:</w:t>
-      </w:r>
-    </w:p>
-    <w:p>
-      <w:r>
-        <w:t>ping 172.16.7.5</w:t>
-      </w:r>
-      <w:r>
-        <w:br/>
-        <w:t>Test-</w:t>
-      </w:r>
-      <w:proofErr w:type="spellStart"/>
-      <w:r>
-        <w:t>NetConnection</w:t>
-      </w:r>
-      <w:proofErr w:type="spellEnd"/>
-      <w:r>
-        <w:t xml:space="preserve"> 172.16.7.5 -Port 830</w:t>
-      </w:r>
-    </w:p>
-    <w:p>
-      <w:pPr>
-        <w:rPr>
-          <w:b/>
-          <w:bCs/>
-        </w:rPr>
-      </w:pPr>
-      <w:r>
-        <w:rPr>
-          <w:b/>
-          <w:bCs/>
-        </w:rPr>
-        <w:t xml:space="preserve">6. Switch </w:t>
-      </w:r>
-      <w:proofErr w:type="spellStart"/>
-      <w:r>
-        <w:rPr>
-          <w:b/>
-          <w:bCs/>
-        </w:rPr>
-        <w:t>deploy</w:t>
-      </w:r>
-      <w:proofErr w:type="spellEnd"/>
-    </w:p>
-    <w:p>
-      <w:r>
-        <w:t>Je switch XML staat in:</w:t>
-      </w:r>
-    </w:p>
-    <w:p>
-      <w:proofErr w:type="spellStart"/>
-      <w:r>
-        <w:t>configs</w:t>
-      </w:r>
-      <w:proofErr w:type="spellEnd"/>
-      <w:r>
-        <w:t>/switch-sw01.xml</w:t>
-      </w:r>
-    </w:p>
-    <w:p>
-      <w:r>
-        <w:t xml:space="preserve">Je switch </w:t>
-      </w:r>
-      <w:proofErr w:type="spellStart"/>
-      <w:r>
-        <w:t>inventory</w:t>
-      </w:r>
-      <w:proofErr w:type="spellEnd"/>
-      <w:r>
-        <w:t xml:space="preserve"> staat in:</w:t>
-      </w:r>
-    </w:p>
-    <w:p>
-      <w:proofErr w:type="spellStart"/>
-      <w:r>
-        <w:t>devices_switch.json</w:t>
-      </w:r>
-      <w:proofErr w:type="spellEnd"/>
-    </w:p>
-    <w:p>
-      <w:r>
-        <w:t>Run:</w:t>
-      </w:r>
-    </w:p>
-    <w:p>
-      <w:r>
-        <w:t xml:space="preserve">python deploy_netconf.py </w:t>
-      </w:r>
-      <w:proofErr w:type="spellStart"/>
-      <w:r>
-        <w:t>devices_switch.json</w:t>
-      </w:r>
-      <w:proofErr w:type="spellEnd"/>
-    </w:p>
-    <w:p>
-      <w:r>
-        <w:t>Daarna toon je:</w:t>
-      </w:r>
-    </w:p>
-    <w:p>
-      <w:r>
-        <w:t xml:space="preserve">show run | </w:t>
-      </w:r>
-      <w:proofErr w:type="spellStart"/>
-      <w:r>
-        <w:t>include</w:t>
-      </w:r>
-      <w:proofErr w:type="spellEnd"/>
-      <w:r>
-        <w:t xml:space="preserve"> </w:t>
-      </w:r>
-      <w:proofErr w:type="spellStart"/>
-      <w:r>
-        <w:t>hostname</w:t>
-      </w:r>
-      <w:proofErr w:type="spellEnd"/>
-      <w:r>
-        <w:br/>
-        <w:t xml:space="preserve">show </w:t>
-      </w:r>
-      <w:proofErr w:type="spellStart"/>
-      <w:r>
-        <w:t>ip</w:t>
-      </w:r>
-      <w:proofErr w:type="spellEnd"/>
-      <w:r>
-        <w:t xml:space="preserve"> interface brief</w:t>
-      </w:r>
-      <w:r>
-        <w:br/>
-        <w:t xml:space="preserve">show run interface </w:t>
-      </w:r>
-      <w:proofErr w:type="spellStart"/>
-      <w:r>
-        <w:t>vlan</w:t>
-      </w:r>
-      <w:proofErr w:type="spellEnd"/>
-      <w:r>
-        <w:t xml:space="preserve"> 10</w:t>
-      </w:r>
-    </w:p>
-    <w:p>
-      <w:pPr>
-        <w:rPr>
-          <w:b/>
-          <w:bCs/>
-        </w:rPr>
-      </w:pPr>
-      <w:r>
-        <w:rPr>
-          <w:b/>
-          <w:bCs/>
-        </w:rPr>
-        <w:lastRenderedPageBreak/>
-        <w:t xml:space="preserve">7. Wat doet </w:t>
-      </w:r>
-      <w:proofErr w:type="spellStart"/>
-      <w:r>
-        <w:rPr>
-          <w:b/>
-          <w:bCs/>
-        </w:rPr>
-        <w:t>candidate</w:t>
-      </w:r>
-      <w:proofErr w:type="spellEnd"/>
-      <w:r>
-        <w:rPr>
-          <w:b/>
-          <w:bCs/>
-        </w:rPr>
-        <w:t xml:space="preserve"> datastore?</w:t>
-      </w:r>
-    </w:p>
-    <w:p>
-      <w:r>
-        <w:t xml:space="preserve">Normaal schrijft een </w:t>
-      </w:r>
-      <w:proofErr w:type="spellStart"/>
-      <w:r>
-        <w:t>config</w:t>
-      </w:r>
-      <w:proofErr w:type="spellEnd"/>
-      <w:r>
-        <w:t xml:space="preserve"> meteen naar running-</w:t>
-      </w:r>
-      <w:proofErr w:type="spellStart"/>
-      <w:r>
-        <w:t>config</w:t>
-      </w:r>
-      <w:proofErr w:type="spellEnd"/>
-      <w:r>
-        <w:t>.</w:t>
-      </w:r>
-    </w:p>
-    <w:p>
-      <w:r>
-        <w:t xml:space="preserve">Maar met </w:t>
-      </w:r>
-      <w:proofErr w:type="spellStart"/>
-      <w:r>
-        <w:t>candidate</w:t>
-      </w:r>
-      <w:proofErr w:type="spellEnd"/>
-      <w:r>
-        <w:t xml:space="preserve"> gebeurt dit veiliger:</w:t>
-      </w:r>
-    </w:p>
-    <w:p>
-      <w:r>
-        <w:t xml:space="preserve">1. Script stuurt </w:t>
-      </w:r>
-      <w:proofErr w:type="spellStart"/>
-      <w:r>
-        <w:t>config</w:t>
-      </w:r>
-      <w:proofErr w:type="spellEnd"/>
-      <w:r>
-        <w:t xml:space="preserve"> naar </w:t>
-      </w:r>
-      <w:proofErr w:type="spellStart"/>
-      <w:r>
-        <w:t>candidate</w:t>
-      </w:r>
-      <w:proofErr w:type="spellEnd"/>
-      <w:r>
-        <w:br/>
-        <w:t>2. Router/switch past running-</w:t>
-      </w:r>
-      <w:proofErr w:type="spellStart"/>
-      <w:r>
-        <w:t>config</w:t>
-      </w:r>
-      <w:proofErr w:type="spellEnd"/>
-      <w:r>
-        <w:t xml:space="preserve"> nog niet aan</w:t>
-      </w:r>
-      <w:r>
-        <w:br/>
-        <w:t xml:space="preserve">3. Als </w:t>
-      </w:r>
-      <w:proofErr w:type="spellStart"/>
-      <w:r>
-        <w:t>edit-config</w:t>
-      </w:r>
-      <w:proofErr w:type="spellEnd"/>
-      <w:r>
-        <w:t xml:space="preserve"> goed is → </w:t>
-      </w:r>
-      <w:proofErr w:type="spellStart"/>
-      <w:r>
-        <w:t>commit</w:t>
-      </w:r>
-      <w:proofErr w:type="spellEnd"/>
-      <w:r>
-        <w:br/>
-        <w:t xml:space="preserve">4. Dan wordt </w:t>
-      </w:r>
-      <w:proofErr w:type="spellStart"/>
-      <w:r>
-        <w:t>candidate</w:t>
-      </w:r>
-      <w:proofErr w:type="spellEnd"/>
-      <w:r>
-        <w:t xml:space="preserve"> actief als running-</w:t>
-      </w:r>
-      <w:proofErr w:type="spellStart"/>
-      <w:r>
-        <w:t>config</w:t>
-      </w:r>
-      <w:proofErr w:type="spellEnd"/>
-      <w:r>
-        <w:br/>
-        <w:t xml:space="preserve">5. Als er een fout is → </w:t>
-      </w:r>
-      <w:proofErr w:type="spellStart"/>
-      <w:r>
-        <w:t>discard</w:t>
-      </w:r>
-      <w:proofErr w:type="spellEnd"/>
-      <w:r>
-        <w:t>-changes</w:t>
-      </w:r>
-    </w:p>
-    <w:p>
-      <w:r>
-        <w:t xml:space="preserve">Dus </w:t>
-      </w:r>
-      <w:proofErr w:type="spellStart"/>
-      <w:r>
-        <w:t>candidate</w:t>
-      </w:r>
-      <w:proofErr w:type="spellEnd"/>
-      <w:r>
-        <w:t xml:space="preserve"> is eigenlijk een veilige wachtruimte.</w:t>
-      </w:r>
-    </w:p>
-    <w:p>
-      <w:r>
-        <w:t>Je kan dit uitleggen als:</w:t>
-      </w:r>
-    </w:p>
-    <w:p>
-      <w:r>
-        <w:t xml:space="preserve">“De </w:t>
-      </w:r>
-      <w:proofErr w:type="spellStart"/>
-      <w:r>
-        <w:t>candidate</w:t>
-      </w:r>
-      <w:proofErr w:type="spellEnd"/>
-      <w:r>
-        <w:t xml:space="preserve"> datastore laat toe om configuratie eerst klaar te zetten zonder ze direct actief te maken. Pas na een succesvolle </w:t>
-      </w:r>
-      <w:proofErr w:type="spellStart"/>
-      <w:r>
-        <w:t>commit</w:t>
-      </w:r>
-      <w:proofErr w:type="spellEnd"/>
-      <w:r>
-        <w:t xml:space="preserve"> wordt de configuratie toegepast. Als er een fout optreedt, voert het script </w:t>
-      </w:r>
-      <w:proofErr w:type="spellStart"/>
-      <w:r>
-        <w:t>discard</w:t>
-      </w:r>
-      <w:proofErr w:type="spellEnd"/>
-      <w:r>
-        <w:t>-changes uit zodat de running-</w:t>
-      </w:r>
-      <w:proofErr w:type="spellStart"/>
-      <w:r>
-        <w:t>config</w:t>
-      </w:r>
-      <w:proofErr w:type="spellEnd"/>
-      <w:r>
-        <w:t xml:space="preserve"> onveranderd blijft.”</w:t>
-      </w:r>
-    </w:p>
-    <w:p>
-      <w:pPr>
-        <w:rPr>
-          <w:b/>
-          <w:bCs/>
-        </w:rPr>
-      </w:pPr>
-      <w:r>
-        <w:rPr>
-          <w:b/>
-          <w:bCs/>
-        </w:rPr>
-        <w:t>8. Waarom is dit atomair?</w:t>
-      </w:r>
-    </w:p>
-    <w:p>
-      <w:r>
-        <w:t>Atomair betekent:</w:t>
-      </w:r>
-    </w:p>
-    <w:p>
-      <w:r>
-        <w:t>alles lukt</w:t>
-      </w:r>
-      <w:r>
-        <w:br/>
-        <w:t>of niets wordt toegepast</w:t>
-      </w:r>
-    </w:p>
-    <w:p>
-      <w:r>
-        <w:t>In jouw script:</w:t>
-      </w:r>
-    </w:p>
-    <w:p>
-      <w:proofErr w:type="spellStart"/>
-      <w:r>
-        <w:t>edit-config</w:t>
-      </w:r>
-      <w:proofErr w:type="spellEnd"/>
-      <w:r>
-        <w:t xml:space="preserve"> naar </w:t>
-      </w:r>
-      <w:proofErr w:type="spellStart"/>
-      <w:r>
-        <w:t>candidate</w:t>
-      </w:r>
-      <w:proofErr w:type="spellEnd"/>
-      <w:r>
-        <w:br/>
-      </w:r>
-      <w:proofErr w:type="spellStart"/>
-      <w:r>
-        <w:t>commit</w:t>
-      </w:r>
-      <w:proofErr w:type="spellEnd"/>
-      <w:r>
-        <w:t xml:space="preserve"> bij succes</w:t>
-      </w:r>
-      <w:r>
-        <w:br/>
-      </w:r>
-      <w:proofErr w:type="spellStart"/>
-      <w:r>
-        <w:t>discard</w:t>
-      </w:r>
-      <w:proofErr w:type="spellEnd"/>
-      <w:r>
-        <w:t>-changes bij fout</w:t>
-      </w:r>
-    </w:p>
-    <w:p>
-      <w:r>
-        <w:t>Dus bij fouten blijft je actieve configuratie beschermd.</w:t>
-      </w:r>
-    </w:p>
-    <w:p>
-      <w:pPr>
-        <w:rPr>
-          <w:b/>
-          <w:bCs/>
-        </w:rPr>
-      </w:pPr>
-      <w:r>
-        <w:rPr>
-          <w:b/>
-          <w:bCs/>
-        </w:rPr>
-        <w:t>9. Wat doet je Python-script?</w:t>
-      </w:r>
-    </w:p>
-    <w:p>
-      <w:r>
-        <w:t>Het script doet:</w:t>
-      </w:r>
-    </w:p>
-    <w:p>
-      <w:r>
-        <w:t xml:space="preserve">1. Leest </w:t>
-      </w:r>
-      <w:proofErr w:type="spellStart"/>
-      <w:r>
-        <w:t>devices_router.json</w:t>
-      </w:r>
-      <w:proofErr w:type="spellEnd"/>
-      <w:r>
-        <w:t xml:space="preserve"> of </w:t>
-      </w:r>
-      <w:proofErr w:type="spellStart"/>
-      <w:r>
-        <w:t>devices_switch.json</w:t>
-      </w:r>
-      <w:proofErr w:type="spellEnd"/>
-      <w:r>
-        <w:br/>
-        <w:t>2. Haalt XML-</w:t>
-      </w:r>
-      <w:proofErr w:type="spellStart"/>
-      <w:r>
-        <w:t>config</w:t>
-      </w:r>
-      <w:proofErr w:type="spellEnd"/>
-      <w:r>
-        <w:t xml:space="preserve"> op van GitHub </w:t>
-      </w:r>
-      <w:proofErr w:type="spellStart"/>
-      <w:r>
-        <w:t>raw</w:t>
-      </w:r>
-      <w:proofErr w:type="spellEnd"/>
-      <w:r>
-        <w:t xml:space="preserve"> URL</w:t>
-      </w:r>
-      <w:r>
-        <w:br/>
-        <w:t>3. Maakt NETCONF-verbinding op poort 830</w:t>
-      </w:r>
-      <w:r>
-        <w:br/>
-        <w:t xml:space="preserve">4. Controleert </w:t>
-      </w:r>
-      <w:proofErr w:type="spellStart"/>
-      <w:r>
-        <w:t>candidate</w:t>
-      </w:r>
-      <w:proofErr w:type="spellEnd"/>
-      <w:r>
-        <w:t xml:space="preserve"> support</w:t>
-      </w:r>
-      <w:r>
-        <w:br/>
-        <w:t xml:space="preserve">5. </w:t>
-      </w:r>
-      <w:proofErr w:type="spellStart"/>
-      <w:r>
-        <w:t>Lockt</w:t>
-      </w:r>
-      <w:proofErr w:type="spellEnd"/>
-      <w:r>
-        <w:t xml:space="preserve"> </w:t>
-      </w:r>
-      <w:proofErr w:type="spellStart"/>
-      <w:r>
-        <w:t>candidate</w:t>
-      </w:r>
-      <w:proofErr w:type="spellEnd"/>
-      <w:r>
-        <w:t xml:space="preserve"> datastore</w:t>
-      </w:r>
-      <w:r>
-        <w:br/>
-        <w:t xml:space="preserve">6. Voert </w:t>
-      </w:r>
-      <w:proofErr w:type="spellStart"/>
-      <w:r>
-        <w:t>discard</w:t>
-      </w:r>
-      <w:proofErr w:type="spellEnd"/>
-      <w:r>
-        <w:t xml:space="preserve">-changes uit om oude </w:t>
-      </w:r>
-      <w:proofErr w:type="spellStart"/>
-      <w:r>
-        <w:t>candidate-config</w:t>
-      </w:r>
-      <w:proofErr w:type="spellEnd"/>
-      <w:r>
-        <w:t xml:space="preserve"> te wissen</w:t>
-      </w:r>
-      <w:r>
-        <w:br/>
-        <w:t xml:space="preserve">7. Stuurt </w:t>
-      </w:r>
-      <w:proofErr w:type="spellStart"/>
-      <w:r>
-        <w:t>edit-config</w:t>
-      </w:r>
-      <w:proofErr w:type="spellEnd"/>
-      <w:r>
-        <w:br/>
-        <w:t xml:space="preserve">8. Voert </w:t>
-      </w:r>
-      <w:proofErr w:type="spellStart"/>
-      <w:r>
-        <w:t>commit</w:t>
-      </w:r>
-      <w:proofErr w:type="spellEnd"/>
-      <w:r>
-        <w:t xml:space="preserve"> uit</w:t>
-      </w:r>
-      <w:r>
-        <w:br/>
-      </w:r>
-      <w:r>
-        <w:lastRenderedPageBreak/>
-        <w:t>9. Doet post-check met get-</w:t>
-      </w:r>
-      <w:proofErr w:type="spellStart"/>
-      <w:r>
-        <w:t>config</w:t>
-      </w:r>
-      <w:proofErr w:type="spellEnd"/>
-      <w:r>
-        <w:br/>
-        <w:t>10. Schrijft alles naar deployment.log</w:t>
-      </w:r>
-    </w:p>
-    <w:p>
-      <w:pPr>
-        <w:rPr>
-          <w:b/>
-          <w:bCs/>
-        </w:rPr>
-      </w:pPr>
-      <w:r>
-        <w:rPr>
-          <w:b/>
-          <w:bCs/>
-        </w:rPr>
-        <w:t>10. Wat toon je aan je lector?</w:t>
-      </w:r>
-    </w:p>
-    <w:p>
-      <w:r>
-        <w:t>Eerst log leegmaken:</w:t>
-      </w:r>
-    </w:p>
-    <w:p>
-      <w:proofErr w:type="spellStart"/>
-      <w:r>
-        <w:t>Clear</w:t>
-      </w:r>
-      <w:proofErr w:type="spellEnd"/>
-      <w:r>
-        <w:t>-Content deployment.log</w:t>
-      </w:r>
-    </w:p>
-    <w:p>
-      <w:r>
-        <w:t>Dan router:</w:t>
-      </w:r>
-    </w:p>
-    <w:p>
-      <w:r>
-        <w:t xml:space="preserve">python deploy_netconf.py </w:t>
-      </w:r>
-      <w:proofErr w:type="spellStart"/>
-      <w:r>
-        <w:t>devices_router.json</w:t>
-      </w:r>
-      <w:proofErr w:type="spellEnd"/>
-    </w:p>
-    <w:p>
-      <w:r>
-        <w:t>Dan switch:</w:t>
-      </w:r>
-    </w:p>
-    <w:p>
-      <w:r>
-        <w:t xml:space="preserve">python deploy_netconf.py </w:t>
-      </w:r>
-      <w:proofErr w:type="spellStart"/>
-      <w:r>
-        <w:t>devices_switch.json</w:t>
-      </w:r>
-      <w:proofErr w:type="spellEnd"/>
-    </w:p>
-    <w:p>
-      <w:r>
-        <w:t>Dan bewijs tonen:</w:t>
-      </w:r>
-    </w:p>
-    <w:p>
-      <w:r>
-        <w:t>Get-Content deployment.log</w:t>
-      </w:r>
-    </w:p>
-    <w:p>
-      <w:r>
-        <w:t xml:space="preserve">En op </w:t>
-      </w:r>
-      <w:proofErr w:type="spellStart"/>
-      <w:r>
-        <w:t>devices</w:t>
-      </w:r>
-      <w:proofErr w:type="spellEnd"/>
-      <w:r>
-        <w:t>:</w:t>
-      </w:r>
-    </w:p>
-    <w:p>
-      <w:r>
-        <w:t>Router:</w:t>
-      </w:r>
-    </w:p>
-    <w:p>
-      <w:r>
-        <w:t xml:space="preserve">show run | </w:t>
-      </w:r>
-      <w:proofErr w:type="spellStart"/>
-      <w:r>
-        <w:t>include</w:t>
-      </w:r>
-      <w:proofErr w:type="spellEnd"/>
-      <w:r>
-        <w:t xml:space="preserve"> </w:t>
-      </w:r>
-      <w:proofErr w:type="spellStart"/>
-      <w:r>
-        <w:t>hostname</w:t>
-      </w:r>
-      <w:proofErr w:type="spellEnd"/>
-      <w:r>
-        <w:br/>
-        <w:t xml:space="preserve">show </w:t>
-      </w:r>
-      <w:proofErr w:type="spellStart"/>
-      <w:r>
-        <w:t>ip</w:t>
-      </w:r>
-      <w:proofErr w:type="spellEnd"/>
-      <w:r>
-        <w:t xml:space="preserve"> interface brief</w:t>
-      </w:r>
-      <w:r>
-        <w:br/>
-        <w:t xml:space="preserve">show run | </w:t>
-      </w:r>
-      <w:proofErr w:type="spellStart"/>
-      <w:r>
-        <w:t>section</w:t>
-      </w:r>
-      <w:proofErr w:type="spellEnd"/>
-      <w:r>
-        <w:t xml:space="preserve"> router </w:t>
-      </w:r>
-      <w:proofErr w:type="spellStart"/>
-      <w:r>
-        <w:t>ospf</w:t>
-      </w:r>
-      <w:proofErr w:type="spellEnd"/>
-    </w:p>
-    <w:p>
-      <w:r>
-        <w:t>Switch:</w:t>
-      </w:r>
-    </w:p>
-    <w:p>
-      <w:r>
-        <w:t xml:space="preserve">show run | </w:t>
-      </w:r>
-      <w:proofErr w:type="spellStart"/>
-      <w:r>
-        <w:t>include</w:t>
-      </w:r>
-      <w:proofErr w:type="spellEnd"/>
-      <w:r>
-        <w:t xml:space="preserve"> </w:t>
-      </w:r>
-      <w:proofErr w:type="spellStart"/>
-      <w:r>
-        <w:t>hostname</w:t>
-      </w:r>
-      <w:proofErr w:type="spellEnd"/>
-      <w:r>
-        <w:br/>
-        <w:t xml:space="preserve">show </w:t>
-      </w:r>
-      <w:proofErr w:type="spellStart"/>
-      <w:r>
-        <w:t>ip</w:t>
-      </w:r>
-      <w:proofErr w:type="spellEnd"/>
-      <w:r>
-        <w:t xml:space="preserve"> interface brief</w:t>
-      </w:r>
-      <w:r>
-        <w:br/>
-        <w:t xml:space="preserve">show run interface </w:t>
-      </w:r>
-      <w:proofErr w:type="spellStart"/>
-      <w:r>
-        <w:t>vlan</w:t>
-      </w:r>
-      <w:proofErr w:type="spellEnd"/>
-      <w:r>
-        <w:t xml:space="preserve"> 10</w:t>
-      </w:r>
-    </w:p>
-    <w:p>
-      <w:pPr>
-        <w:rPr>
-          <w:b/>
-          <w:bCs/>
-        </w:rPr>
-      </w:pPr>
-      <w:r>
-        <w:rPr>
-          <w:b/>
-          <w:bCs/>
-        </w:rPr>
-        <w:t>11. Korte uitleg die je letterlijk kan zeggen</w:t>
-      </w:r>
-    </w:p>
-    <w:p>
-      <w:r>
-        <w:t xml:space="preserve">Voor mijn opdracht gebruik ik GitHub als single source of </w:t>
-      </w:r>
-      <w:proofErr w:type="spellStart"/>
-      <w:r>
-        <w:t>truth</w:t>
-      </w:r>
-      <w:proofErr w:type="spellEnd"/>
-      <w:r>
-        <w:t>.</w:t>
-      </w:r>
-      <w:r>
-        <w:br/>
-        <w:t xml:space="preserve">De configuratie staat als YANG-gebaseerde XML in mijn </w:t>
-      </w:r>
-      <w:proofErr w:type="spellStart"/>
-      <w:r>
-        <w:t>repository</w:t>
-      </w:r>
-      <w:proofErr w:type="spellEnd"/>
-      <w:r>
-        <w:t>.</w:t>
-      </w:r>
-      <w:r>
-        <w:br/>
-        <w:t xml:space="preserve">Mijn Python-script haalt die XML rechtstreeks op via de GitHub </w:t>
-      </w:r>
-      <w:proofErr w:type="spellStart"/>
-      <w:r>
-        <w:t>raw</w:t>
-      </w:r>
-      <w:proofErr w:type="spellEnd"/>
-      <w:r>
-        <w:t xml:space="preserve"> URL.</w:t>
-      </w:r>
-      <w:r>
-        <w:br/>
-      </w:r>
-      <w:r>
-        <w:br/>
-        <w:t>Daarna maakt het script via NETCONF verbinding met het IOS-XE toestel op poort 830.</w:t>
-      </w:r>
-      <w:r>
-        <w:br/>
-        <w:t>De configuratie wordt niet rechtstreeks naar running-</w:t>
-      </w:r>
-      <w:proofErr w:type="spellStart"/>
-      <w:r>
-        <w:t>config</w:t>
-      </w:r>
-      <w:proofErr w:type="spellEnd"/>
-      <w:r>
-        <w:t xml:space="preserve"> geschreven, maar eerst naar de </w:t>
-      </w:r>
-      <w:proofErr w:type="spellStart"/>
-      <w:r>
-        <w:t>candidate</w:t>
-      </w:r>
-      <w:proofErr w:type="spellEnd"/>
-      <w:r>
-        <w:t xml:space="preserve"> datastore.</w:t>
-      </w:r>
-      <w:r>
-        <w:br/>
-      </w:r>
-      <w:r>
-        <w:br/>
-        <w:t xml:space="preserve">Als </w:t>
-      </w:r>
-      <w:proofErr w:type="spellStart"/>
-      <w:r>
-        <w:t>edit-config</w:t>
-      </w:r>
-      <w:proofErr w:type="spellEnd"/>
-      <w:r>
-        <w:t xml:space="preserve"> succesvol is, voert het script een </w:t>
-      </w:r>
-      <w:proofErr w:type="spellStart"/>
-      <w:r>
-        <w:t>commit</w:t>
-      </w:r>
-      <w:proofErr w:type="spellEnd"/>
-      <w:r>
-        <w:t xml:space="preserve"> uit.</w:t>
-      </w:r>
-      <w:r>
-        <w:br/>
-        <w:t xml:space="preserve">Als er een fout optreedt, voert het script </w:t>
-      </w:r>
-      <w:proofErr w:type="spellStart"/>
-      <w:r>
-        <w:t>discard</w:t>
-      </w:r>
-      <w:proofErr w:type="spellEnd"/>
-      <w:r>
-        <w:t>-changes uit zodat de actieve running-</w:t>
-      </w:r>
-      <w:proofErr w:type="spellStart"/>
-      <w:r>
-        <w:t>config</w:t>
-      </w:r>
-      <w:proofErr w:type="spellEnd"/>
-      <w:r>
         <w:t xml:space="preserve"> niet half aangepast wordt.</w:t>
       </w:r>
       <w:r>
@@ -3545,9 +5670,6 @@
       </w:r>
       <w:r>
         <w:br/>
-      </w:r>
-      <w:r>
-        <w:lastRenderedPageBreak/>
         <w:t xml:space="preserve">Ik heb dit apart toegepast op een Cisco ISR4221-router en een </w:t>
       </w:r>
       <w:proofErr w:type="spellStart"/>
@@ -3869,6 +5991,304 @@
 <file path=word/numbering.xml><?xml version="1.0" encoding="utf-8"?>
 <w:numbering xmlns:wpc="http://schemas.microsoft.com/office/word/2010/wordprocessingCanvas" xmlns:cx="http://schemas.microsoft.com/office/drawing/2014/chartex" xmlns:cx1="http://schemas.microsoft.com/office/drawing/2015/9/8/chartex" xmlns:cx2="http://schemas.microsoft.com/office/drawing/2015/10/21/chartex" xmlns:cx3="http://schemas.microsoft.com/office/drawing/2016/5/9/chartex" xmlns:cx4="http://schemas.microsoft.com/office/drawing/2016/5/10/chartex" xmlns:cx5="http://schemas.microsoft.com/office/drawing/2016/5/11/chartex" xmlns:cx6="http://schemas.microsoft.com/office/drawing/2016/5/12/chartex" xmlns:cx7="http://schemas.microsoft.com/office/drawing/2016/5/13/chartex" xmlns:cx8="http://schemas.microsoft.com/office/drawing/2016/5/14/chartex" xmlns:mc="http://schemas.openxmlformats.org/markup-compatibility/2006" xmlns:aink="http://schemas.microsoft.com/office/drawing/2016/ink" xmlns:am3d="http://schemas.microsoft.com/office/drawing/2017/model3d" xmlns:o="urn:schemas-microsoft-com:office:office" xmlns:oel="http://schemas.microsoft.com/office/2019/extlst" xmlns:r="http://schemas.openxmlformats.org/officeDocument/2006/relationships" xmlns:m="http://schemas.openxmlformats.org/officeDocument/2006/math" xmlns:v="urn:schemas-microsoft-com:vml" xmlns:wp14="http://schemas.microsoft.com/office/word/2010/wordprocessingDrawing" xmlns:wp="http://schemas.openxmlformats.org/drawingml/2006/wordprocessingDrawing" xmlns:w10="urn:schemas-microsoft-com:office:word" xmlns:w="http://schemas.openxmlformats.org/wordprocessingml/2006/main" xmlns:w14="http://schemas.microsoft.com/office/word/2010/wordml" xmlns:w15="http://schemas.microsoft.com/office/word/2012/wordml" xmlns:w16cex="http://schemas.microsoft.com/office/word/2018/wordml/cex" xmlns:w16cid="http://schemas.microsoft.com/office/word/2016/wordml/cid" xmlns:w16="http://schemas.microsoft.com/office/word/2018/wordml" xmlns:w16du="http://schemas.microsoft.com/office/word/2023/wordml/word16du" xmlns:w16sdtdh="http://schemas.microsoft.com/office/word/2020/wordml/sdtdatahash" xmlns:w16sdtfl="http://schemas.microsoft.com/office/word/2024/wordml/sdtformatlock" xmlns:w16se="http://schemas.microsoft.com/office/word/2015/wordml/symex" xmlns:wpg="http://schemas.microsoft.com/office/word/2010/wordprocessingGroup" xmlns:wpi="http://schemas.microsoft.com/office/word/2010/wordprocessingInk" xmlns:wne="http://schemas.microsoft.com/office/word/2006/wordml" xmlns:wps="http://schemas.microsoft.com/office/word/2010/wordprocessingShape" mc:Ignorable="w14 w15 w16se w16cid w16 w16cex w16sdtdh w16sdtfl w16du wp14">
   <w:abstractNum w:abstractNumId="0" w15:restartNumberingAfterBreak="0">
+    <w:nsid w:val="2A4135AC"/>
+    <w:multiLevelType w:val="multilevel"/>
+    <w:tmpl w:val="B066EF04"/>
+    <w:lvl w:ilvl="0">
+      <w:start w:val="1"/>
+      <w:numFmt w:val="bullet"/>
+      <w:lvlText w:val=""/>
+      <w:lvlJc w:val="left"/>
+      <w:pPr>
+        <w:tabs>
+          <w:tab w:val="num" w:pos="720"/>
+        </w:tabs>
+        <w:ind w:left="720" w:hanging="360"/>
+      </w:pPr>
+      <w:rPr>
+        <w:rFonts w:ascii="Symbol" w:hAnsi="Symbol" w:hint="default"/>
+        <w:sz w:val="20"/>
+      </w:rPr>
+    </w:lvl>
+    <w:lvl w:ilvl="1" w:tentative="1">
+      <w:start w:val="1"/>
+      <w:numFmt w:val="bullet"/>
+      <w:lvlText w:val="o"/>
+      <w:lvlJc w:val="left"/>
+      <w:pPr>
+        <w:tabs>
+          <w:tab w:val="num" w:pos="1440"/>
+        </w:tabs>
+        <w:ind w:left="1440" w:hanging="360"/>
+      </w:pPr>
+      <w:rPr>
+        <w:rFonts w:ascii="Courier New" w:hAnsi="Courier New" w:hint="default"/>
+        <w:sz w:val="20"/>
+      </w:rPr>
+    </w:lvl>
+    <w:lvl w:ilvl="2" w:tentative="1">
+      <w:start w:val="1"/>
+      <w:numFmt w:val="bullet"/>
+      <w:lvlText w:val=""/>
+      <w:lvlJc w:val="left"/>
+      <w:pPr>
+        <w:tabs>
+          <w:tab w:val="num" w:pos="2160"/>
+        </w:tabs>
+        <w:ind w:left="2160" w:hanging="360"/>
+      </w:pPr>
+      <w:rPr>
+        <w:rFonts w:ascii="Wingdings" w:hAnsi="Wingdings" w:hint="default"/>
+        <w:sz w:val="20"/>
+      </w:rPr>
+    </w:lvl>
+    <w:lvl w:ilvl="3" w:tentative="1">
+      <w:start w:val="1"/>
+      <w:numFmt w:val="bullet"/>
+      <w:lvlText w:val=""/>
+      <w:lvlJc w:val="left"/>
+      <w:pPr>
+        <w:tabs>
+          <w:tab w:val="num" w:pos="2880"/>
+        </w:tabs>
+        <w:ind w:left="2880" w:hanging="360"/>
+      </w:pPr>
+      <w:rPr>
+        <w:rFonts w:ascii="Wingdings" w:hAnsi="Wingdings" w:hint="default"/>
+        <w:sz w:val="20"/>
+      </w:rPr>
+    </w:lvl>
+    <w:lvl w:ilvl="4" w:tentative="1">
+      <w:start w:val="1"/>
+      <w:numFmt w:val="bullet"/>
+      <w:lvlText w:val=""/>
+      <w:lvlJc w:val="left"/>
+      <w:pPr>
+        <w:tabs>
+          <w:tab w:val="num" w:pos="3600"/>
+        </w:tabs>
+        <w:ind w:left="3600" w:hanging="360"/>
+      </w:pPr>
+      <w:rPr>
+        <w:rFonts w:ascii="Wingdings" w:hAnsi="Wingdings" w:hint="default"/>
+        <w:sz w:val="20"/>
+      </w:rPr>
+    </w:lvl>
+    <w:lvl w:ilvl="5" w:tentative="1">
+      <w:start w:val="1"/>
+      <w:numFmt w:val="bullet"/>
+      <w:lvlText w:val=""/>
+      <w:lvlJc w:val="left"/>
+      <w:pPr>
+        <w:tabs>
+          <w:tab w:val="num" w:pos="4320"/>
+        </w:tabs>
+        <w:ind w:left="4320" w:hanging="360"/>
+      </w:pPr>
+      <w:rPr>
+        <w:rFonts w:ascii="Wingdings" w:hAnsi="Wingdings" w:hint="default"/>
+        <w:sz w:val="20"/>
+      </w:rPr>
+    </w:lvl>
+    <w:lvl w:ilvl="6" w:tentative="1">
+      <w:start w:val="1"/>
+      <w:numFmt w:val="bullet"/>
+      <w:lvlText w:val=""/>
+      <w:lvlJc w:val="left"/>
+      <w:pPr>
+        <w:tabs>
+          <w:tab w:val="num" w:pos="5040"/>
+        </w:tabs>
+        <w:ind w:left="5040" w:hanging="360"/>
+      </w:pPr>
+      <w:rPr>
+        <w:rFonts w:ascii="Wingdings" w:hAnsi="Wingdings" w:hint="default"/>
+        <w:sz w:val="20"/>
+      </w:rPr>
+    </w:lvl>
+    <w:lvl w:ilvl="7" w:tentative="1">
+      <w:start w:val="1"/>
+      <w:numFmt w:val="bullet"/>
+      <w:lvlText w:val=""/>
+      <w:lvlJc w:val="left"/>
+      <w:pPr>
+        <w:tabs>
+          <w:tab w:val="num" w:pos="5760"/>
+        </w:tabs>
+        <w:ind w:left="5760" w:hanging="360"/>
+      </w:pPr>
+      <w:rPr>
+        <w:rFonts w:ascii="Wingdings" w:hAnsi="Wingdings" w:hint="default"/>
+        <w:sz w:val="20"/>
+      </w:rPr>
+    </w:lvl>
+    <w:lvl w:ilvl="8" w:tentative="1">
+      <w:start w:val="1"/>
+      <w:numFmt w:val="bullet"/>
+      <w:lvlText w:val=""/>
+      <w:lvlJc w:val="left"/>
+      <w:pPr>
+        <w:tabs>
+          <w:tab w:val="num" w:pos="6480"/>
+        </w:tabs>
+        <w:ind w:left="6480" w:hanging="360"/>
+      </w:pPr>
+      <w:rPr>
+        <w:rFonts w:ascii="Wingdings" w:hAnsi="Wingdings" w:hint="default"/>
+        <w:sz w:val="20"/>
+      </w:rPr>
+    </w:lvl>
+  </w:abstractNum>
+  <w:abstractNum w:abstractNumId="1" w15:restartNumberingAfterBreak="0">
+    <w:nsid w:val="2CD52CB6"/>
+    <w:multiLevelType w:val="multilevel"/>
+    <w:tmpl w:val="EFE0F938"/>
+    <w:lvl w:ilvl="0">
+      <w:start w:val="1"/>
+      <w:numFmt w:val="bullet"/>
+      <w:lvlText w:val=""/>
+      <w:lvlJc w:val="left"/>
+      <w:pPr>
+        <w:tabs>
+          <w:tab w:val="num" w:pos="720"/>
+        </w:tabs>
+        <w:ind w:left="720" w:hanging="360"/>
+      </w:pPr>
+      <w:rPr>
+        <w:rFonts w:ascii="Symbol" w:hAnsi="Symbol" w:hint="default"/>
+        <w:sz w:val="20"/>
+      </w:rPr>
+    </w:lvl>
+    <w:lvl w:ilvl="1" w:tentative="1">
+      <w:start w:val="1"/>
+      <w:numFmt w:val="bullet"/>
+      <w:lvlText w:val="o"/>
+      <w:lvlJc w:val="left"/>
+      <w:pPr>
+        <w:tabs>
+          <w:tab w:val="num" w:pos="1440"/>
+        </w:tabs>
+        <w:ind w:left="1440" w:hanging="360"/>
+      </w:pPr>
+      <w:rPr>
+        <w:rFonts w:ascii="Courier New" w:hAnsi="Courier New" w:hint="default"/>
+        <w:sz w:val="20"/>
+      </w:rPr>
+    </w:lvl>
+    <w:lvl w:ilvl="2" w:tentative="1">
+      <w:start w:val="1"/>
+      <w:numFmt w:val="bullet"/>
+      <w:lvlText w:val=""/>
+      <w:lvlJc w:val="left"/>
+      <w:pPr>
+        <w:tabs>
+          <w:tab w:val="num" w:pos="2160"/>
+        </w:tabs>
+        <w:ind w:left="2160" w:hanging="360"/>
+      </w:pPr>
+      <w:rPr>
+        <w:rFonts w:ascii="Wingdings" w:hAnsi="Wingdings" w:hint="default"/>
+        <w:sz w:val="20"/>
+      </w:rPr>
+    </w:lvl>
+    <w:lvl w:ilvl="3" w:tentative="1">
+      <w:start w:val="1"/>
+      <w:numFmt w:val="bullet"/>
+      <w:lvlText w:val=""/>
+      <w:lvlJc w:val="left"/>
+      <w:pPr>
+        <w:tabs>
+          <w:tab w:val="num" w:pos="2880"/>
+        </w:tabs>
+        <w:ind w:left="2880" w:hanging="360"/>
+      </w:pPr>
+      <w:rPr>
+        <w:rFonts w:ascii="Wingdings" w:hAnsi="Wingdings" w:hint="default"/>
+        <w:sz w:val="20"/>
+      </w:rPr>
+    </w:lvl>
+    <w:lvl w:ilvl="4" w:tentative="1">
+      <w:start w:val="1"/>
+      <w:numFmt w:val="bullet"/>
+      <w:lvlText w:val=""/>
+      <w:lvlJc w:val="left"/>
+      <w:pPr>
+        <w:tabs>
+          <w:tab w:val="num" w:pos="3600"/>
+        </w:tabs>
+        <w:ind w:left="3600" w:hanging="360"/>
+      </w:pPr>
+      <w:rPr>
+        <w:rFonts w:ascii="Wingdings" w:hAnsi="Wingdings" w:hint="default"/>
+        <w:sz w:val="20"/>
+      </w:rPr>
+    </w:lvl>
+    <w:lvl w:ilvl="5" w:tentative="1">
+      <w:start w:val="1"/>
+      <w:numFmt w:val="bullet"/>
+      <w:lvlText w:val=""/>
+      <w:lvlJc w:val="left"/>
+      <w:pPr>
+        <w:tabs>
+          <w:tab w:val="num" w:pos="4320"/>
+        </w:tabs>
+        <w:ind w:left="4320" w:hanging="360"/>
+      </w:pPr>
+      <w:rPr>
+        <w:rFonts w:ascii="Wingdings" w:hAnsi="Wingdings" w:hint="default"/>
+        <w:sz w:val="20"/>
+      </w:rPr>
+    </w:lvl>
+    <w:lvl w:ilvl="6" w:tentative="1">
+      <w:start w:val="1"/>
+      <w:numFmt w:val="bullet"/>
+      <w:lvlText w:val=""/>
+      <w:lvlJc w:val="left"/>
+      <w:pPr>
+        <w:tabs>
+          <w:tab w:val="num" w:pos="5040"/>
+        </w:tabs>
+        <w:ind w:left="5040" w:hanging="360"/>
+      </w:pPr>
+      <w:rPr>
+        <w:rFonts w:ascii="Wingdings" w:hAnsi="Wingdings" w:hint="default"/>
+        <w:sz w:val="20"/>
+      </w:rPr>
+    </w:lvl>
+    <w:lvl w:ilvl="7" w:tentative="1">
+      <w:start w:val="1"/>
+      <w:numFmt w:val="bullet"/>
+      <w:lvlText w:val=""/>
+      <w:lvlJc w:val="left"/>
+      <w:pPr>
+        <w:tabs>
+          <w:tab w:val="num" w:pos="5760"/>
+        </w:tabs>
+        <w:ind w:left="5760" w:hanging="360"/>
+      </w:pPr>
+      <w:rPr>
+        <w:rFonts w:ascii="Wingdings" w:hAnsi="Wingdings" w:hint="default"/>
+        <w:sz w:val="20"/>
+      </w:rPr>
+    </w:lvl>
+    <w:lvl w:ilvl="8" w:tentative="1">
+      <w:start w:val="1"/>
+      <w:numFmt w:val="bullet"/>
+      <w:lvlText w:val=""/>
+      <w:lvlJc w:val="left"/>
+      <w:pPr>
+        <w:tabs>
+          <w:tab w:val="num" w:pos="6480"/>
+        </w:tabs>
+        <w:ind w:left="6480" w:hanging="360"/>
+      </w:pPr>
+      <w:rPr>
+        <w:rFonts w:ascii="Wingdings" w:hAnsi="Wingdings" w:hint="default"/>
+        <w:sz w:val="20"/>
+      </w:rPr>
+    </w:lvl>
+  </w:abstractNum>
+  <w:abstractNum w:abstractNumId="2" w15:restartNumberingAfterBreak="0">
     <w:nsid w:val="45923724"/>
     <w:multiLevelType w:val="hybridMultilevel"/>
     <w:tmpl w:val="B4E0AA2A"/>
@@ -3957,8 +6377,166 @@
       </w:pPr>
     </w:lvl>
   </w:abstractNum>
+  <w:abstractNum w:abstractNumId="3" w15:restartNumberingAfterBreak="0">
+    <w:nsid w:val="66A22FCF"/>
+    <w:multiLevelType w:val="multilevel"/>
+    <w:tmpl w:val="B700FF3C"/>
+    <w:lvl w:ilvl="0">
+      <w:start w:val="1"/>
+      <w:numFmt w:val="bullet"/>
+      <w:lvlText w:val=""/>
+      <w:lvlJc w:val="left"/>
+      <w:pPr>
+        <w:tabs>
+          <w:tab w:val="num" w:pos="720"/>
+        </w:tabs>
+        <w:ind w:left="720" w:hanging="360"/>
+      </w:pPr>
+      <w:rPr>
+        <w:rFonts w:ascii="Symbol" w:hAnsi="Symbol" w:hint="default"/>
+        <w:sz w:val="20"/>
+      </w:rPr>
+    </w:lvl>
+    <w:lvl w:ilvl="1" w:tentative="1">
+      <w:start w:val="1"/>
+      <w:numFmt w:val="bullet"/>
+      <w:lvlText w:val="o"/>
+      <w:lvlJc w:val="left"/>
+      <w:pPr>
+        <w:tabs>
+          <w:tab w:val="num" w:pos="1440"/>
+        </w:tabs>
+        <w:ind w:left="1440" w:hanging="360"/>
+      </w:pPr>
+      <w:rPr>
+        <w:rFonts w:ascii="Courier New" w:hAnsi="Courier New" w:hint="default"/>
+        <w:sz w:val="20"/>
+      </w:rPr>
+    </w:lvl>
+    <w:lvl w:ilvl="2" w:tentative="1">
+      <w:start w:val="1"/>
+      <w:numFmt w:val="bullet"/>
+      <w:lvlText w:val=""/>
+      <w:lvlJc w:val="left"/>
+      <w:pPr>
+        <w:tabs>
+          <w:tab w:val="num" w:pos="2160"/>
+        </w:tabs>
+        <w:ind w:left="2160" w:hanging="360"/>
+      </w:pPr>
+      <w:rPr>
+        <w:rFonts w:ascii="Wingdings" w:hAnsi="Wingdings" w:hint="default"/>
+        <w:sz w:val="20"/>
+      </w:rPr>
+    </w:lvl>
+    <w:lvl w:ilvl="3" w:tentative="1">
+      <w:start w:val="1"/>
+      <w:numFmt w:val="bullet"/>
+      <w:lvlText w:val=""/>
+      <w:lvlJc w:val="left"/>
+      <w:pPr>
+        <w:tabs>
+          <w:tab w:val="num" w:pos="2880"/>
+        </w:tabs>
+        <w:ind w:left="2880" w:hanging="360"/>
+      </w:pPr>
+      <w:rPr>
+        <w:rFonts w:ascii="Wingdings" w:hAnsi="Wingdings" w:hint="default"/>
+        <w:sz w:val="20"/>
+      </w:rPr>
+    </w:lvl>
+    <w:lvl w:ilvl="4" w:tentative="1">
+      <w:start w:val="1"/>
+      <w:numFmt w:val="bullet"/>
+      <w:lvlText w:val=""/>
+      <w:lvlJc w:val="left"/>
+      <w:pPr>
+        <w:tabs>
+          <w:tab w:val="num" w:pos="3600"/>
+        </w:tabs>
+        <w:ind w:left="3600" w:hanging="360"/>
+      </w:pPr>
+      <w:rPr>
+        <w:rFonts w:ascii="Wingdings" w:hAnsi="Wingdings" w:hint="default"/>
+        <w:sz w:val="20"/>
+      </w:rPr>
+    </w:lvl>
+    <w:lvl w:ilvl="5" w:tentative="1">
+      <w:start w:val="1"/>
+      <w:numFmt w:val="bullet"/>
+      <w:lvlText w:val=""/>
+      <w:lvlJc w:val="left"/>
+      <w:pPr>
+        <w:tabs>
+          <w:tab w:val="num" w:pos="4320"/>
+        </w:tabs>
+        <w:ind w:left="4320" w:hanging="360"/>
+      </w:pPr>
+      <w:rPr>
+        <w:rFonts w:ascii="Wingdings" w:hAnsi="Wingdings" w:hint="default"/>
+        <w:sz w:val="20"/>
+      </w:rPr>
+    </w:lvl>
+    <w:lvl w:ilvl="6" w:tentative="1">
+      <w:start w:val="1"/>
+      <w:numFmt w:val="bullet"/>
+      <w:lvlText w:val=""/>
+      <w:lvlJc w:val="left"/>
+      <w:pPr>
+        <w:tabs>
+          <w:tab w:val="num" w:pos="5040"/>
+        </w:tabs>
+        <w:ind w:left="5040" w:hanging="360"/>
+      </w:pPr>
+      <w:rPr>
+        <w:rFonts w:ascii="Wingdings" w:hAnsi="Wingdings" w:hint="default"/>
+        <w:sz w:val="20"/>
+      </w:rPr>
+    </w:lvl>
+    <w:lvl w:ilvl="7" w:tentative="1">
+      <w:start w:val="1"/>
+      <w:numFmt w:val="bullet"/>
+      <w:lvlText w:val=""/>
+      <w:lvlJc w:val="left"/>
+      <w:pPr>
+        <w:tabs>
+          <w:tab w:val="num" w:pos="5760"/>
+        </w:tabs>
+        <w:ind w:left="5760" w:hanging="360"/>
+      </w:pPr>
+      <w:rPr>
+        <w:rFonts w:ascii="Wingdings" w:hAnsi="Wingdings" w:hint="default"/>
+        <w:sz w:val="20"/>
+      </w:rPr>
+    </w:lvl>
+    <w:lvl w:ilvl="8" w:tentative="1">
+      <w:start w:val="1"/>
+      <w:numFmt w:val="bullet"/>
+      <w:lvlText w:val=""/>
+      <w:lvlJc w:val="left"/>
+      <w:pPr>
+        <w:tabs>
+          <w:tab w:val="num" w:pos="6480"/>
+        </w:tabs>
+        <w:ind w:left="6480" w:hanging="360"/>
+      </w:pPr>
+      <w:rPr>
+        <w:rFonts w:ascii="Wingdings" w:hAnsi="Wingdings" w:hint="default"/>
+        <w:sz w:val="20"/>
+      </w:rPr>
+    </w:lvl>
+  </w:abstractNum>
   <w:num w:numId="1" w16cid:durableId="562762748">
+    <w:abstractNumId w:val="2"/>
+  </w:num>
+  <w:num w:numId="2" w16cid:durableId="270168806">
     <w:abstractNumId w:val="0"/>
+  </w:num>
+  <w:num w:numId="3" w16cid:durableId="1326933768">
+    <w:abstractNumId w:val="1"/>
+  </w:num>
+  <w:num w:numId="4" w16cid:durableId="507525823">
+    <w:abstractNumId w:val="3"/>
   </w:num>
 </w:numbering>
 </file>
@@ -4566,7 +7144,6 @@
   <w:style w:type="character" w:default="1" w:styleId="Standaardalinea-lettertype">
     <w:name w:val="Default Paragraph Font"/>
     <w:uiPriority w:val="1"/>
-    <w:semiHidden/>
     <w:unhideWhenUsed/>
   </w:style>
   <w:style w:type="table" w:default="1" w:styleId="Standaardtabel">
